--- a/2020年/2020年12月中国电子学会软件编程图形化等级考试4级.docx
+++ b/2020年/2020年12月中国电子学会软件编程图形化等级考试4级.docx
@@ -1,375 +1,5 @@
 
-<file path=customXml\item1.xml><?xml version="1.0" encoding="utf-8"?>
-<s:customData xmlns="http://www.wps.cn/officeDocument/2013/wpsCustomData" xmlns:s="http://www.wps.cn/officeDocument/2013/wpsCustomData">
-  <customSectProps>
-    <customSectPr/>
-  </customSectProps>
-</s:customData>
-</file>
-
-<file path=customXml\itemProps1.xml><?xml version="1.0" encoding="utf-8"?>
-<ds:datastoreItem xmlns:ds="http://schemas.openxmlformats.org/officeDocument/2006/customXml" ds:itemID="{B1977F7D-205B-4081-913C-38D41E755F92}">
-  <ds:schemaRefs>
-    <ds:schemaRef ds:uri="http://www.wps.cn/officeDocument/2013/wpsCustomData"/>
-  </ds:schemaRefs>
-</ds:datastoreItem>
-</file>
-
-<file path=docProps\app.xml><?xml version="1.0" encoding="utf-8"?>
-<Properties xmlns="http://schemas.openxmlformats.org/officeDocument/2006/extended-properties" xmlns:vt="http://schemas.openxmlformats.org/officeDocument/2006/docPropsVTypes">
-  <Template>Normal.dotm</Template>
-  <Pages>1</Pages>
-  <Words>0</Words>
-  <Characters>0</Characters>
-  <Lines>0</Lines>
-  <Paragraphs>0</Paragraphs>
-  <TotalTime>2</TotalTime>
-  <ScaleCrop>false</ScaleCrop>
-  <LinksUpToDate>false</LinksUpToDate>
-  <CharactersWithSpaces>0</CharactersWithSpaces>
-  <Application>WPS Office_11.1.0.10228_F1E327BC-269C-435d-A152-05C5408002CA</Application>
-  <DocSecurity>0</DocSecurity>
-</Properties>
-</file>
-
-<file path=docProps\core.xml><?xml version="1.0" encoding="utf-8"?>
-<cp:coreProperties xmlns:cp="http://schemas.openxmlformats.org/package/2006/metadata/core-properties" xmlns:dc="http://purl.org/dc/elements/1.1/" xmlns:dcterms="http://purl.org/dc/terms/" xmlns:dcmitype="http://purl.org/dc/dcmitype/" xmlns:xsi="http://www.w3.org/2001/XMLSchema-instance">
-  <dcterms:created xsi:type="dcterms:W3CDTF">2021-01-09T12:58:08Z</dcterms:created>
-  <dc:creator>Administrator</dc:creator>
-  <cp:lastModifiedBy>Administrator</cp:lastModifiedBy>
-  <dcterms:modified xsi:type="dcterms:W3CDTF">2021-01-09T13:01:22Z</dcterms:modified>
-</cp:coreProperties>
-</file>
-
-<file path=docProps\custom.xml><?xml version="1.0" encoding="utf-8"?>
-<Properties xmlns="http://schemas.openxmlformats.org/officeDocument/2006/custom-properties" xmlns:vt="http://schemas.openxmlformats.org/officeDocument/2006/docPropsVTypes">
-  <property fmtid="{D5CDD505-2E9C-101B-9397-08002B2CF9AE}" pid="2" name="KSOProductBuildVer">
-    <vt:lpwstr>2052-11.1.0.10228</vt:lpwstr>
-  </property>
-</Properties>
-</file>
-
-<file path=word\activeX\activeX1.xml><?xml version="1.0" encoding="utf-8"?>
-<ax:ocx xmlns:ax="http://schemas.microsoft.com/office/2006/activeX" xmlns:r="http://schemas.openxmlformats.org/officeDocument/2006/relationships" ax:classid="{5512D118-5CC6-11CF-8D67-00AA00BDCE1D}" r:id="rId1" ax:persistence="persistStorage"/>
-</file>
-
-<file path=word\activeX\activeX10.xml><?xml version="1.0" encoding="utf-8"?>
-<ax:ocx xmlns:ax="http://schemas.microsoft.com/office/2006/activeX" xmlns:r="http://schemas.openxmlformats.org/officeDocument/2006/relationships" ax:classid="{5512D118-5CC6-11CF-8D67-00AA00BDCE1D}" r:id="rId1" ax:persistence="persistStorage"/>
-</file>
-
-<file path=word\activeX\activeX11.xml><?xml version="1.0" encoding="utf-8"?>
-<ax:ocx xmlns:ax="http://schemas.microsoft.com/office/2006/activeX" xmlns:r="http://schemas.openxmlformats.org/officeDocument/2006/relationships" ax:classid="{5512D118-5CC6-11CF-8D67-00AA00BDCE1D}" r:id="rId1" ax:persistence="persistStorage"/>
-</file>
-
-<file path=word\activeX\activeX12.xml><?xml version="1.0" encoding="utf-8"?>
-<ax:ocx xmlns:ax="http://schemas.microsoft.com/office/2006/activeX" xmlns:r="http://schemas.openxmlformats.org/officeDocument/2006/relationships" ax:classid="{5512D118-5CC6-11CF-8D67-00AA00BDCE1D}" r:id="rId1" ax:persistence="persistStorage"/>
-</file>
-
-<file path=word\activeX\activeX13.xml><?xml version="1.0" encoding="utf-8"?>
-<ax:ocx xmlns:ax="http://schemas.microsoft.com/office/2006/activeX" xmlns:r="http://schemas.openxmlformats.org/officeDocument/2006/relationships" ax:classid="{5512D118-5CC6-11CF-8D67-00AA00BDCE1D}" r:id="rId1" ax:persistence="persistStorage"/>
-</file>
-
-<file path=word\activeX\activeX14.xml><?xml version="1.0" encoding="utf-8"?>
-<ax:ocx xmlns:ax="http://schemas.microsoft.com/office/2006/activeX" xmlns:r="http://schemas.openxmlformats.org/officeDocument/2006/relationships" ax:classid="{5512D118-5CC6-11CF-8D67-00AA00BDCE1D}" r:id="rId1" ax:persistence="persistStorage"/>
-</file>
-
-<file path=word\activeX\activeX15.xml><?xml version="1.0" encoding="utf-8"?>
-<ax:ocx xmlns:ax="http://schemas.microsoft.com/office/2006/activeX" xmlns:r="http://schemas.openxmlformats.org/officeDocument/2006/relationships" ax:classid="{5512D118-5CC6-11CF-8D67-00AA00BDCE1D}" r:id="rId1" ax:persistence="persistStorage"/>
-</file>
-
-<file path=word\activeX\activeX16.xml><?xml version="1.0" encoding="utf-8"?>
-<ax:ocx xmlns:ax="http://schemas.microsoft.com/office/2006/activeX" xmlns:r="http://schemas.openxmlformats.org/officeDocument/2006/relationships" ax:classid="{5512D118-5CC6-11CF-8D67-00AA00BDCE1D}" r:id="rId1" ax:persistence="persistStorage"/>
-</file>
-
-<file path=word\activeX\activeX17.xml><?xml version="1.0" encoding="utf-8"?>
-<ax:ocx xmlns:ax="http://schemas.microsoft.com/office/2006/activeX" xmlns:r="http://schemas.openxmlformats.org/officeDocument/2006/relationships" ax:classid="{5512D118-5CC6-11CF-8D67-00AA00BDCE1D}" r:id="rId1" ax:persistence="persistStorage"/>
-</file>
-
-<file path=word\activeX\activeX18.xml><?xml version="1.0" encoding="utf-8"?>
-<ax:ocx xmlns:ax="http://schemas.microsoft.com/office/2006/activeX" xmlns:r="http://schemas.openxmlformats.org/officeDocument/2006/relationships" ax:classid="{5512D118-5CC6-11CF-8D67-00AA00BDCE1D}" r:id="rId1" ax:persistence="persistStorage"/>
-</file>
-
-<file path=word\activeX\activeX19.xml><?xml version="1.0" encoding="utf-8"?>
-<ax:ocx xmlns:ax="http://schemas.microsoft.com/office/2006/activeX" xmlns:r="http://schemas.openxmlformats.org/officeDocument/2006/relationships" ax:classid="{5512D118-5CC6-11CF-8D67-00AA00BDCE1D}" r:id="rId1" ax:persistence="persistStorage"/>
-</file>
-
-<file path=word\activeX\activeX2.xml><?xml version="1.0" encoding="utf-8"?>
-<ax:ocx xmlns:ax="http://schemas.microsoft.com/office/2006/activeX" xmlns:r="http://schemas.openxmlformats.org/officeDocument/2006/relationships" ax:classid="{5512D118-5CC6-11CF-8D67-00AA00BDCE1D}" r:id="rId1" ax:persistence="persistStorage"/>
-</file>
-
-<file path=word\activeX\activeX20.xml><?xml version="1.0" encoding="utf-8"?>
-<ax:ocx xmlns:ax="http://schemas.microsoft.com/office/2006/activeX" xmlns:r="http://schemas.openxmlformats.org/officeDocument/2006/relationships" ax:classid="{5512D118-5CC6-11CF-8D67-00AA00BDCE1D}" r:id="rId1" ax:persistence="persistStorage"/>
-</file>
-
-<file path=word\activeX\activeX21.xml><?xml version="1.0" encoding="utf-8"?>
-<ax:ocx xmlns:ax="http://schemas.microsoft.com/office/2006/activeX" xmlns:r="http://schemas.openxmlformats.org/officeDocument/2006/relationships" ax:classid="{5512D118-5CC6-11CF-8D67-00AA00BDCE1D}" r:id="rId1" ax:persistence="persistStorage"/>
-</file>
-
-<file path=word\activeX\activeX22.xml><?xml version="1.0" encoding="utf-8"?>
-<ax:ocx xmlns:ax="http://schemas.microsoft.com/office/2006/activeX" xmlns:r="http://schemas.openxmlformats.org/officeDocument/2006/relationships" ax:classid="{5512D118-5CC6-11CF-8D67-00AA00BDCE1D}" r:id="rId1" ax:persistence="persistStorage"/>
-</file>
-
-<file path=word\activeX\activeX23.xml><?xml version="1.0" encoding="utf-8"?>
-<ax:ocx xmlns:ax="http://schemas.microsoft.com/office/2006/activeX" xmlns:r="http://schemas.openxmlformats.org/officeDocument/2006/relationships" ax:classid="{5512D118-5CC6-11CF-8D67-00AA00BDCE1D}" r:id="rId1" ax:persistence="persistStorage"/>
-</file>
-
-<file path=word\activeX\activeX24.xml><?xml version="1.0" encoding="utf-8"?>
-<ax:ocx xmlns:ax="http://schemas.microsoft.com/office/2006/activeX" xmlns:r="http://schemas.openxmlformats.org/officeDocument/2006/relationships" ax:classid="{5512D118-5CC6-11CF-8D67-00AA00BDCE1D}" r:id="rId1" ax:persistence="persistStorage"/>
-</file>
-
-<file path=word\activeX\activeX25.xml><?xml version="1.0" encoding="utf-8"?>
-<ax:ocx xmlns:ax="http://schemas.microsoft.com/office/2006/activeX" xmlns:r="http://schemas.openxmlformats.org/officeDocument/2006/relationships" ax:classid="{5512D118-5CC6-11CF-8D67-00AA00BDCE1D}" r:id="rId1" ax:persistence="persistStorage"/>
-</file>
-
-<file path=word\activeX\activeX26.xml><?xml version="1.0" encoding="utf-8"?>
-<ax:ocx xmlns:ax="http://schemas.microsoft.com/office/2006/activeX" xmlns:r="http://schemas.openxmlformats.org/officeDocument/2006/relationships" ax:classid="{5512D118-5CC6-11CF-8D67-00AA00BDCE1D}" r:id="rId1" ax:persistence="persistStorage"/>
-</file>
-
-<file path=word\activeX\activeX27.xml><?xml version="1.0" encoding="utf-8"?>
-<ax:ocx xmlns:ax="http://schemas.microsoft.com/office/2006/activeX" xmlns:r="http://schemas.openxmlformats.org/officeDocument/2006/relationships" ax:classid="{5512D118-5CC6-11CF-8D67-00AA00BDCE1D}" r:id="rId1" ax:persistence="persistStorage"/>
-</file>
-
-<file path=word\activeX\activeX28.xml><?xml version="1.0" encoding="utf-8"?>
-<ax:ocx xmlns:ax="http://schemas.microsoft.com/office/2006/activeX" xmlns:r="http://schemas.openxmlformats.org/officeDocument/2006/relationships" ax:classid="{5512D118-5CC6-11CF-8D67-00AA00BDCE1D}" r:id="rId1" ax:persistence="persistStorage"/>
-</file>
-
-<file path=word\activeX\activeX29.xml><?xml version="1.0" encoding="utf-8"?>
-<ax:ocx xmlns:ax="http://schemas.microsoft.com/office/2006/activeX" xmlns:r="http://schemas.openxmlformats.org/officeDocument/2006/relationships" ax:classid="{5512D118-5CC6-11CF-8D67-00AA00BDCE1D}" r:id="rId1" ax:persistence="persistStorage"/>
-</file>
-
-<file path=word\activeX\activeX3.xml><?xml version="1.0" encoding="utf-8"?>
-<ax:ocx xmlns:ax="http://schemas.microsoft.com/office/2006/activeX" xmlns:r="http://schemas.openxmlformats.org/officeDocument/2006/relationships" ax:classid="{5512D118-5CC6-11CF-8D67-00AA00BDCE1D}" r:id="rId1" ax:persistence="persistStorage"/>
-</file>
-
-<file path=word\activeX\activeX30.xml><?xml version="1.0" encoding="utf-8"?>
-<ax:ocx xmlns:ax="http://schemas.microsoft.com/office/2006/activeX" xmlns:r="http://schemas.openxmlformats.org/officeDocument/2006/relationships" ax:classid="{5512D118-5CC6-11CF-8D67-00AA00BDCE1D}" r:id="rId1" ax:persistence="persistStorage"/>
-</file>
-
-<file path=word\activeX\activeX31.xml><?xml version="1.0" encoding="utf-8"?>
-<ax:ocx xmlns:ax="http://schemas.microsoft.com/office/2006/activeX" xmlns:r="http://schemas.openxmlformats.org/officeDocument/2006/relationships" ax:classid="{5512D118-5CC6-11CF-8D67-00AA00BDCE1D}" r:id="rId1" ax:persistence="persistStorage"/>
-</file>
-
-<file path=word\activeX\activeX32.xml><?xml version="1.0" encoding="utf-8"?>
-<ax:ocx xmlns:ax="http://schemas.microsoft.com/office/2006/activeX" xmlns:r="http://schemas.openxmlformats.org/officeDocument/2006/relationships" ax:classid="{5512D118-5CC6-11CF-8D67-00AA00BDCE1D}" r:id="rId1" ax:persistence="persistStorage"/>
-</file>
-
-<file path=word\activeX\activeX33.xml><?xml version="1.0" encoding="utf-8"?>
-<ax:ocx xmlns:ax="http://schemas.microsoft.com/office/2006/activeX" xmlns:r="http://schemas.openxmlformats.org/officeDocument/2006/relationships" ax:classid="{5512D118-5CC6-11CF-8D67-00AA00BDCE1D}" r:id="rId1" ax:persistence="persistStorage"/>
-</file>
-
-<file path=word\activeX\activeX34.xml><?xml version="1.0" encoding="utf-8"?>
-<ax:ocx xmlns:ax="http://schemas.microsoft.com/office/2006/activeX" xmlns:r="http://schemas.openxmlformats.org/officeDocument/2006/relationships" ax:classid="{5512D118-5CC6-11CF-8D67-00AA00BDCE1D}" r:id="rId1" ax:persistence="persistStorage"/>
-</file>
-
-<file path=word\activeX\activeX35.xml><?xml version="1.0" encoding="utf-8"?>
-<ax:ocx xmlns:ax="http://schemas.microsoft.com/office/2006/activeX" xmlns:r="http://schemas.openxmlformats.org/officeDocument/2006/relationships" ax:classid="{5512D118-5CC6-11CF-8D67-00AA00BDCE1D}" r:id="rId1" ax:persistence="persistStorage"/>
-</file>
-
-<file path=word\activeX\activeX36.xml><?xml version="1.0" encoding="utf-8"?>
-<ax:ocx xmlns:ax="http://schemas.microsoft.com/office/2006/activeX" xmlns:r="http://schemas.openxmlformats.org/officeDocument/2006/relationships" ax:classid="{5512D118-5CC6-11CF-8D67-00AA00BDCE1D}" r:id="rId1" ax:persistence="persistStorage"/>
-</file>
-
-<file path=word\activeX\activeX37.xml><?xml version="1.0" encoding="utf-8"?>
-<ax:ocx xmlns:ax="http://schemas.microsoft.com/office/2006/activeX" xmlns:r="http://schemas.openxmlformats.org/officeDocument/2006/relationships" ax:classid="{5512D118-5CC6-11CF-8D67-00AA00BDCE1D}" r:id="rId1" ax:persistence="persistStorage"/>
-</file>
-
-<file path=word\activeX\activeX38.xml><?xml version="1.0" encoding="utf-8"?>
-<ax:ocx xmlns:ax="http://schemas.microsoft.com/office/2006/activeX" xmlns:r="http://schemas.openxmlformats.org/officeDocument/2006/relationships" ax:classid="{5512D118-5CC6-11CF-8D67-00AA00BDCE1D}" r:id="rId1" ax:persistence="persistStorage"/>
-</file>
-
-<file path=word\activeX\activeX39.xml><?xml version="1.0" encoding="utf-8"?>
-<ax:ocx xmlns:ax="http://schemas.microsoft.com/office/2006/activeX" xmlns:r="http://schemas.openxmlformats.org/officeDocument/2006/relationships" ax:classid="{5512D118-5CC6-11CF-8D67-00AA00BDCE1D}" r:id="rId1" ax:persistence="persistStorage"/>
-</file>
-
-<file path=word\activeX\activeX4.xml><?xml version="1.0" encoding="utf-8"?>
-<ax:ocx xmlns:ax="http://schemas.microsoft.com/office/2006/activeX" xmlns:r="http://schemas.openxmlformats.org/officeDocument/2006/relationships" ax:classid="{5512D118-5CC6-11CF-8D67-00AA00BDCE1D}" r:id="rId1" ax:persistence="persistStorage"/>
-</file>
-
-<file path=word\activeX\activeX40.xml><?xml version="1.0" encoding="utf-8"?>
-<ax:ocx xmlns:ax="http://schemas.microsoft.com/office/2006/activeX" xmlns:r="http://schemas.openxmlformats.org/officeDocument/2006/relationships" ax:classid="{5512D118-5CC6-11CF-8D67-00AA00BDCE1D}" r:id="rId1" ax:persistence="persistStorage"/>
-</file>
-
-<file path=word\activeX\activeX41.xml><?xml version="1.0" encoding="utf-8"?>
-<ax:ocx xmlns:ax="http://schemas.microsoft.com/office/2006/activeX" xmlns:r="http://schemas.openxmlformats.org/officeDocument/2006/relationships" ax:classid="{5512D118-5CC6-11CF-8D67-00AA00BDCE1D}" r:id="rId1" ax:persistence="persistStorage"/>
-</file>
-
-<file path=word\activeX\activeX42.xml><?xml version="1.0" encoding="utf-8"?>
-<ax:ocx xmlns:ax="http://schemas.microsoft.com/office/2006/activeX" xmlns:r="http://schemas.openxmlformats.org/officeDocument/2006/relationships" ax:classid="{5512D118-5CC6-11CF-8D67-00AA00BDCE1D}" r:id="rId1" ax:persistence="persistStorage"/>
-</file>
-
-<file path=word\activeX\activeX43.xml><?xml version="1.0" encoding="utf-8"?>
-<ax:ocx xmlns:ax="http://schemas.microsoft.com/office/2006/activeX" xmlns:r="http://schemas.openxmlformats.org/officeDocument/2006/relationships" ax:classid="{5512D118-5CC6-11CF-8D67-00AA00BDCE1D}" r:id="rId1" ax:persistence="persistStorage"/>
-</file>
-
-<file path=word\activeX\activeX44.xml><?xml version="1.0" encoding="utf-8"?>
-<ax:ocx xmlns:ax="http://schemas.microsoft.com/office/2006/activeX" xmlns:r="http://schemas.openxmlformats.org/officeDocument/2006/relationships" ax:classid="{5512D118-5CC6-11CF-8D67-00AA00BDCE1D}" r:id="rId1" ax:persistence="persistStorage"/>
-</file>
-
-<file path=word\activeX\activeX45.xml><?xml version="1.0" encoding="utf-8"?>
-<ax:ocx xmlns:ax="http://schemas.microsoft.com/office/2006/activeX" xmlns:r="http://schemas.openxmlformats.org/officeDocument/2006/relationships" ax:classid="{5512D118-5CC6-11CF-8D67-00AA00BDCE1D}" r:id="rId1" ax:persistence="persistStorage"/>
-</file>
-
-<file path=word\activeX\activeX46.xml><?xml version="1.0" encoding="utf-8"?>
-<ax:ocx xmlns:ax="http://schemas.microsoft.com/office/2006/activeX" xmlns:r="http://schemas.openxmlformats.org/officeDocument/2006/relationships" ax:classid="{5512D118-5CC6-11CF-8D67-00AA00BDCE1D}" r:id="rId1" ax:persistence="persistStorage"/>
-</file>
-
-<file path=word\activeX\activeX47.xml><?xml version="1.0" encoding="utf-8"?>
-<ax:ocx xmlns:ax="http://schemas.microsoft.com/office/2006/activeX" xmlns:r="http://schemas.openxmlformats.org/officeDocument/2006/relationships" ax:classid="{5512D118-5CC6-11CF-8D67-00AA00BDCE1D}" r:id="rId1" ax:persistence="persistStorage"/>
-</file>
-
-<file path=word\activeX\activeX48.xml><?xml version="1.0" encoding="utf-8"?>
-<ax:ocx xmlns:ax="http://schemas.microsoft.com/office/2006/activeX" xmlns:r="http://schemas.openxmlformats.org/officeDocument/2006/relationships" ax:classid="{5512D118-5CC6-11CF-8D67-00AA00BDCE1D}" r:id="rId1" ax:persistence="persistStorage"/>
-</file>
-
-<file path=word\activeX\activeX49.xml><?xml version="1.0" encoding="utf-8"?>
-<ax:ocx xmlns:ax="http://schemas.microsoft.com/office/2006/activeX" xmlns:r="http://schemas.openxmlformats.org/officeDocument/2006/relationships" ax:classid="{5512D118-5CC6-11CF-8D67-00AA00BDCE1D}" r:id="rId1" ax:persistence="persistStorage"/>
-</file>
-
-<file path=word\activeX\activeX5.xml><?xml version="1.0" encoding="utf-8"?>
-<ax:ocx xmlns:ax="http://schemas.microsoft.com/office/2006/activeX" xmlns:r="http://schemas.openxmlformats.org/officeDocument/2006/relationships" ax:classid="{5512D118-5CC6-11CF-8D67-00AA00BDCE1D}" r:id="rId1" ax:persistence="persistStorage"/>
-</file>
-
-<file path=word\activeX\activeX50.xml><?xml version="1.0" encoding="utf-8"?>
-<ax:ocx xmlns:ax="http://schemas.microsoft.com/office/2006/activeX" xmlns:r="http://schemas.openxmlformats.org/officeDocument/2006/relationships" ax:classid="{5512D118-5CC6-11CF-8D67-00AA00BDCE1D}" r:id="rId1" ax:persistence="persistStorage"/>
-</file>
-
-<file path=word\activeX\activeX51.xml><?xml version="1.0" encoding="utf-8"?>
-<ax:ocx xmlns:ax="http://schemas.microsoft.com/office/2006/activeX" xmlns:r="http://schemas.openxmlformats.org/officeDocument/2006/relationships" ax:classid="{5512D118-5CC6-11CF-8D67-00AA00BDCE1D}" r:id="rId1" ax:persistence="persistStorage"/>
-</file>
-
-<file path=word\activeX\activeX52.xml><?xml version="1.0" encoding="utf-8"?>
-<ax:ocx xmlns:ax="http://schemas.microsoft.com/office/2006/activeX" xmlns:r="http://schemas.openxmlformats.org/officeDocument/2006/relationships" ax:classid="{5512D118-5CC6-11CF-8D67-00AA00BDCE1D}" r:id="rId1" ax:persistence="persistStorage"/>
-</file>
-
-<file path=word\activeX\activeX53.xml><?xml version="1.0" encoding="utf-8"?>
-<ax:ocx xmlns:ax="http://schemas.microsoft.com/office/2006/activeX" xmlns:r="http://schemas.openxmlformats.org/officeDocument/2006/relationships" ax:classid="{5512D118-5CC6-11CF-8D67-00AA00BDCE1D}" r:id="rId1" ax:persistence="persistStorage"/>
-</file>
-
-<file path=word\activeX\activeX54.xml><?xml version="1.0" encoding="utf-8"?>
-<ax:ocx xmlns:ax="http://schemas.microsoft.com/office/2006/activeX" xmlns:r="http://schemas.openxmlformats.org/officeDocument/2006/relationships" ax:classid="{5512D118-5CC6-11CF-8D67-00AA00BDCE1D}" r:id="rId1" ax:persistence="persistStorage"/>
-</file>
-
-<file path=word\activeX\activeX55.xml><?xml version="1.0" encoding="utf-8"?>
-<ax:ocx xmlns:ax="http://schemas.microsoft.com/office/2006/activeX" xmlns:r="http://schemas.openxmlformats.org/officeDocument/2006/relationships" ax:classid="{5512D118-5CC6-11CF-8D67-00AA00BDCE1D}" r:id="rId1" ax:persistence="persistStorage"/>
-</file>
-
-<file path=word\activeX\activeX56.xml><?xml version="1.0" encoding="utf-8"?>
-<ax:ocx xmlns:ax="http://schemas.microsoft.com/office/2006/activeX" xmlns:r="http://schemas.openxmlformats.org/officeDocument/2006/relationships" ax:classid="{5512D118-5CC6-11CF-8D67-00AA00BDCE1D}" r:id="rId1" ax:persistence="persistStorage"/>
-</file>
-
-<file path=word\activeX\activeX57.xml><?xml version="1.0" encoding="utf-8"?>
-<ax:ocx xmlns:ax="http://schemas.microsoft.com/office/2006/activeX" xmlns:r="http://schemas.openxmlformats.org/officeDocument/2006/relationships" ax:classid="{5512D118-5CC6-11CF-8D67-00AA00BDCE1D}" r:id="rId1" ax:persistence="persistStorage"/>
-</file>
-
-<file path=word\activeX\activeX58.xml><?xml version="1.0" encoding="utf-8"?>
-<ax:ocx xmlns:ax="http://schemas.microsoft.com/office/2006/activeX" xmlns:r="http://schemas.openxmlformats.org/officeDocument/2006/relationships" ax:classid="{5512D118-5CC6-11CF-8D67-00AA00BDCE1D}" r:id="rId1" ax:persistence="persistStorage"/>
-</file>
-
-<file path=word\activeX\activeX59.xml><?xml version="1.0" encoding="utf-8"?>
-<ax:ocx xmlns:ax="http://schemas.microsoft.com/office/2006/activeX" xmlns:r="http://schemas.openxmlformats.org/officeDocument/2006/relationships" ax:classid="{5512D118-5CC6-11CF-8D67-00AA00BDCE1D}" r:id="rId1" ax:persistence="persistStorage"/>
-</file>
-
-<file path=word\activeX\activeX6.xml><?xml version="1.0" encoding="utf-8"?>
-<ax:ocx xmlns:ax="http://schemas.microsoft.com/office/2006/activeX" xmlns:r="http://schemas.openxmlformats.org/officeDocument/2006/relationships" ax:classid="{5512D118-5CC6-11CF-8D67-00AA00BDCE1D}" r:id="rId1" ax:persistence="persistStorage"/>
-</file>
-
-<file path=word\activeX\activeX60.xml><?xml version="1.0" encoding="utf-8"?>
-<ax:ocx xmlns:ax="http://schemas.microsoft.com/office/2006/activeX" xmlns:r="http://schemas.openxmlformats.org/officeDocument/2006/relationships" ax:classid="{5512D118-5CC6-11CF-8D67-00AA00BDCE1D}" r:id="rId1" ax:persistence="persistStorage"/>
-</file>
-
-<file path=word\activeX\activeX61.xml><?xml version="1.0" encoding="utf-8"?>
-<ax:ocx xmlns:ax="http://schemas.microsoft.com/office/2006/activeX" xmlns:r="http://schemas.openxmlformats.org/officeDocument/2006/relationships" ax:classid="{5512D118-5CC6-11CF-8D67-00AA00BDCE1D}" r:id="rId1" ax:persistence="persistStorage"/>
-</file>
-
-<file path=word\activeX\activeX62.xml><?xml version="1.0" encoding="utf-8"?>
-<ax:ocx xmlns:ax="http://schemas.microsoft.com/office/2006/activeX" xmlns:r="http://schemas.openxmlformats.org/officeDocument/2006/relationships" ax:classid="{5512D118-5CC6-11CF-8D67-00AA00BDCE1D}" r:id="rId1" ax:persistence="persistStorage"/>
-</file>
-
-<file path=word\activeX\activeX63.xml><?xml version="1.0" encoding="utf-8"?>
-<ax:ocx xmlns:ax="http://schemas.microsoft.com/office/2006/activeX" xmlns:r="http://schemas.openxmlformats.org/officeDocument/2006/relationships" ax:classid="{5512D118-5CC6-11CF-8D67-00AA00BDCE1D}" r:id="rId1" ax:persistence="persistStorage"/>
-</file>
-
-<file path=word\activeX\activeX64.xml><?xml version="1.0" encoding="utf-8"?>
-<ax:ocx xmlns:ax="http://schemas.microsoft.com/office/2006/activeX" xmlns:r="http://schemas.openxmlformats.org/officeDocument/2006/relationships" ax:classid="{5512D118-5CC6-11CF-8D67-00AA00BDCE1D}" r:id="rId1" ax:persistence="persistStorage"/>
-</file>
-
-<file path=word\activeX\activeX65.xml><?xml version="1.0" encoding="utf-8"?>
-<ax:ocx xmlns:ax="http://schemas.microsoft.com/office/2006/activeX" xmlns:r="http://schemas.openxmlformats.org/officeDocument/2006/relationships" ax:classid="{5512D118-5CC6-11CF-8D67-00AA00BDCE1D}" r:id="rId1" ax:persistence="persistStorage"/>
-</file>
-
-<file path=word\activeX\activeX66.xml><?xml version="1.0" encoding="utf-8"?>
-<ax:ocx xmlns:ax="http://schemas.microsoft.com/office/2006/activeX" xmlns:r="http://schemas.openxmlformats.org/officeDocument/2006/relationships" ax:classid="{5512D118-5CC6-11CF-8D67-00AA00BDCE1D}" r:id="rId1" ax:persistence="persistStorage"/>
-</file>
-
-<file path=word\activeX\activeX67.xml><?xml version="1.0" encoding="utf-8"?>
-<ax:ocx xmlns:ax="http://schemas.microsoft.com/office/2006/activeX" xmlns:r="http://schemas.openxmlformats.org/officeDocument/2006/relationships" ax:classid="{5512D118-5CC6-11CF-8D67-00AA00BDCE1D}" r:id="rId1" ax:persistence="persistStorage"/>
-</file>
-
-<file path=word\activeX\activeX68.xml><?xml version="1.0" encoding="utf-8"?>
-<ax:ocx xmlns:ax="http://schemas.microsoft.com/office/2006/activeX" xmlns:r="http://schemas.openxmlformats.org/officeDocument/2006/relationships" ax:classid="{5512D118-5CC6-11CF-8D67-00AA00BDCE1D}" r:id="rId1" ax:persistence="persistStorage"/>
-</file>
-
-<file path=word\activeX\activeX69.xml><?xml version="1.0" encoding="utf-8"?>
-<ax:ocx xmlns:ax="http://schemas.microsoft.com/office/2006/activeX" xmlns:r="http://schemas.openxmlformats.org/officeDocument/2006/relationships" ax:classid="{5512D118-5CC6-11CF-8D67-00AA00BDCE1D}" r:id="rId1" ax:persistence="persistStorage"/>
-</file>
-
-<file path=word\activeX\activeX7.xml><?xml version="1.0" encoding="utf-8"?>
-<ax:ocx xmlns:ax="http://schemas.microsoft.com/office/2006/activeX" xmlns:r="http://schemas.openxmlformats.org/officeDocument/2006/relationships" ax:classid="{5512D118-5CC6-11CF-8D67-00AA00BDCE1D}" r:id="rId1" ax:persistence="persistStorage"/>
-</file>
-
-<file path=word\activeX\activeX70.xml><?xml version="1.0" encoding="utf-8"?>
-<ax:ocx xmlns:ax="http://schemas.microsoft.com/office/2006/activeX" xmlns:r="http://schemas.openxmlformats.org/officeDocument/2006/relationships" ax:classid="{5512D118-5CC6-11CF-8D67-00AA00BDCE1D}" r:id="rId1" ax:persistence="persistStorage"/>
-</file>
-
-<file path=word\activeX\activeX71.xml><?xml version="1.0" encoding="utf-8"?>
-<ax:ocx xmlns:ax="http://schemas.microsoft.com/office/2006/activeX" xmlns:r="http://schemas.openxmlformats.org/officeDocument/2006/relationships" ax:classid="{5512D118-5CC6-11CF-8D67-00AA00BDCE1D}" r:id="rId1" ax:persistence="persistStorage"/>
-</file>
-
-<file path=word\activeX\activeX72.xml><?xml version="1.0" encoding="utf-8"?>
-<ax:ocx xmlns:ax="http://schemas.microsoft.com/office/2006/activeX" xmlns:r="http://schemas.openxmlformats.org/officeDocument/2006/relationships" ax:classid="{5512D118-5CC6-11CF-8D67-00AA00BDCE1D}" r:id="rId1" ax:persistence="persistStorage"/>
-</file>
-
-<file path=word\activeX\activeX73.xml><?xml version="1.0" encoding="utf-8"?>
-<ax:ocx xmlns:ax="http://schemas.microsoft.com/office/2006/activeX" xmlns:r="http://schemas.openxmlformats.org/officeDocument/2006/relationships" ax:classid="{5512D118-5CC6-11CF-8D67-00AA00BDCE1D}" r:id="rId1" ax:persistence="persistStorage"/>
-</file>
-
-<file path=word\activeX\activeX74.xml><?xml version="1.0" encoding="utf-8"?>
-<ax:ocx xmlns:ax="http://schemas.microsoft.com/office/2006/activeX" xmlns:r="http://schemas.openxmlformats.org/officeDocument/2006/relationships" ax:classid="{5512D118-5CC6-11CF-8D67-00AA00BDCE1D}" r:id="rId1" ax:persistence="persistStorage"/>
-</file>
-
-<file path=word\activeX\activeX75.xml><?xml version="1.0" encoding="utf-8"?>
-<ax:ocx xmlns:ax="http://schemas.microsoft.com/office/2006/activeX" xmlns:r="http://schemas.openxmlformats.org/officeDocument/2006/relationships" ax:classid="{5512D118-5CC6-11CF-8D67-00AA00BDCE1D}" r:id="rId1" ax:persistence="persistStorage"/>
-</file>
-
-<file path=word\activeX\activeX76.xml><?xml version="1.0" encoding="utf-8"?>
-<ax:ocx xmlns:ax="http://schemas.microsoft.com/office/2006/activeX" xmlns:r="http://schemas.openxmlformats.org/officeDocument/2006/relationships" ax:classid="{5512D118-5CC6-11CF-8D67-00AA00BDCE1D}" r:id="rId1" ax:persistence="persistStorage"/>
-</file>
-
-<file path=word\activeX\activeX77.xml><?xml version="1.0" encoding="utf-8"?>
-<ax:ocx xmlns:ax="http://schemas.microsoft.com/office/2006/activeX" xmlns:r="http://schemas.openxmlformats.org/officeDocument/2006/relationships" ax:classid="{5512D118-5CC6-11CF-8D67-00AA00BDCE1D}" r:id="rId1" ax:persistence="persistStorage"/>
-</file>
-
-<file path=word\activeX\activeX78.xml><?xml version="1.0" encoding="utf-8"?>
-<ax:ocx xmlns:ax="http://schemas.microsoft.com/office/2006/activeX" xmlns:r="http://schemas.openxmlformats.org/officeDocument/2006/relationships" ax:classid="{5512D118-5CC6-11CF-8D67-00AA00BDCE1D}" r:id="rId1" ax:persistence="persistStorage"/>
-</file>
-
-<file path=word\activeX\activeX79.xml><?xml version="1.0" encoding="utf-8"?>
-<ax:ocx xmlns:ax="http://schemas.microsoft.com/office/2006/activeX" xmlns:r="http://schemas.openxmlformats.org/officeDocument/2006/relationships" ax:classid="{5512D118-5CC6-11CF-8D67-00AA00BDCE1D}" r:id="rId1" ax:persistence="persistStorage"/>
-</file>
-
-<file path=word\activeX\activeX8.xml><?xml version="1.0" encoding="utf-8"?>
-<ax:ocx xmlns:ax="http://schemas.microsoft.com/office/2006/activeX" xmlns:r="http://schemas.openxmlformats.org/officeDocument/2006/relationships" ax:classid="{5512D118-5CC6-11CF-8D67-00AA00BDCE1D}" r:id="rId1" ax:persistence="persistStorage"/>
-</file>
-
-<file path=word\activeX\activeX80.xml><?xml version="1.0" encoding="utf-8"?>
-<ax:ocx xmlns:ax="http://schemas.microsoft.com/office/2006/activeX" xmlns:r="http://schemas.openxmlformats.org/officeDocument/2006/relationships" ax:classid="{5512D118-5CC6-11CF-8D67-00AA00BDCE1D}" r:id="rId1" ax:persistence="persistStorage"/>
-</file>
-
-<file path=word\activeX\activeX9.xml><?xml version="1.0" encoding="utf-8"?>
-<ax:ocx xmlns:ax="http://schemas.microsoft.com/office/2006/activeX" xmlns:r="http://schemas.openxmlformats.org/officeDocument/2006/relationships" ax:classid="{5512D118-5CC6-11CF-8D67-00AA00BDCE1D}" r:id="rId1" ax:persistence="persistStorage"/>
-</file>
-
-<file path=word\document.xml><?xml version="1.0" encoding="utf-8"?>
+<file path=word/document.xml><?xml version="1.0" encoding="utf-8"?>
 <w:document xmlns:w="http://schemas.openxmlformats.org/wordprocessingml/2006/main" xmlns:r="http://schemas.openxmlformats.org/officeDocument/2006/relationships" xmlns:wp="http://schemas.openxmlformats.org/drawingml/2006/wordprocessingDrawing" xmlns:a="http://schemas.openxmlformats.org/drawingml/2006/main" xmlns:pic="http://schemas.openxmlformats.org/drawingml/2006/picture">
   <w:body>
     <w:p>
@@ -672,23 +302,23 @@
               </w:rPr>
               <w:drawing>
                 <wp:inline distT="0" distB="0" distL="0" distR="0">
-                  <wp:extent cx="2571750" cy="2857500"/>
+                  <wp:extent cx="174725" cy="135897"/>
                   <wp:effectExtent l="0" t="0" r="0" b="0"/>
-                  <wp:docPr id="102" name="Picture 102" descr="image"/>
+                  <wp:docPr id="187" name="Picture 187" descr="image"/>
                   <wp:cNvGraphicFramePr>
-                    <a:graphicFrameLocks xmlns:a="http://schemas.openxmlformats.org/drawingml/2006/main" noChangeAspect="1"/>
+                    <a:graphicFrameLocks noChangeAspect="1"/>
                   </wp:cNvGraphicFramePr>
-                  <a:graphic xmlns:a="http://schemas.openxmlformats.org/drawingml/2006/main">
+                  <a:graphic>
                     <a:graphicData uri="http://schemas.openxmlformats.org/drawingml/2006/picture">
-                      <pic:pic xmlns:pic="http://schemas.openxmlformats.org/drawingml/2006/picture">
+                      <pic:pic>
                         <pic:nvPicPr>
-                          <pic:cNvPr id="102" name="Picture 102" descr="image"/>
+                          <pic:cNvPr id="187" name="Picture 187" descr="image"/>
                           <pic:cNvPicPr>
                             <a:picLocks noChangeAspect="1"/>
                           </pic:cNvPicPr>
                         </pic:nvPicPr>
                         <pic:blipFill>
-                          <a:blip r:embed="rId6|rId7"/>
+                          <a:blip r:embed="rId6"/>
                           <a:stretch>
                             <a:fillRect/>
                           </a:stretch>
@@ -696,7 +326,44 @@
                         <pic:spPr>
                           <a:xfrm>
                             <a:off x="0" y="0"/>
-                            <a:ext cx="2571750" cy="2857500"/>
+                            <a:ext cx="174725" cy="135897"/>
+                          </a:xfrm>
+                          <a:prstGeom prst="rect">
+                            <a:avLst/>
+                          </a:prstGeom>
+                        </pic:spPr>
+                      </pic:pic>
+                    </a:graphicData>
+                  </a:graphic>
+                </wp:inline>
+              </w:drawing>
+              <w:drawing>
+                <wp:inline distT="0" distB="0" distL="0" distR="0">
+                  <wp:extent cx="2705000" cy="3235646"/>
+                  <wp:effectExtent l="0" t="0" r="0" b="0"/>
+                  <wp:docPr id="188" name="Picture 188" descr="image"/>
+                  <wp:cNvGraphicFramePr>
+                    <a:graphicFrameLocks noChangeAspect="1"/>
+                  </wp:cNvGraphicFramePr>
+                  <a:graphic>
+                    <a:graphicData uri="http://schemas.openxmlformats.org/drawingml/2006/picture">
+                      <pic:pic>
+                        <pic:nvPicPr>
+                          <pic:cNvPr id="188" name="Picture 188" descr="image"/>
+                          <pic:cNvPicPr>
+                            <a:picLocks noChangeAspect="1"/>
+                          </pic:cNvPicPr>
+                        </pic:nvPicPr>
+                        <pic:blipFill>
+                          <a:blip r:embed="rId7"/>
+                          <a:stretch>
+                            <a:fillRect/>
+                          </a:stretch>
+                        </pic:blipFill>
+                        <pic:spPr>
+                          <a:xfrm>
+                            <a:off x="0" y="0"/>
+                            <a:ext cx="2705000" cy="3235646"/>
                           </a:xfrm>
                           <a:prstGeom prst="rect">
                             <a:avLst/>
@@ -760,23 +427,23 @@
               </w:rPr>
               <w:drawing>
                 <wp:inline distT="0" distB="0" distL="0" distR="0">
-                  <wp:extent cx="2571750" cy="2857500"/>
+                  <wp:extent cx="175118" cy="136203"/>
                   <wp:effectExtent l="0" t="0" r="0" b="0"/>
-                  <wp:docPr id="103" name="Picture 103" descr="image"/>
+                  <wp:docPr id="189" name="Picture 189" descr="image"/>
                   <wp:cNvGraphicFramePr>
-                    <a:graphicFrameLocks xmlns:a="http://schemas.openxmlformats.org/drawingml/2006/main" noChangeAspect="1"/>
+                    <a:graphicFrameLocks noChangeAspect="1"/>
                   </wp:cNvGraphicFramePr>
-                  <a:graphic xmlns:a="http://schemas.openxmlformats.org/drawingml/2006/main">
+                  <a:graphic>
                     <a:graphicData uri="http://schemas.openxmlformats.org/drawingml/2006/picture">
-                      <pic:pic xmlns:pic="http://schemas.openxmlformats.org/drawingml/2006/picture">
+                      <pic:pic>
                         <pic:nvPicPr>
-                          <pic:cNvPr id="103" name="Picture 103" descr="image"/>
+                          <pic:cNvPr id="189" name="Picture 189" descr="image"/>
                           <pic:cNvPicPr>
                             <a:picLocks noChangeAspect="1"/>
                           </pic:cNvPicPr>
                         </pic:nvPicPr>
                         <pic:blipFill>
-                          <a:blip r:embed="rId6|rId9"/>
+                          <a:blip r:embed="rId6"/>
                           <a:stretch>
                             <a:fillRect/>
                           </a:stretch>
@@ -784,7 +451,44 @@
                         <pic:spPr>
                           <a:xfrm>
                             <a:off x="0" y="0"/>
-                            <a:ext cx="2571750" cy="2857500"/>
+                            <a:ext cx="175118" cy="136203"/>
+                          </a:xfrm>
+                          <a:prstGeom prst="rect">
+                            <a:avLst/>
+                          </a:prstGeom>
+                        </pic:spPr>
+                      </pic:pic>
+                    </a:graphicData>
+                  </a:graphic>
+                </wp:inline>
+              </w:drawing>
+              <w:drawing>
+                <wp:inline distT="0" distB="0" distL="0" distR="0">
+                  <wp:extent cx="2704607" cy="3242934"/>
+                  <wp:effectExtent l="0" t="0" r="0" b="0"/>
+                  <wp:docPr id="190" name="Picture 190" descr="image"/>
+                  <wp:cNvGraphicFramePr>
+                    <a:graphicFrameLocks noChangeAspect="1"/>
+                  </wp:cNvGraphicFramePr>
+                  <a:graphic>
+                    <a:graphicData uri="http://schemas.openxmlformats.org/drawingml/2006/picture">
+                      <pic:pic>
+                        <pic:nvPicPr>
+                          <pic:cNvPr id="190" name="Picture 190" descr="image"/>
+                          <pic:cNvPicPr>
+                            <a:picLocks noChangeAspect="1"/>
+                          </pic:cNvPicPr>
+                        </pic:nvPicPr>
+                        <pic:blipFill>
+                          <a:blip r:embed="rId9"/>
+                          <a:stretch>
+                            <a:fillRect/>
+                          </a:stretch>
+                        </pic:blipFill>
+                        <pic:spPr>
+                          <a:xfrm>
+                            <a:off x="0" y="0"/>
+                            <a:ext cx="2704607" cy="3242934"/>
                           </a:xfrm>
                           <a:prstGeom prst="rect">
                             <a:avLst/>
@@ -853,23 +557,23 @@
               </w:rPr>
               <w:drawing>
                 <wp:inline distT="0" distB="0" distL="0" distR="0">
-                  <wp:extent cx="2571750" cy="2857500"/>
+                  <wp:extent cx="174333" cy="135592"/>
                   <wp:effectExtent l="0" t="0" r="0" b="0"/>
-                  <wp:docPr id="104" name="Picture 104" descr="image"/>
+                  <wp:docPr id="191" name="Picture 191" descr="image"/>
                   <wp:cNvGraphicFramePr>
-                    <a:graphicFrameLocks xmlns:a="http://schemas.openxmlformats.org/drawingml/2006/main" noChangeAspect="1"/>
+                    <a:graphicFrameLocks noChangeAspect="1"/>
                   </wp:cNvGraphicFramePr>
-                  <a:graphic xmlns:a="http://schemas.openxmlformats.org/drawingml/2006/main">
+                  <a:graphic>
                     <a:graphicData uri="http://schemas.openxmlformats.org/drawingml/2006/picture">
-                      <pic:pic xmlns:pic="http://schemas.openxmlformats.org/drawingml/2006/picture">
+                      <pic:pic>
                         <pic:nvPicPr>
-                          <pic:cNvPr id="104" name="Picture 104" descr="image"/>
+                          <pic:cNvPr id="191" name="Picture 191" descr="image"/>
                           <pic:cNvPicPr>
                             <a:picLocks noChangeAspect="1"/>
                           </pic:cNvPicPr>
                         </pic:nvPicPr>
                         <pic:blipFill>
-                          <a:blip r:embed="rId6|rId11"/>
+                          <a:blip r:embed="rId6"/>
                           <a:stretch>
                             <a:fillRect/>
                           </a:stretch>
@@ -877,7 +581,44 @@
                         <pic:spPr>
                           <a:xfrm>
                             <a:off x="0" y="0"/>
-                            <a:ext cx="2571750" cy="2857500"/>
+                            <a:ext cx="174333" cy="135592"/>
+                          </a:xfrm>
+                          <a:prstGeom prst="rect">
+                            <a:avLst/>
+                          </a:prstGeom>
+                        </pic:spPr>
+                      </pic:pic>
+                    </a:graphicData>
+                  </a:graphic>
+                </wp:inline>
+              </w:drawing>
+              <w:drawing>
+                <wp:inline distT="0" distB="0" distL="0" distR="0">
+                  <wp:extent cx="2705392" cy="3228391"/>
+                  <wp:effectExtent l="0" t="0" r="0" b="0"/>
+                  <wp:docPr id="192" name="Picture 192" descr="image"/>
+                  <wp:cNvGraphicFramePr>
+                    <a:graphicFrameLocks noChangeAspect="1"/>
+                  </wp:cNvGraphicFramePr>
+                  <a:graphic>
+                    <a:graphicData uri="http://schemas.openxmlformats.org/drawingml/2006/picture">
+                      <pic:pic>
+                        <pic:nvPicPr>
+                          <pic:cNvPr id="192" name="Picture 192" descr="image"/>
+                          <pic:cNvPicPr>
+                            <a:picLocks noChangeAspect="1"/>
+                          </pic:cNvPicPr>
+                        </pic:nvPicPr>
+                        <pic:blipFill>
+                          <a:blip r:embed="rId11"/>
+                          <a:stretch>
+                            <a:fillRect/>
+                          </a:stretch>
+                        </pic:blipFill>
+                        <pic:spPr>
+                          <a:xfrm>
+                            <a:off x="0" y="0"/>
+                            <a:ext cx="2705392" cy="3228391"/>
                           </a:xfrm>
                           <a:prstGeom prst="rect">
                             <a:avLst/>
@@ -941,23 +682,23 @@
               </w:rPr>
               <w:drawing>
                 <wp:inline distT="0" distB="0" distL="0" distR="0">
-                  <wp:extent cx="2571750" cy="2857500"/>
+                  <wp:extent cx="174725" cy="135897"/>
                   <wp:effectExtent l="0" t="0" r="0" b="0"/>
-                  <wp:docPr id="105" name="Picture 105" descr="image"/>
+                  <wp:docPr id="193" name="Picture 193" descr="image"/>
                   <wp:cNvGraphicFramePr>
-                    <a:graphicFrameLocks xmlns:a="http://schemas.openxmlformats.org/drawingml/2006/main" noChangeAspect="1"/>
+                    <a:graphicFrameLocks noChangeAspect="1"/>
                   </wp:cNvGraphicFramePr>
-                  <a:graphic xmlns:a="http://schemas.openxmlformats.org/drawingml/2006/main">
+                  <a:graphic>
                     <a:graphicData uri="http://schemas.openxmlformats.org/drawingml/2006/picture">
-                      <pic:pic xmlns:pic="http://schemas.openxmlformats.org/drawingml/2006/picture">
+                      <pic:pic>
                         <pic:nvPicPr>
-                          <pic:cNvPr id="105" name="Picture 105" descr="image"/>
+                          <pic:cNvPr id="193" name="Picture 193" descr="image"/>
                           <pic:cNvPicPr>
                             <a:picLocks noChangeAspect="1"/>
                           </pic:cNvPicPr>
                         </pic:nvPicPr>
                         <pic:blipFill>
-                          <a:blip r:embed="rId6|rId13"/>
+                          <a:blip r:embed="rId6"/>
                           <a:stretch>
                             <a:fillRect/>
                           </a:stretch>
@@ -965,7 +706,44 @@
                         <pic:spPr>
                           <a:xfrm>
                             <a:off x="0" y="0"/>
-                            <a:ext cx="2571750" cy="2857500"/>
+                            <a:ext cx="174725" cy="135897"/>
+                          </a:xfrm>
+                          <a:prstGeom prst="rect">
+                            <a:avLst/>
+                          </a:prstGeom>
+                        </pic:spPr>
+                      </pic:pic>
+                    </a:graphicData>
+                  </a:graphic>
+                </wp:inline>
+              </w:drawing>
+              <w:drawing>
+                <wp:inline distT="0" distB="0" distL="0" distR="0">
+                  <wp:extent cx="2705000" cy="3235646"/>
+                  <wp:effectExtent l="0" t="0" r="0" b="0"/>
+                  <wp:docPr id="194" name="Picture 194" descr="image"/>
+                  <wp:cNvGraphicFramePr>
+                    <a:graphicFrameLocks noChangeAspect="1"/>
+                  </wp:cNvGraphicFramePr>
+                  <a:graphic>
+                    <a:graphicData uri="http://schemas.openxmlformats.org/drawingml/2006/picture">
+                      <pic:pic>
+                        <pic:nvPicPr>
+                          <pic:cNvPr id="194" name="Picture 194" descr="image"/>
+                          <pic:cNvPicPr>
+                            <a:picLocks noChangeAspect="1"/>
+                          </pic:cNvPicPr>
+                        </pic:nvPicPr>
+                        <pic:blipFill>
+                          <a:blip r:embed="rId13"/>
+                          <a:stretch>
+                            <a:fillRect/>
+                          </a:stretch>
+                        </pic:blipFill>
+                        <pic:spPr>
+                          <a:xfrm>
+                            <a:off x="0" y="0"/>
+                            <a:ext cx="2705000" cy="3235646"/>
                           </a:xfrm>
                           <a:prstGeom prst="rect">
                             <a:avLst/>
@@ -1915,23 +1693,23 @@
               </w:rPr>
               <w:drawing>
                 <wp:inline distT="0" distB="0" distL="0" distR="0">
-                  <wp:extent cx="2571750" cy="2857500"/>
+                  <wp:extent cx="94018" cy="73125"/>
                   <wp:effectExtent l="0" t="0" r="0" b="0"/>
-                  <wp:docPr id="116" name="Picture 116" descr="image"/>
+                  <wp:docPr id="195" name="Picture 195" descr="image"/>
                   <wp:cNvGraphicFramePr>
-                    <a:graphicFrameLocks xmlns:a="http://schemas.openxmlformats.org/drawingml/2006/main" noChangeAspect="1"/>
+                    <a:graphicFrameLocks noChangeAspect="1"/>
                   </wp:cNvGraphicFramePr>
-                  <a:graphic xmlns:a="http://schemas.openxmlformats.org/drawingml/2006/main">
+                  <a:graphic>
                     <a:graphicData uri="http://schemas.openxmlformats.org/drawingml/2006/picture">
-                      <pic:pic xmlns:pic="http://schemas.openxmlformats.org/drawingml/2006/picture">
+                      <pic:pic>
                         <pic:nvPicPr>
-                          <pic:cNvPr id="116" name="Picture 116" descr="image"/>
+                          <pic:cNvPr id="195" name="Picture 195" descr="image"/>
                           <pic:cNvPicPr>
                             <a:picLocks noChangeAspect="1"/>
                           </pic:cNvPicPr>
                         </pic:nvPicPr>
                         <pic:blipFill>
-                          <a:blip r:embed="rId6|rId25"/>
+                          <a:blip r:embed="rId6"/>
                           <a:stretch>
                             <a:fillRect/>
                           </a:stretch>
@@ -1939,7 +1717,44 @@
                         <pic:spPr>
                           <a:xfrm>
                             <a:off x="0" y="0"/>
-                            <a:ext cx="2571750" cy="2857500"/>
+                            <a:ext cx="94018" cy="73125"/>
+                          </a:xfrm>
+                          <a:prstGeom prst="rect">
+                            <a:avLst/>
+                          </a:prstGeom>
+                        </pic:spPr>
+                      </pic:pic>
+                    </a:graphicData>
+                  </a:graphic>
+                </wp:inline>
+              </w:drawing>
+              <w:drawing>
+                <wp:inline distT="0" distB="0" distL="0" distR="0">
+                  <wp:extent cx="2785707" cy="1253568"/>
+                  <wp:effectExtent l="0" t="0" r="0" b="0"/>
+                  <wp:docPr id="196" name="Picture 196" descr="image"/>
+                  <wp:cNvGraphicFramePr>
+                    <a:graphicFrameLocks noChangeAspect="1"/>
+                  </wp:cNvGraphicFramePr>
+                  <a:graphic>
+                    <a:graphicData uri="http://schemas.openxmlformats.org/drawingml/2006/picture">
+                      <pic:pic>
+                        <pic:nvPicPr>
+                          <pic:cNvPr id="196" name="Picture 196" descr="image"/>
+                          <pic:cNvPicPr>
+                            <a:picLocks noChangeAspect="1"/>
+                          </pic:cNvPicPr>
+                        </pic:nvPicPr>
+                        <pic:blipFill>
+                          <a:blip r:embed="rId25"/>
+                          <a:stretch>
+                            <a:fillRect/>
+                          </a:stretch>
+                        </pic:blipFill>
+                        <pic:spPr>
+                          <a:xfrm>
+                            <a:off x="0" y="0"/>
+                            <a:ext cx="2785707" cy="1253568"/>
                           </a:xfrm>
                           <a:prstGeom prst="rect">
                             <a:avLst/>
@@ -2003,23 +1818,23 @@
               </w:rPr>
               <w:drawing>
                 <wp:inline distT="0" distB="0" distL="0" distR="0">
-                  <wp:extent cx="2571750" cy="2857500"/>
+                  <wp:extent cx="94018" cy="73125"/>
                   <wp:effectExtent l="0" t="0" r="0" b="0"/>
-                  <wp:docPr id="117" name="Picture 117" descr="image"/>
+                  <wp:docPr id="197" name="Picture 197" descr="image"/>
                   <wp:cNvGraphicFramePr>
-                    <a:graphicFrameLocks xmlns:a="http://schemas.openxmlformats.org/drawingml/2006/main" noChangeAspect="1"/>
+                    <a:graphicFrameLocks noChangeAspect="1"/>
                   </wp:cNvGraphicFramePr>
-                  <a:graphic xmlns:a="http://schemas.openxmlformats.org/drawingml/2006/main">
+                  <a:graphic>
                     <a:graphicData uri="http://schemas.openxmlformats.org/drawingml/2006/picture">
-                      <pic:pic xmlns:pic="http://schemas.openxmlformats.org/drawingml/2006/picture">
+                      <pic:pic>
                         <pic:nvPicPr>
-                          <pic:cNvPr id="117" name="Picture 117" descr="image"/>
+                          <pic:cNvPr id="197" name="Picture 197" descr="image"/>
                           <pic:cNvPicPr>
                             <a:picLocks noChangeAspect="1"/>
                           </pic:cNvPicPr>
                         </pic:nvPicPr>
                         <pic:blipFill>
-                          <a:blip r:embed="rId6|rId27"/>
+                          <a:blip r:embed="rId6"/>
                           <a:stretch>
                             <a:fillRect/>
                           </a:stretch>
@@ -2027,7 +1842,44 @@
                         <pic:spPr>
                           <a:xfrm>
                             <a:off x="0" y="0"/>
-                            <a:ext cx="2571750" cy="2857500"/>
+                            <a:ext cx="94018" cy="73125"/>
+                          </a:xfrm>
+                          <a:prstGeom prst="rect">
+                            <a:avLst/>
+                          </a:prstGeom>
+                        </pic:spPr>
+                      </pic:pic>
+                    </a:graphicData>
+                  </a:graphic>
+                </wp:inline>
+              </w:drawing>
+              <w:drawing>
+                <wp:inline distT="0" distB="0" distL="0" distR="0">
+                  <wp:extent cx="2785707" cy="1204818"/>
+                  <wp:effectExtent l="0" t="0" r="0" b="0"/>
+                  <wp:docPr id="198" name="Picture 198" descr="image"/>
+                  <wp:cNvGraphicFramePr>
+                    <a:graphicFrameLocks noChangeAspect="1"/>
+                  </wp:cNvGraphicFramePr>
+                  <a:graphic>
+                    <a:graphicData uri="http://schemas.openxmlformats.org/drawingml/2006/picture">
+                      <pic:pic>
+                        <pic:nvPicPr>
+                          <pic:cNvPr id="198" name="Picture 198" descr="image"/>
+                          <pic:cNvPicPr>
+                            <a:picLocks noChangeAspect="1"/>
+                          </pic:cNvPicPr>
+                        </pic:nvPicPr>
+                        <pic:blipFill>
+                          <a:blip r:embed="rId27"/>
+                          <a:stretch>
+                            <a:fillRect/>
+                          </a:stretch>
+                        </pic:blipFill>
+                        <pic:spPr>
+                          <a:xfrm>
+                            <a:off x="0" y="0"/>
+                            <a:ext cx="2785707" cy="1204818"/>
                           </a:xfrm>
                           <a:prstGeom prst="rect">
                             <a:avLst/>
@@ -2096,23 +1948,23 @@
               </w:rPr>
               <w:drawing>
                 <wp:inline distT="0" distB="0" distL="0" distR="0">
-                  <wp:extent cx="2571750" cy="2857500"/>
+                  <wp:extent cx="94018" cy="73125"/>
                   <wp:effectExtent l="0" t="0" r="0" b="0"/>
-                  <wp:docPr id="118" name="Picture 118" descr="image"/>
+                  <wp:docPr id="199" name="Picture 199" descr="image"/>
                   <wp:cNvGraphicFramePr>
-                    <a:graphicFrameLocks xmlns:a="http://schemas.openxmlformats.org/drawingml/2006/main" noChangeAspect="1"/>
+                    <a:graphicFrameLocks noChangeAspect="1"/>
                   </wp:cNvGraphicFramePr>
-                  <a:graphic xmlns:a="http://schemas.openxmlformats.org/drawingml/2006/main">
+                  <a:graphic>
                     <a:graphicData uri="http://schemas.openxmlformats.org/drawingml/2006/picture">
-                      <pic:pic xmlns:pic="http://schemas.openxmlformats.org/drawingml/2006/picture">
+                      <pic:pic>
                         <pic:nvPicPr>
-                          <pic:cNvPr id="118" name="Picture 118" descr="image"/>
+                          <pic:cNvPr id="199" name="Picture 199" descr="image"/>
                           <pic:cNvPicPr>
                             <a:picLocks noChangeAspect="1"/>
                           </pic:cNvPicPr>
                         </pic:nvPicPr>
                         <pic:blipFill>
-                          <a:blip r:embed="rId6|rId29"/>
+                          <a:blip r:embed="rId6"/>
                           <a:stretch>
                             <a:fillRect/>
                           </a:stretch>
@@ -2120,7 +1972,44 @@
                         <pic:spPr>
                           <a:xfrm>
                             <a:off x="0" y="0"/>
-                            <a:ext cx="2571750" cy="2857500"/>
+                            <a:ext cx="94018" cy="73125"/>
+                          </a:xfrm>
+                          <a:prstGeom prst="rect">
+                            <a:avLst/>
+                          </a:prstGeom>
+                        </pic:spPr>
+                      </pic:pic>
+                    </a:graphicData>
+                  </a:graphic>
+                </wp:inline>
+              </w:drawing>
+              <w:drawing>
+                <wp:inline distT="0" distB="0" distL="0" distR="0">
+                  <wp:extent cx="2785707" cy="1253568"/>
+                  <wp:effectExtent l="0" t="0" r="0" b="0"/>
+                  <wp:docPr id="200" name="Picture 200" descr="image"/>
+                  <wp:cNvGraphicFramePr>
+                    <a:graphicFrameLocks noChangeAspect="1"/>
+                  </wp:cNvGraphicFramePr>
+                  <a:graphic>
+                    <a:graphicData uri="http://schemas.openxmlformats.org/drawingml/2006/picture">
+                      <pic:pic>
+                        <pic:nvPicPr>
+                          <pic:cNvPr id="200" name="Picture 200" descr="image"/>
+                          <pic:cNvPicPr>
+                            <a:picLocks noChangeAspect="1"/>
+                          </pic:cNvPicPr>
+                        </pic:nvPicPr>
+                        <pic:blipFill>
+                          <a:blip r:embed="rId29"/>
+                          <a:stretch>
+                            <a:fillRect/>
+                          </a:stretch>
+                        </pic:blipFill>
+                        <pic:spPr>
+                          <a:xfrm>
+                            <a:off x="0" y="0"/>
+                            <a:ext cx="2785707" cy="1253568"/>
                           </a:xfrm>
                           <a:prstGeom prst="rect">
                             <a:avLst/>
@@ -2184,23 +2073,23 @@
               </w:rPr>
               <w:drawing>
                 <wp:inline distT="0" distB="0" distL="0" distR="0">
-                  <wp:extent cx="2571750" cy="2857500"/>
+                  <wp:extent cx="94018" cy="73125"/>
                   <wp:effectExtent l="0" t="0" r="0" b="0"/>
-                  <wp:docPr id="119" name="Picture 119" descr="image"/>
+                  <wp:docPr id="201" name="Picture 201" descr="image"/>
                   <wp:cNvGraphicFramePr>
-                    <a:graphicFrameLocks xmlns:a="http://schemas.openxmlformats.org/drawingml/2006/main" noChangeAspect="1"/>
+                    <a:graphicFrameLocks noChangeAspect="1"/>
                   </wp:cNvGraphicFramePr>
-                  <a:graphic xmlns:a="http://schemas.openxmlformats.org/drawingml/2006/main">
+                  <a:graphic>
                     <a:graphicData uri="http://schemas.openxmlformats.org/drawingml/2006/picture">
-                      <pic:pic xmlns:pic="http://schemas.openxmlformats.org/drawingml/2006/picture">
+                      <pic:pic>
                         <pic:nvPicPr>
-                          <pic:cNvPr id="119" name="Picture 119" descr="image"/>
+                          <pic:cNvPr id="201" name="Picture 201" descr="image"/>
                           <pic:cNvPicPr>
                             <a:picLocks noChangeAspect="1"/>
                           </pic:cNvPicPr>
                         </pic:nvPicPr>
                         <pic:blipFill>
-                          <a:blip r:embed="rId6|rId31"/>
+                          <a:blip r:embed="rId6"/>
                           <a:stretch>
                             <a:fillRect/>
                           </a:stretch>
@@ -2208,7 +2097,44 @@
                         <pic:spPr>
                           <a:xfrm>
                             <a:off x="0" y="0"/>
-                            <a:ext cx="2571750" cy="2857500"/>
+                            <a:ext cx="94018" cy="73125"/>
+                          </a:xfrm>
+                          <a:prstGeom prst="rect">
+                            <a:avLst/>
+                          </a:prstGeom>
+                        </pic:spPr>
+                      </pic:pic>
+                    </a:graphicData>
+                  </a:graphic>
+                </wp:inline>
+              </w:drawing>
+              <w:drawing>
+                <wp:inline distT="0" distB="0" distL="0" distR="0">
+                  <wp:extent cx="2785707" cy="1337140"/>
+                  <wp:effectExtent l="0" t="0" r="0" b="0"/>
+                  <wp:docPr id="202" name="Picture 202" descr="image"/>
+                  <wp:cNvGraphicFramePr>
+                    <a:graphicFrameLocks noChangeAspect="1"/>
+                  </wp:cNvGraphicFramePr>
+                  <a:graphic>
+                    <a:graphicData uri="http://schemas.openxmlformats.org/drawingml/2006/picture">
+                      <pic:pic>
+                        <pic:nvPicPr>
+                          <pic:cNvPr id="202" name="Picture 202" descr="image"/>
+                          <pic:cNvPicPr>
+                            <a:picLocks noChangeAspect="1"/>
+                          </pic:cNvPicPr>
+                        </pic:nvPicPr>
+                        <pic:blipFill>
+                          <a:blip r:embed="rId31"/>
+                          <a:stretch>
+                            <a:fillRect/>
+                          </a:stretch>
+                        </pic:blipFill>
+                        <pic:spPr>
+                          <a:xfrm>
+                            <a:off x="0" y="0"/>
+                            <a:ext cx="2785707" cy="1337140"/>
                           </a:xfrm>
                           <a:prstGeom prst="rect">
                             <a:avLst/>
@@ -2689,23 +2615,23 @@
         </w:rPr>
         <w:drawing>
           <wp:inline distT="0" distB="0" distL="0" distR="0">
-            <wp:extent cx="3132000" cy="1905000"/>
+            <wp:extent cx="1557688" cy="2396442"/>
             <wp:effectExtent l="0" t="0" r="0" b="0"/>
-            <wp:docPr id="125" name="Picture 125" descr="image"/>
+            <wp:docPr id="203" name="Picture 203" descr="image"/>
             <wp:cNvGraphicFramePr>
-              <a:graphicFrameLocks xmlns:a="http://schemas.openxmlformats.org/drawingml/2006/main" noChangeAspect="1"/>
+              <a:graphicFrameLocks noChangeAspect="1"/>
             </wp:cNvGraphicFramePr>
-            <a:graphic xmlns:a="http://schemas.openxmlformats.org/drawingml/2006/main">
+            <a:graphic>
               <a:graphicData uri="http://schemas.openxmlformats.org/drawingml/2006/picture">
-                <pic:pic xmlns:pic="http://schemas.openxmlformats.org/drawingml/2006/picture">
+                <pic:pic>
                   <pic:nvPicPr>
-                    <pic:cNvPr id="125" name="Picture 125" descr="image"/>
+                    <pic:cNvPr id="203" name="Picture 203" descr="image"/>
                     <pic:cNvPicPr>
                       <a:picLocks noChangeAspect="1"/>
                     </pic:cNvPicPr>
                   </pic:nvPicPr>
                   <pic:blipFill>
-                    <a:blip r:embed="rId37|rId38"/>
+                    <a:blip r:embed="rId37"/>
                     <a:stretch>
                       <a:fillRect/>
                     </a:stretch>
@@ -2713,7 +2639,44 @@
                   <pic:spPr>
                     <a:xfrm>
                       <a:off x="0" y="0"/>
-                      <a:ext cx="3132000" cy="1905000"/>
+                      <a:ext cx="1557688" cy="2396442"/>
+                    </a:xfrm>
+                    <a:prstGeom prst="rect">
+                      <a:avLst/>
+                    </a:prstGeom>
+                  </pic:spPr>
+                </pic:pic>
+              </a:graphicData>
+            </a:graphic>
+          </wp:inline>
+        </w:drawing>
+        <w:drawing>
+          <wp:inline distT="0" distB="0" distL="0" distR="0">
+            <wp:extent cx="4201762" cy="2396442"/>
+            <wp:effectExtent l="0" t="0" r="0" b="0"/>
+            <wp:docPr id="204" name="Picture 204" descr="image"/>
+            <wp:cNvGraphicFramePr>
+              <a:graphicFrameLocks noChangeAspect="1"/>
+            </wp:cNvGraphicFramePr>
+            <a:graphic>
+              <a:graphicData uri="http://schemas.openxmlformats.org/drawingml/2006/picture">
+                <pic:pic>
+                  <pic:nvPicPr>
+                    <pic:cNvPr id="204" name="Picture 204" descr="image"/>
+                    <pic:cNvPicPr>
+                      <a:picLocks noChangeAspect="1"/>
+                    </pic:cNvPicPr>
+                  </pic:nvPicPr>
+                  <pic:blipFill>
+                    <a:blip r:embed="rId38"/>
+                    <a:stretch>
+                      <a:fillRect/>
+                    </a:stretch>
+                  </pic:blipFill>
+                  <pic:spPr>
+                    <a:xfrm>
+                      <a:off x="0" y="0"/>
+                      <a:ext cx="4201762" cy="2396442"/>
                     </a:xfrm>
                     <a:prstGeom prst="rect">
                       <a:avLst/>
@@ -3100,23 +3063,23 @@
         </w:rPr>
         <w:drawing>
           <wp:inline distT="0" distB="0" distL="0" distR="0">
-            <wp:extent cx="3132000" cy="1905000"/>
+            <wp:extent cx="3812207" cy="3656794"/>
             <wp:effectExtent l="0" t="0" r="0" b="0"/>
-            <wp:docPr id="130" name="Picture 130" descr="image"/>
+            <wp:docPr id="205" name="Picture 205" descr="image"/>
             <wp:cNvGraphicFramePr>
-              <a:graphicFrameLocks xmlns:a="http://schemas.openxmlformats.org/drawingml/2006/main" noChangeAspect="1"/>
+              <a:graphicFrameLocks noChangeAspect="1"/>
             </wp:cNvGraphicFramePr>
-            <a:graphic xmlns:a="http://schemas.openxmlformats.org/drawingml/2006/main">
+            <a:graphic>
               <a:graphicData uri="http://schemas.openxmlformats.org/drawingml/2006/picture">
-                <pic:pic xmlns:pic="http://schemas.openxmlformats.org/drawingml/2006/picture">
+                <pic:pic>
                   <pic:nvPicPr>
-                    <pic:cNvPr id="130" name="Picture 130" descr="image"/>
+                    <pic:cNvPr id="205" name="Picture 205" descr="image"/>
                     <pic:cNvPicPr>
                       <a:picLocks noChangeAspect="1"/>
                     </pic:cNvPicPr>
                   </pic:nvPicPr>
                   <pic:blipFill>
-                    <a:blip r:embed="rId43|rId44"/>
+                    <a:blip r:embed="rId43"/>
                     <a:stretch>
                       <a:fillRect/>
                     </a:stretch>
@@ -3124,7 +3087,44 @@
                   <pic:spPr>
                     <a:xfrm>
                       <a:off x="0" y="0"/>
-                      <a:ext cx="3132000" cy="1905000"/>
+                      <a:ext cx="3812207" cy="3656794"/>
+                    </a:xfrm>
+                    <a:prstGeom prst="rect">
+                      <a:avLst/>
+                    </a:prstGeom>
+                  </pic:spPr>
+                </pic:pic>
+              </a:graphicData>
+            </a:graphic>
+          </wp:inline>
+        </w:drawing>
+        <w:drawing>
+          <wp:inline distT="0" distB="0" distL="0" distR="0">
+            <wp:extent cx="1947243" cy="2742595"/>
+            <wp:effectExtent l="0" t="0" r="0" b="0"/>
+            <wp:docPr id="206" name="Picture 206" descr="image"/>
+            <wp:cNvGraphicFramePr>
+              <a:graphicFrameLocks noChangeAspect="1"/>
+            </wp:cNvGraphicFramePr>
+            <a:graphic>
+              <a:graphicData uri="http://schemas.openxmlformats.org/drawingml/2006/picture">
+                <pic:pic>
+                  <pic:nvPicPr>
+                    <pic:cNvPr id="206" name="Picture 206" descr="image"/>
+                    <pic:cNvPicPr>
+                      <a:picLocks noChangeAspect="1"/>
+                    </pic:cNvPicPr>
+                  </pic:nvPicPr>
+                  <pic:blipFill>
+                    <a:blip r:embed="rId44"/>
+                    <a:stretch>
+                      <a:fillRect/>
+                    </a:stretch>
+                  </pic:blipFill>
+                  <pic:spPr>
+                    <a:xfrm>
+                      <a:off x="0" y="0"/>
+                      <a:ext cx="1947243" cy="2742595"/>
                     </a:xfrm>
                     <a:prstGeom prst="rect">
                       <a:avLst/>
@@ -3215,23 +3215,23 @@
               </w:rPr>
               <w:drawing>
                 <wp:inline distT="0" distB="0" distL="0" distR="0">
-                  <wp:extent cx="2571750" cy="2857500"/>
+                  <wp:extent cx="257175" cy="200025"/>
                   <wp:effectExtent l="0" t="0" r="0" b="0"/>
-                  <wp:docPr id="131" name="Picture 131" descr="image"/>
+                  <wp:docPr id="207" name="Picture 207" descr="image"/>
                   <wp:cNvGraphicFramePr>
-                    <a:graphicFrameLocks xmlns:a="http://schemas.openxmlformats.org/drawingml/2006/main" noChangeAspect="1"/>
+                    <a:graphicFrameLocks noChangeAspect="1"/>
                   </wp:cNvGraphicFramePr>
-                  <a:graphic xmlns:a="http://schemas.openxmlformats.org/drawingml/2006/main">
+                  <a:graphic>
                     <a:graphicData uri="http://schemas.openxmlformats.org/drawingml/2006/picture">
-                      <pic:pic xmlns:pic="http://schemas.openxmlformats.org/drawingml/2006/picture">
+                      <pic:pic>
                         <pic:nvPicPr>
-                          <pic:cNvPr id="131" name="Picture 131" descr="image"/>
+                          <pic:cNvPr id="207" name="Picture 207" descr="image"/>
                           <pic:cNvPicPr>
                             <a:picLocks noChangeAspect="1"/>
                           </pic:cNvPicPr>
                         </pic:nvPicPr>
                         <pic:blipFill>
-                          <a:blip r:embed="rId6|rId46"/>
+                          <a:blip r:embed="rId6"/>
                           <a:stretch>
                             <a:fillRect/>
                           </a:stretch>
@@ -3239,7 +3239,44 @@
                         <pic:spPr>
                           <a:xfrm>
                             <a:off x="0" y="0"/>
-                            <a:ext cx="2571750" cy="2857500"/>
+                            <a:ext cx="257175" cy="200025"/>
+                          </a:xfrm>
+                          <a:prstGeom prst="rect">
+                            <a:avLst/>
+                          </a:prstGeom>
+                        </pic:spPr>
+                      </pic:pic>
+                    </a:graphicData>
+                  </a:graphic>
+                </wp:inline>
+              </w:drawing>
+              <w:drawing>
+                <wp:inline distT="0" distB="0" distL="0" distR="0">
+                  <wp:extent cx="2095500" cy="3000375"/>
+                  <wp:effectExtent l="0" t="0" r="0" b="0"/>
+                  <wp:docPr id="208" name="Picture 208" descr="image"/>
+                  <wp:cNvGraphicFramePr>
+                    <a:graphicFrameLocks noChangeAspect="1"/>
+                  </wp:cNvGraphicFramePr>
+                  <a:graphic>
+                    <a:graphicData uri="http://schemas.openxmlformats.org/drawingml/2006/picture">
+                      <pic:pic>
+                        <pic:nvPicPr>
+                          <pic:cNvPr id="208" name="Picture 208" descr="image"/>
+                          <pic:cNvPicPr>
+                            <a:picLocks noChangeAspect="1"/>
+                          </pic:cNvPicPr>
+                        </pic:nvPicPr>
+                        <pic:blipFill>
+                          <a:blip r:embed="rId46"/>
+                          <a:stretch>
+                            <a:fillRect/>
+                          </a:stretch>
+                        </pic:blipFill>
+                        <pic:spPr>
+                          <a:xfrm>
+                            <a:off x="0" y="0"/>
+                            <a:ext cx="2095500" cy="3000375"/>
                           </a:xfrm>
                           <a:prstGeom prst="rect">
                             <a:avLst/>
@@ -3303,23 +3340,23 @@
               </w:rPr>
               <w:drawing>
                 <wp:inline distT="0" distB="0" distL="0" distR="0">
-                  <wp:extent cx="2571750" cy="2857500"/>
+                  <wp:extent cx="257175" cy="200025"/>
                   <wp:effectExtent l="0" t="0" r="0" b="0"/>
-                  <wp:docPr id="132" name="Picture 132" descr="image"/>
+                  <wp:docPr id="209" name="Picture 209" descr="image"/>
                   <wp:cNvGraphicFramePr>
-                    <a:graphicFrameLocks xmlns:a="http://schemas.openxmlformats.org/drawingml/2006/main" noChangeAspect="1"/>
+                    <a:graphicFrameLocks noChangeAspect="1"/>
                   </wp:cNvGraphicFramePr>
-                  <a:graphic xmlns:a="http://schemas.openxmlformats.org/drawingml/2006/main">
+                  <a:graphic>
                     <a:graphicData uri="http://schemas.openxmlformats.org/drawingml/2006/picture">
-                      <pic:pic xmlns:pic="http://schemas.openxmlformats.org/drawingml/2006/picture">
+                      <pic:pic>
                         <pic:nvPicPr>
-                          <pic:cNvPr id="132" name="Picture 132" descr="image"/>
+                          <pic:cNvPr id="209" name="Picture 209" descr="image"/>
                           <pic:cNvPicPr>
                             <a:picLocks noChangeAspect="1"/>
                           </pic:cNvPicPr>
                         </pic:nvPicPr>
                         <pic:blipFill>
-                          <a:blip r:embed="rId6|rId48"/>
+                          <a:blip r:embed="rId6"/>
                           <a:stretch>
                             <a:fillRect/>
                           </a:stretch>
@@ -3327,7 +3364,44 @@
                         <pic:spPr>
                           <a:xfrm>
                             <a:off x="0" y="0"/>
-                            <a:ext cx="2571750" cy="2857500"/>
+                            <a:ext cx="257175" cy="200025"/>
+                          </a:xfrm>
+                          <a:prstGeom prst="rect">
+                            <a:avLst/>
+                          </a:prstGeom>
+                        </pic:spPr>
+                      </pic:pic>
+                    </a:graphicData>
+                  </a:graphic>
+                </wp:inline>
+              </w:drawing>
+              <w:drawing>
+                <wp:inline distT="0" distB="0" distL="0" distR="0">
+                  <wp:extent cx="2057400" cy="2981325"/>
+                  <wp:effectExtent l="0" t="0" r="0" b="0"/>
+                  <wp:docPr id="210" name="Picture 210" descr="image"/>
+                  <wp:cNvGraphicFramePr>
+                    <a:graphicFrameLocks noChangeAspect="1"/>
+                  </wp:cNvGraphicFramePr>
+                  <a:graphic>
+                    <a:graphicData uri="http://schemas.openxmlformats.org/drawingml/2006/picture">
+                      <pic:pic>
+                        <pic:nvPicPr>
+                          <pic:cNvPr id="210" name="Picture 210" descr="image"/>
+                          <pic:cNvPicPr>
+                            <a:picLocks noChangeAspect="1"/>
+                          </pic:cNvPicPr>
+                        </pic:nvPicPr>
+                        <pic:blipFill>
+                          <a:blip r:embed="rId48"/>
+                          <a:stretch>
+                            <a:fillRect/>
+                          </a:stretch>
+                        </pic:blipFill>
+                        <pic:spPr>
+                          <a:xfrm>
+                            <a:off x="0" y="0"/>
+                            <a:ext cx="2057400" cy="2981325"/>
                           </a:xfrm>
                           <a:prstGeom prst="rect">
                             <a:avLst/>
@@ -3396,23 +3470,23 @@
               </w:rPr>
               <w:drawing>
                 <wp:inline distT="0" distB="0" distL="0" distR="0">
-                  <wp:extent cx="2571750" cy="2857500"/>
+                  <wp:extent cx="257175" cy="200025"/>
                   <wp:effectExtent l="0" t="0" r="0" b="0"/>
-                  <wp:docPr id="133" name="Picture 133" descr="image"/>
+                  <wp:docPr id="211" name="Picture 211" descr="image"/>
                   <wp:cNvGraphicFramePr>
-                    <a:graphicFrameLocks xmlns:a="http://schemas.openxmlformats.org/drawingml/2006/main" noChangeAspect="1"/>
+                    <a:graphicFrameLocks noChangeAspect="1"/>
                   </wp:cNvGraphicFramePr>
-                  <a:graphic xmlns:a="http://schemas.openxmlformats.org/drawingml/2006/main">
+                  <a:graphic>
                     <a:graphicData uri="http://schemas.openxmlformats.org/drawingml/2006/picture">
-                      <pic:pic xmlns:pic="http://schemas.openxmlformats.org/drawingml/2006/picture">
+                      <pic:pic>
                         <pic:nvPicPr>
-                          <pic:cNvPr id="133" name="Picture 133" descr="image"/>
+                          <pic:cNvPr id="211" name="Picture 211" descr="image"/>
                           <pic:cNvPicPr>
                             <a:picLocks noChangeAspect="1"/>
                           </pic:cNvPicPr>
                         </pic:nvPicPr>
                         <pic:blipFill>
-                          <a:blip r:embed="rId6|rId50"/>
+                          <a:blip r:embed="rId6"/>
                           <a:stretch>
                             <a:fillRect/>
                           </a:stretch>
@@ -3420,7 +3494,44 @@
                         <pic:spPr>
                           <a:xfrm>
                             <a:off x="0" y="0"/>
-                            <a:ext cx="2571750" cy="2857500"/>
+                            <a:ext cx="257175" cy="200025"/>
+                          </a:xfrm>
+                          <a:prstGeom prst="rect">
+                            <a:avLst/>
+                          </a:prstGeom>
+                        </pic:spPr>
+                      </pic:pic>
+                    </a:graphicData>
+                  </a:graphic>
+                </wp:inline>
+              </w:drawing>
+              <w:drawing>
+                <wp:inline distT="0" distB="0" distL="0" distR="0">
+                  <wp:extent cx="2076450" cy="3000375"/>
+                  <wp:effectExtent l="0" t="0" r="0" b="0"/>
+                  <wp:docPr id="212" name="Picture 212" descr="image"/>
+                  <wp:cNvGraphicFramePr>
+                    <a:graphicFrameLocks noChangeAspect="1"/>
+                  </wp:cNvGraphicFramePr>
+                  <a:graphic>
+                    <a:graphicData uri="http://schemas.openxmlformats.org/drawingml/2006/picture">
+                      <pic:pic>
+                        <pic:nvPicPr>
+                          <pic:cNvPr id="212" name="Picture 212" descr="image"/>
+                          <pic:cNvPicPr>
+                            <a:picLocks noChangeAspect="1"/>
+                          </pic:cNvPicPr>
+                        </pic:nvPicPr>
+                        <pic:blipFill>
+                          <a:blip r:embed="rId50"/>
+                          <a:stretch>
+                            <a:fillRect/>
+                          </a:stretch>
+                        </pic:blipFill>
+                        <pic:spPr>
+                          <a:xfrm>
+                            <a:off x="0" y="0"/>
+                            <a:ext cx="2076450" cy="3000375"/>
                           </a:xfrm>
                           <a:prstGeom prst="rect">
                             <a:avLst/>
@@ -3484,23 +3595,23 @@
               </w:rPr>
               <w:drawing>
                 <wp:inline distT="0" distB="0" distL="0" distR="0">
-                  <wp:extent cx="2571750" cy="2857500"/>
+                  <wp:extent cx="257175" cy="200025"/>
                   <wp:effectExtent l="0" t="0" r="0" b="0"/>
-                  <wp:docPr id="134" name="Picture 134" descr="image"/>
+                  <wp:docPr id="213" name="Picture 213" descr="image"/>
                   <wp:cNvGraphicFramePr>
-                    <a:graphicFrameLocks xmlns:a="http://schemas.openxmlformats.org/drawingml/2006/main" noChangeAspect="1"/>
+                    <a:graphicFrameLocks noChangeAspect="1"/>
                   </wp:cNvGraphicFramePr>
-                  <a:graphic xmlns:a="http://schemas.openxmlformats.org/drawingml/2006/main">
+                  <a:graphic>
                     <a:graphicData uri="http://schemas.openxmlformats.org/drawingml/2006/picture">
-                      <pic:pic xmlns:pic="http://schemas.openxmlformats.org/drawingml/2006/picture">
+                      <pic:pic>
                         <pic:nvPicPr>
-                          <pic:cNvPr id="134" name="Picture 134" descr="image"/>
+                          <pic:cNvPr id="213" name="Picture 213" descr="image"/>
                           <pic:cNvPicPr>
                             <a:picLocks noChangeAspect="1"/>
                           </pic:cNvPicPr>
                         </pic:nvPicPr>
                         <pic:blipFill>
-                          <a:blip r:embed="rId6|rId52"/>
+                          <a:blip r:embed="rId6"/>
                           <a:stretch>
                             <a:fillRect/>
                           </a:stretch>
@@ -3508,7 +3619,44 @@
                         <pic:spPr>
                           <a:xfrm>
                             <a:off x="0" y="0"/>
-                            <a:ext cx="2571750" cy="2857500"/>
+                            <a:ext cx="257175" cy="200025"/>
+                          </a:xfrm>
+                          <a:prstGeom prst="rect">
+                            <a:avLst/>
+                          </a:prstGeom>
+                        </pic:spPr>
+                      </pic:pic>
+                    </a:graphicData>
+                  </a:graphic>
+                </wp:inline>
+              </w:drawing>
+              <w:drawing>
+                <wp:inline distT="0" distB="0" distL="0" distR="0">
+                  <wp:extent cx="2066925" cy="2990850"/>
+                  <wp:effectExtent l="0" t="0" r="0" b="0"/>
+                  <wp:docPr id="214" name="Picture 214" descr="image"/>
+                  <wp:cNvGraphicFramePr>
+                    <a:graphicFrameLocks noChangeAspect="1"/>
+                  </wp:cNvGraphicFramePr>
+                  <a:graphic>
+                    <a:graphicData uri="http://schemas.openxmlformats.org/drawingml/2006/picture">
+                      <pic:pic>
+                        <pic:nvPicPr>
+                          <pic:cNvPr id="214" name="Picture 214" descr="image"/>
+                          <pic:cNvPicPr>
+                            <a:picLocks noChangeAspect="1"/>
+                          </pic:cNvPicPr>
+                        </pic:nvPicPr>
+                        <pic:blipFill>
+                          <a:blip r:embed="rId52"/>
+                          <a:stretch>
+                            <a:fillRect/>
+                          </a:stretch>
+                        </pic:blipFill>
+                        <pic:spPr>
+                          <a:xfrm>
+                            <a:off x="0" y="0"/>
+                            <a:ext cx="2066925" cy="2990850"/>
                           </a:xfrm>
                           <a:prstGeom prst="rect">
                             <a:avLst/>
@@ -4481,23 +4629,23 @@
               </w:rPr>
               <w:drawing>
                 <wp:inline distT="0" distB="0" distL="0" distR="0">
-                  <wp:extent cx="2571750" cy="2857500"/>
+                  <wp:extent cx="147538" cy="114752"/>
                   <wp:effectExtent l="0" t="0" r="0" b="0"/>
-                  <wp:docPr id="145" name="Picture 145" descr="image"/>
+                  <wp:docPr id="215" name="Picture 215" descr="image"/>
                   <wp:cNvGraphicFramePr>
-                    <a:graphicFrameLocks xmlns:a="http://schemas.openxmlformats.org/drawingml/2006/main" noChangeAspect="1"/>
+                    <a:graphicFrameLocks noChangeAspect="1"/>
                   </wp:cNvGraphicFramePr>
-                  <a:graphic xmlns:a="http://schemas.openxmlformats.org/drawingml/2006/main">
+                  <a:graphic>
                     <a:graphicData uri="http://schemas.openxmlformats.org/drawingml/2006/picture">
-                      <pic:pic xmlns:pic="http://schemas.openxmlformats.org/drawingml/2006/picture">
+                      <pic:pic>
                         <pic:nvPicPr>
-                          <pic:cNvPr id="145" name="Picture 145" descr="image"/>
+                          <pic:cNvPr id="215" name="Picture 215" descr="image"/>
                           <pic:cNvPicPr>
                             <a:picLocks noChangeAspect="1"/>
                           </pic:cNvPicPr>
                         </pic:nvPicPr>
                         <pic:blipFill>
-                          <a:blip r:embed="rId6|rId64"/>
+                          <a:blip r:embed="rId6"/>
                           <a:stretch>
                             <a:fillRect/>
                           </a:stretch>
@@ -4505,7 +4653,44 @@
                         <pic:spPr>
                           <a:xfrm>
                             <a:off x="0" y="0"/>
-                            <a:ext cx="2571750" cy="2857500"/>
+                            <a:ext cx="147538" cy="114752"/>
+                          </a:xfrm>
+                          <a:prstGeom prst="rect">
+                            <a:avLst/>
+                          </a:prstGeom>
+                        </pic:spPr>
+                      </pic:pic>
+                    </a:graphicData>
+                  </a:graphic>
+                </wp:inline>
+              </w:drawing>
+              <w:drawing>
+                <wp:inline distT="0" distB="0" distL="0" distR="0">
+                  <wp:extent cx="2732187" cy="2732187"/>
+                  <wp:effectExtent l="0" t="0" r="0" b="0"/>
+                  <wp:docPr id="216" name="Picture 216" descr="image"/>
+                  <wp:cNvGraphicFramePr>
+                    <a:graphicFrameLocks noChangeAspect="1"/>
+                  </wp:cNvGraphicFramePr>
+                  <a:graphic>
+                    <a:graphicData uri="http://schemas.openxmlformats.org/drawingml/2006/picture">
+                      <pic:pic>
+                        <pic:nvPicPr>
+                          <pic:cNvPr id="216" name="Picture 216" descr="image"/>
+                          <pic:cNvPicPr>
+                            <a:picLocks noChangeAspect="1"/>
+                          </pic:cNvPicPr>
+                        </pic:nvPicPr>
+                        <pic:blipFill>
+                          <a:blip r:embed="rId64"/>
+                          <a:stretch>
+                            <a:fillRect/>
+                          </a:stretch>
+                        </pic:blipFill>
+                        <pic:spPr>
+                          <a:xfrm>
+                            <a:off x="0" y="0"/>
+                            <a:ext cx="2732187" cy="2732187"/>
                           </a:xfrm>
                           <a:prstGeom prst="rect">
                             <a:avLst/>
@@ -4569,23 +4754,23 @@
               </w:rPr>
               <w:drawing>
                 <wp:inline distT="0" distB="0" distL="0" distR="0">
-                  <wp:extent cx="2571750" cy="2857500"/>
+                  <wp:extent cx="147538" cy="114752"/>
                   <wp:effectExtent l="0" t="0" r="0" b="0"/>
-                  <wp:docPr id="146" name="Picture 146" descr="image"/>
+                  <wp:docPr id="217" name="Picture 217" descr="image"/>
                   <wp:cNvGraphicFramePr>
-                    <a:graphicFrameLocks xmlns:a="http://schemas.openxmlformats.org/drawingml/2006/main" noChangeAspect="1"/>
+                    <a:graphicFrameLocks noChangeAspect="1"/>
                   </wp:cNvGraphicFramePr>
-                  <a:graphic xmlns:a="http://schemas.openxmlformats.org/drawingml/2006/main">
+                  <a:graphic>
                     <a:graphicData uri="http://schemas.openxmlformats.org/drawingml/2006/picture">
-                      <pic:pic xmlns:pic="http://schemas.openxmlformats.org/drawingml/2006/picture">
+                      <pic:pic>
                         <pic:nvPicPr>
-                          <pic:cNvPr id="146" name="Picture 146" descr="image"/>
+                          <pic:cNvPr id="217" name="Picture 217" descr="image"/>
                           <pic:cNvPicPr>
                             <a:picLocks noChangeAspect="1"/>
                           </pic:cNvPicPr>
                         </pic:nvPicPr>
                         <pic:blipFill>
-                          <a:blip r:embed="rId6|rId66"/>
+                          <a:blip r:embed="rId6"/>
                           <a:stretch>
                             <a:fillRect/>
                           </a:stretch>
@@ -4593,7 +4778,44 @@
                         <pic:spPr>
                           <a:xfrm>
                             <a:off x="0" y="0"/>
-                            <a:ext cx="2571750" cy="2857500"/>
+                            <a:ext cx="147538" cy="114752"/>
+                          </a:xfrm>
+                          <a:prstGeom prst="rect">
+                            <a:avLst/>
+                          </a:prstGeom>
+                        </pic:spPr>
+                      </pic:pic>
+                    </a:graphicData>
+                  </a:graphic>
+                </wp:inline>
+              </w:drawing>
+              <w:drawing>
+                <wp:inline distT="0" distB="0" distL="0" distR="0">
+                  <wp:extent cx="2732187" cy="2732187"/>
+                  <wp:effectExtent l="0" t="0" r="0" b="0"/>
+                  <wp:docPr id="218" name="Picture 218" descr="image"/>
+                  <wp:cNvGraphicFramePr>
+                    <a:graphicFrameLocks noChangeAspect="1"/>
+                  </wp:cNvGraphicFramePr>
+                  <a:graphic>
+                    <a:graphicData uri="http://schemas.openxmlformats.org/drawingml/2006/picture">
+                      <pic:pic>
+                        <pic:nvPicPr>
+                          <pic:cNvPr id="218" name="Picture 218" descr="image"/>
+                          <pic:cNvPicPr>
+                            <a:picLocks noChangeAspect="1"/>
+                          </pic:cNvPicPr>
+                        </pic:nvPicPr>
+                        <pic:blipFill>
+                          <a:blip r:embed="rId66"/>
+                          <a:stretch>
+                            <a:fillRect/>
+                          </a:stretch>
+                        </pic:blipFill>
+                        <pic:spPr>
+                          <a:xfrm>
+                            <a:off x="0" y="0"/>
+                            <a:ext cx="2732187" cy="2732187"/>
                           </a:xfrm>
                           <a:prstGeom prst="rect">
                             <a:avLst/>
@@ -4662,23 +4884,23 @@
               </w:rPr>
               <w:drawing>
                 <wp:inline distT="0" distB="0" distL="0" distR="0">
-                  <wp:extent cx="2571750" cy="2857500"/>
+                  <wp:extent cx="147538" cy="114752"/>
                   <wp:effectExtent l="0" t="0" r="0" b="0"/>
-                  <wp:docPr id="147" name="Picture 147" descr="image"/>
+                  <wp:docPr id="219" name="Picture 219" descr="image"/>
                   <wp:cNvGraphicFramePr>
-                    <a:graphicFrameLocks xmlns:a="http://schemas.openxmlformats.org/drawingml/2006/main" noChangeAspect="1"/>
+                    <a:graphicFrameLocks noChangeAspect="1"/>
                   </wp:cNvGraphicFramePr>
-                  <a:graphic xmlns:a="http://schemas.openxmlformats.org/drawingml/2006/main">
+                  <a:graphic>
                     <a:graphicData uri="http://schemas.openxmlformats.org/drawingml/2006/picture">
-                      <pic:pic xmlns:pic="http://schemas.openxmlformats.org/drawingml/2006/picture">
+                      <pic:pic>
                         <pic:nvPicPr>
-                          <pic:cNvPr id="147" name="Picture 147" descr="image"/>
+                          <pic:cNvPr id="219" name="Picture 219" descr="image"/>
                           <pic:cNvPicPr>
                             <a:picLocks noChangeAspect="1"/>
                           </pic:cNvPicPr>
                         </pic:nvPicPr>
                         <pic:blipFill>
-                          <a:blip r:embed="rId6|rId68"/>
+                          <a:blip r:embed="rId6"/>
                           <a:stretch>
                             <a:fillRect/>
                           </a:stretch>
@@ -4686,7 +4908,44 @@
                         <pic:spPr>
                           <a:xfrm>
                             <a:off x="0" y="0"/>
-                            <a:ext cx="2571750" cy="2857500"/>
+                            <a:ext cx="147538" cy="114752"/>
+                          </a:xfrm>
+                          <a:prstGeom prst="rect">
+                            <a:avLst/>
+                          </a:prstGeom>
+                        </pic:spPr>
+                      </pic:pic>
+                    </a:graphicData>
+                  </a:graphic>
+                </wp:inline>
+              </w:drawing>
+              <w:drawing>
+                <wp:inline distT="0" distB="0" distL="0" distR="0">
+                  <wp:extent cx="2732187" cy="2732187"/>
+                  <wp:effectExtent l="0" t="0" r="0" b="0"/>
+                  <wp:docPr id="220" name="Picture 220" descr="image"/>
+                  <wp:cNvGraphicFramePr>
+                    <a:graphicFrameLocks noChangeAspect="1"/>
+                  </wp:cNvGraphicFramePr>
+                  <a:graphic>
+                    <a:graphicData uri="http://schemas.openxmlformats.org/drawingml/2006/picture">
+                      <pic:pic>
+                        <pic:nvPicPr>
+                          <pic:cNvPr id="220" name="Picture 220" descr="image"/>
+                          <pic:cNvPicPr>
+                            <a:picLocks noChangeAspect="1"/>
+                          </pic:cNvPicPr>
+                        </pic:nvPicPr>
+                        <pic:blipFill>
+                          <a:blip r:embed="rId68"/>
+                          <a:stretch>
+                            <a:fillRect/>
+                          </a:stretch>
+                        </pic:blipFill>
+                        <pic:spPr>
+                          <a:xfrm>
+                            <a:off x="0" y="0"/>
+                            <a:ext cx="2732187" cy="2732187"/>
                           </a:xfrm>
                           <a:prstGeom prst="rect">
                             <a:avLst/>
@@ -4750,23 +5009,23 @@
               </w:rPr>
               <w:drawing>
                 <wp:inline distT="0" distB="0" distL="0" distR="0">
-                  <wp:extent cx="2571750" cy="2857500"/>
+                  <wp:extent cx="147538" cy="114752"/>
                   <wp:effectExtent l="0" t="0" r="0" b="0"/>
-                  <wp:docPr id="148" name="Picture 148" descr="image"/>
+                  <wp:docPr id="221" name="Picture 221" descr="image"/>
                   <wp:cNvGraphicFramePr>
-                    <a:graphicFrameLocks xmlns:a="http://schemas.openxmlformats.org/drawingml/2006/main" noChangeAspect="1"/>
+                    <a:graphicFrameLocks noChangeAspect="1"/>
                   </wp:cNvGraphicFramePr>
-                  <a:graphic xmlns:a="http://schemas.openxmlformats.org/drawingml/2006/main">
+                  <a:graphic>
                     <a:graphicData uri="http://schemas.openxmlformats.org/drawingml/2006/picture">
-                      <pic:pic xmlns:pic="http://schemas.openxmlformats.org/drawingml/2006/picture">
+                      <pic:pic>
                         <pic:nvPicPr>
-                          <pic:cNvPr id="148" name="Picture 148" descr="image"/>
+                          <pic:cNvPr id="221" name="Picture 221" descr="image"/>
                           <pic:cNvPicPr>
                             <a:picLocks noChangeAspect="1"/>
                           </pic:cNvPicPr>
                         </pic:nvPicPr>
                         <pic:blipFill>
-                          <a:blip r:embed="rId6|rId70"/>
+                          <a:blip r:embed="rId6"/>
                           <a:stretch>
                             <a:fillRect/>
                           </a:stretch>
@@ -4774,7 +5033,44 @@
                         <pic:spPr>
                           <a:xfrm>
                             <a:off x="0" y="0"/>
-                            <a:ext cx="2571750" cy="2857500"/>
+                            <a:ext cx="147538" cy="114752"/>
+                          </a:xfrm>
+                          <a:prstGeom prst="rect">
+                            <a:avLst/>
+                          </a:prstGeom>
+                        </pic:spPr>
+                      </pic:pic>
+                    </a:graphicData>
+                  </a:graphic>
+                </wp:inline>
+              </w:drawing>
+              <w:drawing>
+                <wp:inline distT="0" distB="0" distL="0" distR="0">
+                  <wp:extent cx="2732187" cy="2732187"/>
+                  <wp:effectExtent l="0" t="0" r="0" b="0"/>
+                  <wp:docPr id="222" name="Picture 222" descr="image"/>
+                  <wp:cNvGraphicFramePr>
+                    <a:graphicFrameLocks noChangeAspect="1"/>
+                  </wp:cNvGraphicFramePr>
+                  <a:graphic>
+                    <a:graphicData uri="http://schemas.openxmlformats.org/drawingml/2006/picture">
+                      <pic:pic>
+                        <pic:nvPicPr>
+                          <pic:cNvPr id="222" name="Picture 222" descr="image"/>
+                          <pic:cNvPicPr>
+                            <a:picLocks noChangeAspect="1"/>
+                          </pic:cNvPicPr>
+                        </pic:nvPicPr>
+                        <pic:blipFill>
+                          <a:blip r:embed="rId70"/>
+                          <a:stretch>
+                            <a:fillRect/>
+                          </a:stretch>
+                        </pic:blipFill>
+                        <pic:spPr>
+                          <a:xfrm>
+                            <a:off x="0" y="0"/>
+                            <a:ext cx="2732187" cy="2732187"/>
                           </a:xfrm>
                           <a:prstGeom prst="rect">
                             <a:avLst/>
@@ -4902,23 +5198,23 @@
               </w:rPr>
               <w:drawing>
                 <wp:inline distT="0" distB="0" distL="0" distR="0">
-                  <wp:extent cx="2571750" cy="2857500"/>
+                  <wp:extent cx="127673" cy="99301"/>
                   <wp:effectExtent l="0" t="0" r="0" b="0"/>
-                  <wp:docPr id="149" name="Picture 149" descr="image"/>
+                  <wp:docPr id="223" name="Picture 223" descr="image"/>
                   <wp:cNvGraphicFramePr>
-                    <a:graphicFrameLocks xmlns:a="http://schemas.openxmlformats.org/drawingml/2006/main" noChangeAspect="1"/>
+                    <a:graphicFrameLocks noChangeAspect="1"/>
                   </wp:cNvGraphicFramePr>
-                  <a:graphic xmlns:a="http://schemas.openxmlformats.org/drawingml/2006/main">
+                  <a:graphic>
                     <a:graphicData uri="http://schemas.openxmlformats.org/drawingml/2006/picture">
-                      <pic:pic xmlns:pic="http://schemas.openxmlformats.org/drawingml/2006/picture">
+                      <pic:pic>
                         <pic:nvPicPr>
-                          <pic:cNvPr id="149" name="Picture 149" descr="image"/>
+                          <pic:cNvPr id="223" name="Picture 223" descr="image"/>
                           <pic:cNvPicPr>
                             <a:picLocks noChangeAspect="1"/>
                           </pic:cNvPicPr>
                         </pic:nvPicPr>
                         <pic:blipFill>
-                          <a:blip r:embed="rId6|rId72"/>
+                          <a:blip r:embed="rId6"/>
                           <a:stretch>
                             <a:fillRect/>
                           </a:stretch>
@@ -4926,7 +5222,44 @@
                         <pic:spPr>
                           <a:xfrm>
                             <a:off x="0" y="0"/>
-                            <a:ext cx="2571750" cy="2857500"/>
+                            <a:ext cx="127673" cy="99301"/>
+                          </a:xfrm>
+                          <a:prstGeom prst="rect">
+                            <a:avLst/>
+                          </a:prstGeom>
+                        </pic:spPr>
+                      </pic:pic>
+                    </a:graphicData>
+                  </a:graphic>
+                </wp:inline>
+              </w:drawing>
+              <w:drawing>
+                <wp:inline distT="0" distB="0" distL="0" distR="0">
+                  <wp:extent cx="2752052" cy="1891445"/>
+                  <wp:effectExtent l="0" t="0" r="0" b="0"/>
+                  <wp:docPr id="224" name="Picture 224" descr="image"/>
+                  <wp:cNvGraphicFramePr>
+                    <a:graphicFrameLocks noChangeAspect="1"/>
+                  </wp:cNvGraphicFramePr>
+                  <a:graphic>
+                    <a:graphicData uri="http://schemas.openxmlformats.org/drawingml/2006/picture">
+                      <pic:pic>
+                        <pic:nvPicPr>
+                          <pic:cNvPr id="224" name="Picture 224" descr="image"/>
+                          <pic:cNvPicPr>
+                            <a:picLocks noChangeAspect="1"/>
+                          </pic:cNvPicPr>
+                        </pic:nvPicPr>
+                        <pic:blipFill>
+                          <a:blip r:embed="rId72"/>
+                          <a:stretch>
+                            <a:fillRect/>
+                          </a:stretch>
+                        </pic:blipFill>
+                        <pic:spPr>
+                          <a:xfrm>
+                            <a:off x="0" y="0"/>
+                            <a:ext cx="2752052" cy="1891445"/>
                           </a:xfrm>
                           <a:prstGeom prst="rect">
                             <a:avLst/>
@@ -4990,23 +5323,23 @@
               </w:rPr>
               <w:drawing>
                 <wp:inline distT="0" distB="0" distL="0" distR="0">
-                  <wp:extent cx="2571750" cy="2857500"/>
+                  <wp:extent cx="124603" cy="96914"/>
                   <wp:effectExtent l="0" t="0" r="0" b="0"/>
-                  <wp:docPr id="150" name="Picture 150" descr="image"/>
+                  <wp:docPr id="225" name="Picture 225" descr="image"/>
                   <wp:cNvGraphicFramePr>
-                    <a:graphicFrameLocks xmlns:a="http://schemas.openxmlformats.org/drawingml/2006/main" noChangeAspect="1"/>
+                    <a:graphicFrameLocks noChangeAspect="1"/>
                   </wp:cNvGraphicFramePr>
-                  <a:graphic xmlns:a="http://schemas.openxmlformats.org/drawingml/2006/main">
+                  <a:graphic>
                     <a:graphicData uri="http://schemas.openxmlformats.org/drawingml/2006/picture">
-                      <pic:pic xmlns:pic="http://schemas.openxmlformats.org/drawingml/2006/picture">
+                      <pic:pic>
                         <pic:nvPicPr>
-                          <pic:cNvPr id="150" name="Picture 150" descr="image"/>
+                          <pic:cNvPr id="225" name="Picture 225" descr="image"/>
                           <pic:cNvPicPr>
                             <a:picLocks noChangeAspect="1"/>
                           </pic:cNvPicPr>
                         </pic:nvPicPr>
                         <pic:blipFill>
-                          <a:blip r:embed="rId6|rId74"/>
+                          <a:blip r:embed="rId6"/>
                           <a:stretch>
                             <a:fillRect/>
                           </a:stretch>
@@ -5014,7 +5347,44 @@
                         <pic:spPr>
                           <a:xfrm>
                             <a:off x="0" y="0"/>
-                            <a:ext cx="2571750" cy="2857500"/>
+                            <a:ext cx="124603" cy="96914"/>
+                          </a:xfrm>
+                          <a:prstGeom prst="rect">
+                            <a:avLst/>
+                          </a:prstGeom>
+                        </pic:spPr>
+                      </pic:pic>
+                    </a:graphicData>
+                  </a:graphic>
+                </wp:inline>
+              </w:drawing>
+              <w:drawing>
+                <wp:inline distT="0" distB="0" distL="0" distR="0">
+                  <wp:extent cx="2755122" cy="1845978"/>
+                  <wp:effectExtent l="0" t="0" r="0" b="0"/>
+                  <wp:docPr id="226" name="Picture 226" descr="image"/>
+                  <wp:cNvGraphicFramePr>
+                    <a:graphicFrameLocks noChangeAspect="1"/>
+                  </wp:cNvGraphicFramePr>
+                  <a:graphic>
+                    <a:graphicData uri="http://schemas.openxmlformats.org/drawingml/2006/picture">
+                      <pic:pic>
+                        <pic:nvPicPr>
+                          <pic:cNvPr id="226" name="Picture 226" descr="image"/>
+                          <pic:cNvPicPr>
+                            <a:picLocks noChangeAspect="1"/>
+                          </pic:cNvPicPr>
+                        </pic:nvPicPr>
+                        <pic:blipFill>
+                          <a:blip r:embed="rId74"/>
+                          <a:stretch>
+                            <a:fillRect/>
+                          </a:stretch>
+                        </pic:blipFill>
+                        <pic:spPr>
+                          <a:xfrm>
+                            <a:off x="0" y="0"/>
+                            <a:ext cx="2755122" cy="1845978"/>
                           </a:xfrm>
                           <a:prstGeom prst="rect">
                             <a:avLst/>
@@ -5083,23 +5453,23 @@
               </w:rPr>
               <w:drawing>
                 <wp:inline distT="0" distB="0" distL="0" distR="0">
-                  <wp:extent cx="2571750" cy="2857500"/>
+                  <wp:extent cx="127463" cy="99138"/>
                   <wp:effectExtent l="0" t="0" r="0" b="0"/>
-                  <wp:docPr id="151" name="Picture 151" descr="image"/>
+                  <wp:docPr id="227" name="Picture 227" descr="image"/>
                   <wp:cNvGraphicFramePr>
-                    <a:graphicFrameLocks xmlns:a="http://schemas.openxmlformats.org/drawingml/2006/main" noChangeAspect="1"/>
+                    <a:graphicFrameLocks noChangeAspect="1"/>
                   </wp:cNvGraphicFramePr>
-                  <a:graphic xmlns:a="http://schemas.openxmlformats.org/drawingml/2006/main">
+                  <a:graphic>
                     <a:graphicData uri="http://schemas.openxmlformats.org/drawingml/2006/picture">
-                      <pic:pic xmlns:pic="http://schemas.openxmlformats.org/drawingml/2006/picture">
+                      <pic:pic>
                         <pic:nvPicPr>
-                          <pic:cNvPr id="151" name="Picture 151" descr="image"/>
+                          <pic:cNvPr id="227" name="Picture 227" descr="image"/>
                           <pic:cNvPicPr>
                             <a:picLocks noChangeAspect="1"/>
                           </pic:cNvPicPr>
                         </pic:nvPicPr>
                         <pic:blipFill>
-                          <a:blip r:embed="rId6|rId76"/>
+                          <a:blip r:embed="rId6"/>
                           <a:stretch>
                             <a:fillRect/>
                           </a:stretch>
@@ -5107,7 +5477,44 @@
                         <pic:spPr>
                           <a:xfrm>
                             <a:off x="0" y="0"/>
-                            <a:ext cx="2571750" cy="2857500"/>
+                            <a:ext cx="127463" cy="99138"/>
+                          </a:xfrm>
+                          <a:prstGeom prst="rect">
+                            <a:avLst/>
+                          </a:prstGeom>
+                        </pic:spPr>
+                      </pic:pic>
+                    </a:graphicData>
+                  </a:graphic>
+                </wp:inline>
+              </w:drawing>
+              <w:drawing>
+                <wp:inline distT="0" distB="0" distL="0" distR="0">
+                  <wp:extent cx="2752262" cy="1888344"/>
+                  <wp:effectExtent l="0" t="0" r="0" b="0"/>
+                  <wp:docPr id="228" name="Picture 228" descr="image"/>
+                  <wp:cNvGraphicFramePr>
+                    <a:graphicFrameLocks noChangeAspect="1"/>
+                  </wp:cNvGraphicFramePr>
+                  <a:graphic>
+                    <a:graphicData uri="http://schemas.openxmlformats.org/drawingml/2006/picture">
+                      <pic:pic>
+                        <pic:nvPicPr>
+                          <pic:cNvPr id="228" name="Picture 228" descr="image"/>
+                          <pic:cNvPicPr>
+                            <a:picLocks noChangeAspect="1"/>
+                          </pic:cNvPicPr>
+                        </pic:nvPicPr>
+                        <pic:blipFill>
+                          <a:blip r:embed="rId76"/>
+                          <a:stretch>
+                            <a:fillRect/>
+                          </a:stretch>
+                        </pic:blipFill>
+                        <pic:spPr>
+                          <a:xfrm>
+                            <a:off x="0" y="0"/>
+                            <a:ext cx="2752262" cy="1888344"/>
                           </a:xfrm>
                           <a:prstGeom prst="rect">
                             <a:avLst/>
@@ -5171,23 +5578,23 @@
               </w:rPr>
               <w:drawing>
                 <wp:inline distT="0" distB="0" distL="0" distR="0">
-                  <wp:extent cx="2571750" cy="2857500"/>
+                  <wp:extent cx="127463" cy="99138"/>
                   <wp:effectExtent l="0" t="0" r="0" b="0"/>
-                  <wp:docPr id="152" name="Picture 152" descr="image"/>
+                  <wp:docPr id="229" name="Picture 229" descr="image"/>
                   <wp:cNvGraphicFramePr>
-                    <a:graphicFrameLocks xmlns:a="http://schemas.openxmlformats.org/drawingml/2006/main" noChangeAspect="1"/>
+                    <a:graphicFrameLocks noChangeAspect="1"/>
                   </wp:cNvGraphicFramePr>
-                  <a:graphic xmlns:a="http://schemas.openxmlformats.org/drawingml/2006/main">
+                  <a:graphic>
                     <a:graphicData uri="http://schemas.openxmlformats.org/drawingml/2006/picture">
-                      <pic:pic xmlns:pic="http://schemas.openxmlformats.org/drawingml/2006/picture">
+                      <pic:pic>
                         <pic:nvPicPr>
-                          <pic:cNvPr id="152" name="Picture 152" descr="image"/>
+                          <pic:cNvPr id="229" name="Picture 229" descr="image"/>
                           <pic:cNvPicPr>
                             <a:picLocks noChangeAspect="1"/>
                           </pic:cNvPicPr>
                         </pic:nvPicPr>
                         <pic:blipFill>
-                          <a:blip r:embed="rId6|rId78"/>
+                          <a:blip r:embed="rId6"/>
                           <a:stretch>
                             <a:fillRect/>
                           </a:stretch>
@@ -5195,7 +5602,44 @@
                         <pic:spPr>
                           <a:xfrm>
                             <a:off x="0" y="0"/>
-                            <a:ext cx="2571750" cy="2857500"/>
+                            <a:ext cx="127463" cy="99138"/>
+                          </a:xfrm>
+                          <a:prstGeom prst="rect">
+                            <a:avLst/>
+                          </a:prstGeom>
+                        </pic:spPr>
+                      </pic:pic>
+                    </a:graphicData>
+                  </a:graphic>
+                </wp:inline>
+              </w:drawing>
+              <w:drawing>
+                <wp:inline distT="0" distB="0" distL="0" distR="0">
+                  <wp:extent cx="2752262" cy="1888344"/>
+                  <wp:effectExtent l="0" t="0" r="0" b="0"/>
+                  <wp:docPr id="230" name="Picture 230" descr="image"/>
+                  <wp:cNvGraphicFramePr>
+                    <a:graphicFrameLocks noChangeAspect="1"/>
+                  </wp:cNvGraphicFramePr>
+                  <a:graphic>
+                    <a:graphicData uri="http://schemas.openxmlformats.org/drawingml/2006/picture">
+                      <pic:pic>
+                        <pic:nvPicPr>
+                          <pic:cNvPr id="230" name="Picture 230" descr="image"/>
+                          <pic:cNvPicPr>
+                            <a:picLocks noChangeAspect="1"/>
+                          </pic:cNvPicPr>
+                        </pic:nvPicPr>
+                        <pic:blipFill>
+                          <a:blip r:embed="rId78"/>
+                          <a:stretch>
+                            <a:fillRect/>
+                          </a:stretch>
+                        </pic:blipFill>
+                        <pic:spPr>
+                          <a:xfrm>
+                            <a:off x="0" y="0"/>
+                            <a:ext cx="2752262" cy="1888344"/>
                           </a:xfrm>
                           <a:prstGeom prst="rect">
                             <a:avLst/>
@@ -5265,23 +5709,23 @@
         </w:rPr>
         <w:drawing>
           <wp:inline distT="0" distB="0" distL="0" distR="0">
-            <wp:extent cx="3132000" cy="1905000"/>
+            <wp:extent cx="1891790" cy="2402273"/>
             <wp:effectExtent l="0" t="0" r="0" b="0"/>
-            <wp:docPr id="153" name="Picture 153" descr="image"/>
+            <wp:docPr id="231" name="Picture 231" descr="image"/>
             <wp:cNvGraphicFramePr>
-              <a:graphicFrameLocks xmlns:a="http://schemas.openxmlformats.org/drawingml/2006/main" noChangeAspect="1"/>
+              <a:graphicFrameLocks noChangeAspect="1"/>
             </wp:cNvGraphicFramePr>
-            <a:graphic xmlns:a="http://schemas.openxmlformats.org/drawingml/2006/main">
+            <a:graphic>
               <a:graphicData uri="http://schemas.openxmlformats.org/drawingml/2006/picture">
-                <pic:pic xmlns:pic="http://schemas.openxmlformats.org/drawingml/2006/picture">
+                <pic:pic>
                   <pic:nvPicPr>
-                    <pic:cNvPr id="153" name="Picture 153" descr="image"/>
+                    <pic:cNvPr id="231" name="Picture 231" descr="image"/>
                     <pic:cNvPicPr>
                       <a:picLocks noChangeAspect="1"/>
                     </pic:cNvPicPr>
                   </pic:nvPicPr>
                   <pic:blipFill>
-                    <a:blip r:embed="rId79|rId80"/>
+                    <a:blip r:embed="rId79"/>
                     <a:stretch>
                       <a:fillRect/>
                     </a:stretch>
@@ -5289,7 +5733,44 @@
                   <pic:spPr>
                     <a:xfrm>
                       <a:off x="0" y="0"/>
-                      <a:ext cx="3132000" cy="1905000"/>
+                      <a:ext cx="1891790" cy="2402273"/>
+                    </a:xfrm>
+                    <a:prstGeom prst="rect">
+                      <a:avLst/>
+                    </a:prstGeom>
+                  </pic:spPr>
+                </pic:pic>
+              </a:graphicData>
+            </a:graphic>
+          </wp:inline>
+        </w:drawing>
+        <w:drawing>
+          <wp:inline distT="0" distB="0" distL="0" distR="0">
+            <wp:extent cx="3867660" cy="2402273"/>
+            <wp:effectExtent l="0" t="0" r="0" b="0"/>
+            <wp:docPr id="232" name="Picture 232" descr="image"/>
+            <wp:cNvGraphicFramePr>
+              <a:graphicFrameLocks noChangeAspect="1"/>
+            </wp:cNvGraphicFramePr>
+            <a:graphic>
+              <a:graphicData uri="http://schemas.openxmlformats.org/drawingml/2006/picture">
+                <pic:pic>
+                  <pic:nvPicPr>
+                    <pic:cNvPr id="232" name="Picture 232" descr="image"/>
+                    <pic:cNvPicPr>
+                      <a:picLocks noChangeAspect="1"/>
+                    </pic:cNvPicPr>
+                  </pic:nvPicPr>
+                  <pic:blipFill>
+                    <a:blip r:embed="rId80"/>
+                    <a:stretch>
+                      <a:fillRect/>
+                    </a:stretch>
+                  </pic:blipFill>
+                  <pic:spPr>
+                    <a:xfrm>
+                      <a:off x="0" y="0"/>
+                      <a:ext cx="3867660" cy="2402273"/>
                     </a:xfrm>
                     <a:prstGeom prst="rect">
                       <a:avLst/>
@@ -5791,23 +6272,23 @@
               </w:rPr>
               <w:drawing>
                 <wp:inline distT="0" distB="0" distL="0" distR="0">
-                  <wp:extent cx="2571750" cy="2857500"/>
+                  <wp:extent cx="210712" cy="163887"/>
                   <wp:effectExtent l="0" t="0" r="0" b="0"/>
-                  <wp:docPr id="159" name="Picture 159" descr="image"/>
+                  <wp:docPr id="233" name="Picture 233" descr="image"/>
                   <wp:cNvGraphicFramePr>
-                    <a:graphicFrameLocks xmlns:a="http://schemas.openxmlformats.org/drawingml/2006/main" noChangeAspect="1"/>
+                    <a:graphicFrameLocks noChangeAspect="1"/>
                   </wp:cNvGraphicFramePr>
-                  <a:graphic xmlns:a="http://schemas.openxmlformats.org/drawingml/2006/main">
+                  <a:graphic>
                     <a:graphicData uri="http://schemas.openxmlformats.org/drawingml/2006/picture">
-                      <pic:pic xmlns:pic="http://schemas.openxmlformats.org/drawingml/2006/picture">
+                      <pic:pic>
                         <pic:nvPicPr>
-                          <pic:cNvPr id="159" name="Picture 159" descr="image"/>
+                          <pic:cNvPr id="233" name="Picture 233" descr="image"/>
                           <pic:cNvPicPr>
                             <a:picLocks noChangeAspect="1"/>
                           </pic:cNvPicPr>
                         </pic:nvPicPr>
                         <pic:blipFill>
-                          <a:blip r:embed="rId6|rId87"/>
+                          <a:blip r:embed="rId6"/>
                           <a:stretch>
                             <a:fillRect/>
                           </a:stretch>
@@ -5815,7 +6296,44 @@
                         <pic:spPr>
                           <a:xfrm>
                             <a:off x="0" y="0"/>
-                            <a:ext cx="2571750" cy="2857500"/>
+                            <a:ext cx="210712" cy="163887"/>
+                          </a:xfrm>
+                          <a:prstGeom prst="rect">
+                            <a:avLst/>
+                          </a:prstGeom>
+                        </pic:spPr>
+                      </pic:pic>
+                    </a:graphicData>
+                  </a:graphic>
+                </wp:inline>
+              </w:drawing>
+              <w:drawing>
+                <wp:inline distT="0" distB="0" distL="0" distR="0">
+                  <wp:extent cx="2669013" cy="3902066"/>
+                  <wp:effectExtent l="0" t="0" r="0" b="0"/>
+                  <wp:docPr id="234" name="Picture 234" descr="image"/>
+                  <wp:cNvGraphicFramePr>
+                    <a:graphicFrameLocks noChangeAspect="1"/>
+                  </wp:cNvGraphicFramePr>
+                  <a:graphic>
+                    <a:graphicData uri="http://schemas.openxmlformats.org/drawingml/2006/picture">
+                      <pic:pic>
+                        <pic:nvPicPr>
+                          <pic:cNvPr id="234" name="Picture 234" descr="image"/>
+                          <pic:cNvPicPr>
+                            <a:picLocks noChangeAspect="1"/>
+                          </pic:cNvPicPr>
+                        </pic:nvPicPr>
+                        <pic:blipFill>
+                          <a:blip r:embed="rId87"/>
+                          <a:stretch>
+                            <a:fillRect/>
+                          </a:stretch>
+                        </pic:blipFill>
+                        <pic:spPr>
+                          <a:xfrm>
+                            <a:off x="0" y="0"/>
+                            <a:ext cx="2669013" cy="3902066"/>
                           </a:xfrm>
                           <a:prstGeom prst="rect">
                             <a:avLst/>
@@ -5879,23 +6397,23 @@
               </w:rPr>
               <w:drawing>
                 <wp:inline distT="0" distB="0" distL="0" distR="0">
-                  <wp:extent cx="2571750" cy="2857500"/>
+                  <wp:extent cx="193897" cy="150809"/>
                   <wp:effectExtent l="0" t="0" r="0" b="0"/>
-                  <wp:docPr id="160" name="Picture 160" descr="image"/>
+                  <wp:docPr id="235" name="Picture 235" descr="image"/>
                   <wp:cNvGraphicFramePr>
-                    <a:graphicFrameLocks xmlns:a="http://schemas.openxmlformats.org/drawingml/2006/main" noChangeAspect="1"/>
+                    <a:graphicFrameLocks noChangeAspect="1"/>
                   </wp:cNvGraphicFramePr>
-                  <a:graphic xmlns:a="http://schemas.openxmlformats.org/drawingml/2006/main">
+                  <a:graphic>
                     <a:graphicData uri="http://schemas.openxmlformats.org/drawingml/2006/picture">
-                      <pic:pic xmlns:pic="http://schemas.openxmlformats.org/drawingml/2006/picture">
+                      <pic:pic>
                         <pic:nvPicPr>
-                          <pic:cNvPr id="160" name="Picture 160" descr="image"/>
+                          <pic:cNvPr id="235" name="Picture 235" descr="image"/>
                           <pic:cNvPicPr>
                             <a:picLocks noChangeAspect="1"/>
                           </pic:cNvPicPr>
                         </pic:nvPicPr>
                         <pic:blipFill>
-                          <a:blip r:embed="rId6|rId89"/>
+                          <a:blip r:embed="rId6"/>
                           <a:stretch>
                             <a:fillRect/>
                           </a:stretch>
@@ -5903,7 +6421,44 @@
                         <pic:spPr>
                           <a:xfrm>
                             <a:off x="0" y="0"/>
-                            <a:ext cx="2571750" cy="2857500"/>
+                            <a:ext cx="193897" cy="150809"/>
+                          </a:xfrm>
+                          <a:prstGeom prst="rect">
+                            <a:avLst/>
+                          </a:prstGeom>
+                        </pic:spPr>
+                      </pic:pic>
+                    </a:graphicData>
+                  </a:graphic>
+                </wp:inline>
+              </w:drawing>
+              <w:drawing>
+                <wp:inline distT="0" distB="0" distL="0" distR="0">
+                  <wp:extent cx="2685828" cy="3590680"/>
+                  <wp:effectExtent l="0" t="0" r="0" b="0"/>
+                  <wp:docPr id="236" name="Picture 236" descr="image"/>
+                  <wp:cNvGraphicFramePr>
+                    <a:graphicFrameLocks noChangeAspect="1"/>
+                  </wp:cNvGraphicFramePr>
+                  <a:graphic>
+                    <a:graphicData uri="http://schemas.openxmlformats.org/drawingml/2006/picture">
+                      <pic:pic>
+                        <pic:nvPicPr>
+                          <pic:cNvPr id="236" name="Picture 236" descr="image"/>
+                          <pic:cNvPicPr>
+                            <a:picLocks noChangeAspect="1"/>
+                          </pic:cNvPicPr>
+                        </pic:nvPicPr>
+                        <pic:blipFill>
+                          <a:blip r:embed="rId89"/>
+                          <a:stretch>
+                            <a:fillRect/>
+                          </a:stretch>
+                        </pic:blipFill>
+                        <pic:spPr>
+                          <a:xfrm>
+                            <a:off x="0" y="0"/>
+                            <a:ext cx="2685828" cy="3590680"/>
                           </a:xfrm>
                           <a:prstGeom prst="rect">
                             <a:avLst/>
@@ -5972,23 +6527,23 @@
               </w:rPr>
               <w:drawing>
                 <wp:inline distT="0" distB="0" distL="0" distR="0">
-                  <wp:extent cx="2571750" cy="2857500"/>
+                  <wp:extent cx="211284" cy="164332"/>
                   <wp:effectExtent l="0" t="0" r="0" b="0"/>
-                  <wp:docPr id="161" name="Picture 161" descr="image"/>
+                  <wp:docPr id="237" name="Picture 237" descr="image"/>
                   <wp:cNvGraphicFramePr>
-                    <a:graphicFrameLocks xmlns:a="http://schemas.openxmlformats.org/drawingml/2006/main" noChangeAspect="1"/>
+                    <a:graphicFrameLocks noChangeAspect="1"/>
                   </wp:cNvGraphicFramePr>
-                  <a:graphic xmlns:a="http://schemas.openxmlformats.org/drawingml/2006/main">
+                  <a:graphic>
                     <a:graphicData uri="http://schemas.openxmlformats.org/drawingml/2006/picture">
-                      <pic:pic xmlns:pic="http://schemas.openxmlformats.org/drawingml/2006/picture">
+                      <pic:pic>
                         <pic:nvPicPr>
-                          <pic:cNvPr id="161" name="Picture 161" descr="image"/>
+                          <pic:cNvPr id="237" name="Picture 237" descr="image"/>
                           <pic:cNvPicPr>
                             <a:picLocks noChangeAspect="1"/>
                           </pic:cNvPicPr>
                         </pic:nvPicPr>
                         <pic:blipFill>
-                          <a:blip r:embed="rId6|rId91"/>
+                          <a:blip r:embed="rId6"/>
                           <a:stretch>
                             <a:fillRect/>
                           </a:stretch>
@@ -5996,7 +6551,44 @@
                         <pic:spPr>
                           <a:xfrm>
                             <a:off x="0" y="0"/>
-                            <a:ext cx="2571750" cy="2857500"/>
+                            <a:ext cx="211284" cy="164332"/>
+                          </a:xfrm>
+                          <a:prstGeom prst="rect">
+                            <a:avLst/>
+                          </a:prstGeom>
+                        </pic:spPr>
+                      </pic:pic>
+                    </a:graphicData>
+                  </a:graphic>
+                </wp:inline>
+              </w:drawing>
+              <w:drawing>
+                <wp:inline distT="0" distB="0" distL="0" distR="0">
+                  <wp:extent cx="2668441" cy="3912670"/>
+                  <wp:effectExtent l="0" t="0" r="0" b="0"/>
+                  <wp:docPr id="238" name="Picture 238" descr="image"/>
+                  <wp:cNvGraphicFramePr>
+                    <a:graphicFrameLocks noChangeAspect="1"/>
+                  </wp:cNvGraphicFramePr>
+                  <a:graphic>
+                    <a:graphicData uri="http://schemas.openxmlformats.org/drawingml/2006/picture">
+                      <pic:pic>
+                        <pic:nvPicPr>
+                          <pic:cNvPr id="238" name="Picture 238" descr="image"/>
+                          <pic:cNvPicPr>
+                            <a:picLocks noChangeAspect="1"/>
+                          </pic:cNvPicPr>
+                        </pic:nvPicPr>
+                        <pic:blipFill>
+                          <a:blip r:embed="rId91"/>
+                          <a:stretch>
+                            <a:fillRect/>
+                          </a:stretch>
+                        </pic:blipFill>
+                        <pic:spPr>
+                          <a:xfrm>
+                            <a:off x="0" y="0"/>
+                            <a:ext cx="2668441" cy="3912670"/>
                           </a:xfrm>
                           <a:prstGeom prst="rect">
                             <a:avLst/>
@@ -6060,23 +6652,23 @@
               </w:rPr>
               <w:drawing>
                 <wp:inline distT="0" distB="0" distL="0" distR="0">
-                  <wp:extent cx="2571750" cy="2857500"/>
+                  <wp:extent cx="191982" cy="149319"/>
                   <wp:effectExtent l="0" t="0" r="0" b="0"/>
-                  <wp:docPr id="162" name="Picture 162" descr="image"/>
+                  <wp:docPr id="239" name="Picture 239" descr="image"/>
                   <wp:cNvGraphicFramePr>
-                    <a:graphicFrameLocks xmlns:a="http://schemas.openxmlformats.org/drawingml/2006/main" noChangeAspect="1"/>
+                    <a:graphicFrameLocks noChangeAspect="1"/>
                   </wp:cNvGraphicFramePr>
-                  <a:graphic xmlns:a="http://schemas.openxmlformats.org/drawingml/2006/main">
+                  <a:graphic>
                     <a:graphicData uri="http://schemas.openxmlformats.org/drawingml/2006/picture">
-                      <pic:pic xmlns:pic="http://schemas.openxmlformats.org/drawingml/2006/picture">
+                      <pic:pic>
                         <pic:nvPicPr>
-                          <pic:cNvPr id="162" name="Picture 162" descr="image"/>
+                          <pic:cNvPr id="239" name="Picture 239" descr="image"/>
                           <pic:cNvPicPr>
                             <a:picLocks noChangeAspect="1"/>
                           </pic:cNvPicPr>
                         </pic:nvPicPr>
                         <pic:blipFill>
-                          <a:blip r:embed="rId6|rId93"/>
+                          <a:blip r:embed="rId6"/>
                           <a:stretch>
                             <a:fillRect/>
                           </a:stretch>
@@ -6084,7 +6676,44 @@
                         <pic:spPr>
                           <a:xfrm>
                             <a:off x="0" y="0"/>
-                            <a:ext cx="2571750" cy="2857500"/>
+                            <a:ext cx="191982" cy="149319"/>
+                          </a:xfrm>
+                          <a:prstGeom prst="rect">
+                            <a:avLst/>
+                          </a:prstGeom>
+                        </pic:spPr>
+                      </pic:pic>
+                    </a:graphicData>
+                  </a:graphic>
+                </wp:inline>
+              </w:drawing>
+              <w:drawing>
+                <wp:inline distT="0" distB="0" distL="0" distR="0">
+                  <wp:extent cx="2687743" cy="3555216"/>
+                  <wp:effectExtent l="0" t="0" r="0" b="0"/>
+                  <wp:docPr id="240" name="Picture 240" descr="image"/>
+                  <wp:cNvGraphicFramePr>
+                    <a:graphicFrameLocks noChangeAspect="1"/>
+                  </wp:cNvGraphicFramePr>
+                  <a:graphic>
+                    <a:graphicData uri="http://schemas.openxmlformats.org/drawingml/2006/picture">
+                      <pic:pic>
+                        <pic:nvPicPr>
+                          <pic:cNvPr id="240" name="Picture 240" descr="image"/>
+                          <pic:cNvPicPr>
+                            <a:picLocks noChangeAspect="1"/>
+                          </pic:cNvPicPr>
+                        </pic:nvPicPr>
+                        <pic:blipFill>
+                          <a:blip r:embed="rId93"/>
+                          <a:stretch>
+                            <a:fillRect/>
+                          </a:stretch>
+                        </pic:blipFill>
+                        <pic:spPr>
+                          <a:xfrm>
+                            <a:off x="0" y="0"/>
+                            <a:ext cx="2687743" cy="3555216"/>
                           </a:xfrm>
                           <a:prstGeom prst="rect">
                             <a:avLst/>
@@ -6292,23 +6921,23 @@
               </w:rPr>
               <w:drawing>
                 <wp:inline distT="0" distB="0" distL="0" distR="0">
-                  <wp:extent cx="2571750" cy="2857500"/>
+                  <wp:extent cx="124007" cy="96450"/>
                   <wp:effectExtent l="0" t="0" r="0" b="0"/>
-                  <wp:docPr id="164" name="Picture 164" descr="image"/>
+                  <wp:docPr id="241" name="Picture 241" descr="image"/>
                   <wp:cNvGraphicFramePr>
-                    <a:graphicFrameLocks xmlns:a="http://schemas.openxmlformats.org/drawingml/2006/main" noChangeAspect="1"/>
+                    <a:graphicFrameLocks noChangeAspect="1"/>
                   </wp:cNvGraphicFramePr>
-                  <a:graphic xmlns:a="http://schemas.openxmlformats.org/drawingml/2006/main">
+                  <a:graphic>
                     <a:graphicData uri="http://schemas.openxmlformats.org/drawingml/2006/picture">
-                      <pic:pic xmlns:pic="http://schemas.openxmlformats.org/drawingml/2006/picture">
+                      <pic:pic>
                         <pic:nvPicPr>
-                          <pic:cNvPr id="164" name="Picture 164" descr="image"/>
+                          <pic:cNvPr id="241" name="Picture 241" descr="image"/>
                           <pic:cNvPicPr>
                             <a:picLocks noChangeAspect="1"/>
                           </pic:cNvPicPr>
                         </pic:nvPicPr>
                         <pic:blipFill>
-                          <a:blip r:embed="rId6|rId96"/>
+                          <a:blip r:embed="rId6"/>
                           <a:stretch>
                             <a:fillRect/>
                           </a:stretch>
@@ -6316,7 +6945,44 @@
                         <pic:spPr>
                           <a:xfrm>
                             <a:off x="0" y="0"/>
-                            <a:ext cx="2571750" cy="2857500"/>
+                            <a:ext cx="124007" cy="96450"/>
+                          </a:xfrm>
+                          <a:prstGeom prst="rect">
+                            <a:avLst/>
+                          </a:prstGeom>
+                        </pic:spPr>
+                      </pic:pic>
+                    </a:graphicData>
+                  </a:graphic>
+                </wp:inline>
+              </w:drawing>
+              <w:drawing>
+                <wp:inline distT="0" distB="0" distL="0" distR="0">
+                  <wp:extent cx="2755718" cy="1391637"/>
+                  <wp:effectExtent l="0" t="0" r="0" b="0"/>
+                  <wp:docPr id="242" name="Picture 242" descr="image"/>
+                  <wp:cNvGraphicFramePr>
+                    <a:graphicFrameLocks noChangeAspect="1"/>
+                  </wp:cNvGraphicFramePr>
+                  <a:graphic>
+                    <a:graphicData uri="http://schemas.openxmlformats.org/drawingml/2006/picture">
+                      <pic:pic>
+                        <pic:nvPicPr>
+                          <pic:cNvPr id="242" name="Picture 242" descr="image"/>
+                          <pic:cNvPicPr>
+                            <a:picLocks noChangeAspect="1"/>
+                          </pic:cNvPicPr>
+                        </pic:nvPicPr>
+                        <pic:blipFill>
+                          <a:blip r:embed="rId96"/>
+                          <a:stretch>
+                            <a:fillRect/>
+                          </a:stretch>
+                        </pic:blipFill>
+                        <pic:spPr>
+                          <a:xfrm>
+                            <a:off x="0" y="0"/>
+                            <a:ext cx="2755718" cy="1391637"/>
                           </a:xfrm>
                           <a:prstGeom prst="rect">
                             <a:avLst/>
@@ -6380,23 +7046,23 @@
               </w:rPr>
               <w:drawing>
                 <wp:inline distT="0" distB="0" distL="0" distR="0">
-                  <wp:extent cx="2571750" cy="2857500"/>
+                  <wp:extent cx="124007" cy="96450"/>
                   <wp:effectExtent l="0" t="0" r="0" b="0"/>
-                  <wp:docPr id="165" name="Picture 165" descr="image"/>
+                  <wp:docPr id="243" name="Picture 243" descr="image"/>
                   <wp:cNvGraphicFramePr>
-                    <a:graphicFrameLocks xmlns:a="http://schemas.openxmlformats.org/drawingml/2006/main" noChangeAspect="1"/>
+                    <a:graphicFrameLocks noChangeAspect="1"/>
                   </wp:cNvGraphicFramePr>
-                  <a:graphic xmlns:a="http://schemas.openxmlformats.org/drawingml/2006/main">
+                  <a:graphic>
                     <a:graphicData uri="http://schemas.openxmlformats.org/drawingml/2006/picture">
-                      <pic:pic xmlns:pic="http://schemas.openxmlformats.org/drawingml/2006/picture">
+                      <pic:pic>
                         <pic:nvPicPr>
-                          <pic:cNvPr id="165" name="Picture 165" descr="image"/>
+                          <pic:cNvPr id="243" name="Picture 243" descr="image"/>
                           <pic:cNvPicPr>
                             <a:picLocks noChangeAspect="1"/>
                           </pic:cNvPicPr>
                         </pic:nvPicPr>
                         <pic:blipFill>
-                          <a:blip r:embed="rId6|rId98"/>
+                          <a:blip r:embed="rId6"/>
                           <a:stretch>
                             <a:fillRect/>
                           </a:stretch>
@@ -6404,7 +7070,44 @@
                         <pic:spPr>
                           <a:xfrm>
                             <a:off x="0" y="0"/>
-                            <a:ext cx="2571750" cy="2857500"/>
+                            <a:ext cx="124007" cy="96450"/>
+                          </a:xfrm>
+                          <a:prstGeom prst="rect">
+                            <a:avLst/>
+                          </a:prstGeom>
+                        </pic:spPr>
+                      </pic:pic>
+                    </a:graphicData>
+                  </a:graphic>
+                </wp:inline>
+              </w:drawing>
+              <w:drawing>
+                <wp:inline distT="0" distB="0" distL="0" distR="0">
+                  <wp:extent cx="2755718" cy="1446752"/>
+                  <wp:effectExtent l="0" t="0" r="0" b="0"/>
+                  <wp:docPr id="244" name="Picture 244" descr="image"/>
+                  <wp:cNvGraphicFramePr>
+                    <a:graphicFrameLocks noChangeAspect="1"/>
+                  </wp:cNvGraphicFramePr>
+                  <a:graphic>
+                    <a:graphicData uri="http://schemas.openxmlformats.org/drawingml/2006/picture">
+                      <pic:pic>
+                        <pic:nvPicPr>
+                          <pic:cNvPr id="244" name="Picture 244" descr="image"/>
+                          <pic:cNvPicPr>
+                            <a:picLocks noChangeAspect="1"/>
+                          </pic:cNvPicPr>
+                        </pic:nvPicPr>
+                        <pic:blipFill>
+                          <a:blip r:embed="rId98"/>
+                          <a:stretch>
+                            <a:fillRect/>
+                          </a:stretch>
+                        </pic:blipFill>
+                        <pic:spPr>
+                          <a:xfrm>
+                            <a:off x="0" y="0"/>
+                            <a:ext cx="2755718" cy="1446752"/>
                           </a:xfrm>
                           <a:prstGeom prst="rect">
                             <a:avLst/>
@@ -6473,23 +7176,23 @@
               </w:rPr>
               <w:drawing>
                 <wp:inline distT="0" distB="0" distL="0" distR="0">
-                  <wp:extent cx="2571750" cy="2857500"/>
+                  <wp:extent cx="124007" cy="96450"/>
                   <wp:effectExtent l="0" t="0" r="0" b="0"/>
-                  <wp:docPr id="166" name="Picture 166" descr="image"/>
+                  <wp:docPr id="245" name="Picture 245" descr="image"/>
                   <wp:cNvGraphicFramePr>
-                    <a:graphicFrameLocks xmlns:a="http://schemas.openxmlformats.org/drawingml/2006/main" noChangeAspect="1"/>
+                    <a:graphicFrameLocks noChangeAspect="1"/>
                   </wp:cNvGraphicFramePr>
-                  <a:graphic xmlns:a="http://schemas.openxmlformats.org/drawingml/2006/main">
+                  <a:graphic>
                     <a:graphicData uri="http://schemas.openxmlformats.org/drawingml/2006/picture">
-                      <pic:pic xmlns:pic="http://schemas.openxmlformats.org/drawingml/2006/picture">
+                      <pic:pic>
                         <pic:nvPicPr>
-                          <pic:cNvPr id="166" name="Picture 166" descr="image"/>
+                          <pic:cNvPr id="245" name="Picture 245" descr="image"/>
                           <pic:cNvPicPr>
                             <a:picLocks noChangeAspect="1"/>
                           </pic:cNvPicPr>
                         </pic:nvPicPr>
                         <pic:blipFill>
-                          <a:blip r:embed="rId6|rId100"/>
+                          <a:blip r:embed="rId6"/>
                           <a:stretch>
                             <a:fillRect/>
                           </a:stretch>
@@ -6497,7 +7200,44 @@
                         <pic:spPr>
                           <a:xfrm>
                             <a:off x="0" y="0"/>
-                            <a:ext cx="2571750" cy="2857500"/>
+                            <a:ext cx="124007" cy="96450"/>
+                          </a:xfrm>
+                          <a:prstGeom prst="rect">
+                            <a:avLst/>
+                          </a:prstGeom>
+                        </pic:spPr>
+                      </pic:pic>
+                    </a:graphicData>
+                  </a:graphic>
+                </wp:inline>
+              </w:drawing>
+              <w:drawing>
+                <wp:inline distT="0" distB="0" distL="0" distR="0">
+                  <wp:extent cx="2755718" cy="1414602"/>
+                  <wp:effectExtent l="0" t="0" r="0" b="0"/>
+                  <wp:docPr id="246" name="Picture 246" descr="image"/>
+                  <wp:cNvGraphicFramePr>
+                    <a:graphicFrameLocks noChangeAspect="1"/>
+                  </wp:cNvGraphicFramePr>
+                  <a:graphic>
+                    <a:graphicData uri="http://schemas.openxmlformats.org/drawingml/2006/picture">
+                      <pic:pic>
+                        <pic:nvPicPr>
+                          <pic:cNvPr id="246" name="Picture 246" descr="image"/>
+                          <pic:cNvPicPr>
+                            <a:picLocks noChangeAspect="1"/>
+                          </pic:cNvPicPr>
+                        </pic:nvPicPr>
+                        <pic:blipFill>
+                          <a:blip r:embed="rId100"/>
+                          <a:stretch>
+                            <a:fillRect/>
+                          </a:stretch>
+                        </pic:blipFill>
+                        <pic:spPr>
+                          <a:xfrm>
+                            <a:off x="0" y="0"/>
+                            <a:ext cx="2755718" cy="1414602"/>
                           </a:xfrm>
                           <a:prstGeom prst="rect">
                             <a:avLst/>
@@ -6561,23 +7301,23 @@
               </w:rPr>
               <w:drawing>
                 <wp:inline distT="0" distB="0" distL="0" distR="0">
-                  <wp:extent cx="2571750" cy="2857500"/>
+                  <wp:extent cx="124007" cy="96450"/>
                   <wp:effectExtent l="0" t="0" r="0" b="0"/>
-                  <wp:docPr id="167" name="Picture 167" descr="image"/>
+                  <wp:docPr id="247" name="Picture 247" descr="image"/>
                   <wp:cNvGraphicFramePr>
-                    <a:graphicFrameLocks xmlns:a="http://schemas.openxmlformats.org/drawingml/2006/main" noChangeAspect="1"/>
+                    <a:graphicFrameLocks noChangeAspect="1"/>
                   </wp:cNvGraphicFramePr>
-                  <a:graphic xmlns:a="http://schemas.openxmlformats.org/drawingml/2006/main">
+                  <a:graphic>
                     <a:graphicData uri="http://schemas.openxmlformats.org/drawingml/2006/picture">
-                      <pic:pic xmlns:pic="http://schemas.openxmlformats.org/drawingml/2006/picture">
+                      <pic:pic>
                         <pic:nvPicPr>
-                          <pic:cNvPr id="167" name="Picture 167" descr="image"/>
+                          <pic:cNvPr id="247" name="Picture 247" descr="image"/>
                           <pic:cNvPicPr>
                             <a:picLocks noChangeAspect="1"/>
                           </pic:cNvPicPr>
                         </pic:nvPicPr>
                         <pic:blipFill>
-                          <a:blip r:embed="rId6|rId102"/>
+                          <a:blip r:embed="rId6"/>
                           <a:stretch>
                             <a:fillRect/>
                           </a:stretch>
@@ -6585,7 +7325,44 @@
                         <pic:spPr>
                           <a:xfrm>
                             <a:off x="0" y="0"/>
-                            <a:ext cx="2571750" cy="2857500"/>
+                            <a:ext cx="124007" cy="96450"/>
+                          </a:xfrm>
+                          <a:prstGeom prst="rect">
+                            <a:avLst/>
+                          </a:prstGeom>
+                        </pic:spPr>
+                      </pic:pic>
+                    </a:graphicData>
+                  </a:graphic>
+                </wp:inline>
+              </w:drawing>
+              <w:drawing>
+                <wp:inline distT="0" distB="0" distL="0" distR="0">
+                  <wp:extent cx="2755718" cy="1428380"/>
+                  <wp:effectExtent l="0" t="0" r="0" b="0"/>
+                  <wp:docPr id="248" name="Picture 248" descr="image"/>
+                  <wp:cNvGraphicFramePr>
+                    <a:graphicFrameLocks noChangeAspect="1"/>
+                  </wp:cNvGraphicFramePr>
+                  <a:graphic>
+                    <a:graphicData uri="http://schemas.openxmlformats.org/drawingml/2006/picture">
+                      <pic:pic>
+                        <pic:nvPicPr>
+                          <pic:cNvPr id="248" name="Picture 248" descr="image"/>
+                          <pic:cNvPicPr>
+                            <a:picLocks noChangeAspect="1"/>
+                          </pic:cNvPicPr>
+                        </pic:nvPicPr>
+                        <pic:blipFill>
+                          <a:blip r:embed="rId102"/>
+                          <a:stretch>
+                            <a:fillRect/>
+                          </a:stretch>
+                        </pic:blipFill>
+                        <pic:spPr>
+                          <a:xfrm>
+                            <a:off x="0" y="0"/>
+                            <a:ext cx="2755718" cy="1428380"/>
                           </a:xfrm>
                           <a:prstGeom prst="rect">
                             <a:avLst/>
@@ -6770,23 +7547,23 @@
               </w:rPr>
               <w:drawing>
                 <wp:inline distT="0" distB="0" distL="0" distR="0">
-                  <wp:extent cx="2571750" cy="2857500"/>
+                  <wp:extent cx="116571" cy="90666"/>
                   <wp:effectExtent l="0" t="0" r="0" b="0"/>
-                  <wp:docPr id="169" name="Picture 169" descr="image"/>
+                  <wp:docPr id="249" name="Picture 249" descr="image"/>
                   <wp:cNvGraphicFramePr>
-                    <a:graphicFrameLocks xmlns:a="http://schemas.openxmlformats.org/drawingml/2006/main" noChangeAspect="1"/>
+                    <a:graphicFrameLocks noChangeAspect="1"/>
                   </wp:cNvGraphicFramePr>
-                  <a:graphic xmlns:a="http://schemas.openxmlformats.org/drawingml/2006/main">
+                  <a:graphic>
                     <a:graphicData uri="http://schemas.openxmlformats.org/drawingml/2006/picture">
-                      <pic:pic xmlns:pic="http://schemas.openxmlformats.org/drawingml/2006/picture">
+                      <pic:pic>
                         <pic:nvPicPr>
-                          <pic:cNvPr id="169" name="Picture 169" descr="image"/>
+                          <pic:cNvPr id="249" name="Picture 249" descr="image"/>
                           <pic:cNvPicPr>
                             <a:picLocks noChangeAspect="1"/>
                           </pic:cNvPicPr>
                         </pic:nvPicPr>
                         <pic:blipFill>
-                          <a:blip r:embed="rId6|rId105"/>
+                          <a:blip r:embed="rId6"/>
                           <a:stretch>
                             <a:fillRect/>
                           </a:stretch>
@@ -6794,7 +7571,44 @@
                         <pic:spPr>
                           <a:xfrm>
                             <a:off x="0" y="0"/>
-                            <a:ext cx="2571750" cy="2857500"/>
+                            <a:ext cx="116571" cy="90666"/>
+                          </a:xfrm>
+                          <a:prstGeom prst="rect">
+                            <a:avLst/>
+                          </a:prstGeom>
+                        </pic:spPr>
+                      </pic:pic>
+                    </a:graphicData>
+                  </a:graphic>
+                </wp:inline>
+              </w:drawing>
+              <w:drawing>
+                <wp:inline distT="0" distB="0" distL="0" distR="0">
+                  <wp:extent cx="2763154" cy="1726972"/>
+                  <wp:effectExtent l="0" t="0" r="0" b="0"/>
+                  <wp:docPr id="250" name="Picture 250" descr="image"/>
+                  <wp:cNvGraphicFramePr>
+                    <a:graphicFrameLocks noChangeAspect="1"/>
+                  </wp:cNvGraphicFramePr>
+                  <a:graphic>
+                    <a:graphicData uri="http://schemas.openxmlformats.org/drawingml/2006/picture">
+                      <pic:pic>
+                        <pic:nvPicPr>
+                          <pic:cNvPr id="250" name="Picture 250" descr="image"/>
+                          <pic:cNvPicPr>
+                            <a:picLocks noChangeAspect="1"/>
+                          </pic:cNvPicPr>
+                        </pic:nvPicPr>
+                        <pic:blipFill>
+                          <a:blip r:embed="rId105"/>
+                          <a:stretch>
+                            <a:fillRect/>
+                          </a:stretch>
+                        </pic:blipFill>
+                        <pic:spPr>
+                          <a:xfrm>
+                            <a:off x="0" y="0"/>
+                            <a:ext cx="2763154" cy="1726972"/>
                           </a:xfrm>
                           <a:prstGeom prst="rect">
                             <a:avLst/>
@@ -6858,23 +7672,23 @@
               </w:rPr>
               <w:drawing>
                 <wp:inline distT="0" distB="0" distL="0" distR="0">
-                  <wp:extent cx="2571750" cy="2857500"/>
+                  <wp:extent cx="116571" cy="90666"/>
                   <wp:effectExtent l="0" t="0" r="0" b="0"/>
-                  <wp:docPr id="170" name="Picture 170" descr="image"/>
+                  <wp:docPr id="251" name="Picture 251" descr="image"/>
                   <wp:cNvGraphicFramePr>
-                    <a:graphicFrameLocks xmlns:a="http://schemas.openxmlformats.org/drawingml/2006/main" noChangeAspect="1"/>
+                    <a:graphicFrameLocks noChangeAspect="1"/>
                   </wp:cNvGraphicFramePr>
-                  <a:graphic xmlns:a="http://schemas.openxmlformats.org/drawingml/2006/main">
+                  <a:graphic>
                     <a:graphicData uri="http://schemas.openxmlformats.org/drawingml/2006/picture">
-                      <pic:pic xmlns:pic="http://schemas.openxmlformats.org/drawingml/2006/picture">
+                      <pic:pic>
                         <pic:nvPicPr>
-                          <pic:cNvPr id="170" name="Picture 170" descr="image"/>
+                          <pic:cNvPr id="251" name="Picture 251" descr="image"/>
                           <pic:cNvPicPr>
                             <a:picLocks noChangeAspect="1"/>
                           </pic:cNvPicPr>
                         </pic:nvPicPr>
                         <pic:blipFill>
-                          <a:blip r:embed="rId6|rId107"/>
+                          <a:blip r:embed="rId6"/>
                           <a:stretch>
                             <a:fillRect/>
                           </a:stretch>
@@ -6882,7 +7696,44 @@
                         <pic:spPr>
                           <a:xfrm>
                             <a:off x="0" y="0"/>
-                            <a:ext cx="2571750" cy="2857500"/>
+                            <a:ext cx="116571" cy="90666"/>
+                          </a:xfrm>
+                          <a:prstGeom prst="rect">
+                            <a:avLst/>
+                          </a:prstGeom>
+                        </pic:spPr>
+                      </pic:pic>
+                    </a:graphicData>
+                  </a:graphic>
+                </wp:inline>
+              </w:drawing>
+              <w:drawing>
+                <wp:inline distT="0" distB="0" distL="0" distR="0">
+                  <wp:extent cx="2763154" cy="1726972"/>
+                  <wp:effectExtent l="0" t="0" r="0" b="0"/>
+                  <wp:docPr id="252" name="Picture 252" descr="image"/>
+                  <wp:cNvGraphicFramePr>
+                    <a:graphicFrameLocks noChangeAspect="1"/>
+                  </wp:cNvGraphicFramePr>
+                  <a:graphic>
+                    <a:graphicData uri="http://schemas.openxmlformats.org/drawingml/2006/picture">
+                      <pic:pic>
+                        <pic:nvPicPr>
+                          <pic:cNvPr id="252" name="Picture 252" descr="image"/>
+                          <pic:cNvPicPr>
+                            <a:picLocks noChangeAspect="1"/>
+                          </pic:cNvPicPr>
+                        </pic:nvPicPr>
+                        <pic:blipFill>
+                          <a:blip r:embed="rId107"/>
+                          <a:stretch>
+                            <a:fillRect/>
+                          </a:stretch>
+                        </pic:blipFill>
+                        <pic:spPr>
+                          <a:xfrm>
+                            <a:off x="0" y="0"/>
+                            <a:ext cx="2763154" cy="1726972"/>
                           </a:xfrm>
                           <a:prstGeom prst="rect">
                             <a:avLst/>
@@ -6951,23 +7802,23 @@
               </w:rPr>
               <w:drawing>
                 <wp:inline distT="0" distB="0" distL="0" distR="0">
-                  <wp:extent cx="2571750" cy="2857500"/>
+                  <wp:extent cx="116571" cy="90666"/>
                   <wp:effectExtent l="0" t="0" r="0" b="0"/>
-                  <wp:docPr id="171" name="Picture 171" descr="image"/>
+                  <wp:docPr id="253" name="Picture 253" descr="image"/>
                   <wp:cNvGraphicFramePr>
-                    <a:graphicFrameLocks xmlns:a="http://schemas.openxmlformats.org/drawingml/2006/main" noChangeAspect="1"/>
+                    <a:graphicFrameLocks noChangeAspect="1"/>
                   </wp:cNvGraphicFramePr>
-                  <a:graphic xmlns:a="http://schemas.openxmlformats.org/drawingml/2006/main">
+                  <a:graphic>
                     <a:graphicData uri="http://schemas.openxmlformats.org/drawingml/2006/picture">
-                      <pic:pic xmlns:pic="http://schemas.openxmlformats.org/drawingml/2006/picture">
+                      <pic:pic>
                         <pic:nvPicPr>
-                          <pic:cNvPr id="171" name="Picture 171" descr="image"/>
+                          <pic:cNvPr id="253" name="Picture 253" descr="image"/>
                           <pic:cNvPicPr>
                             <a:picLocks noChangeAspect="1"/>
                           </pic:cNvPicPr>
                         </pic:nvPicPr>
                         <pic:blipFill>
-                          <a:blip r:embed="rId6|rId109"/>
+                          <a:blip r:embed="rId6"/>
                           <a:stretch>
                             <a:fillRect/>
                           </a:stretch>
@@ -6975,7 +7826,44 @@
                         <pic:spPr>
                           <a:xfrm>
                             <a:off x="0" y="0"/>
-                            <a:ext cx="2571750" cy="2857500"/>
+                            <a:ext cx="116571" cy="90666"/>
+                          </a:xfrm>
+                          <a:prstGeom prst="rect">
+                            <a:avLst/>
+                          </a:prstGeom>
+                        </pic:spPr>
+                      </pic:pic>
+                    </a:graphicData>
+                  </a:graphic>
+                </wp:inline>
+              </w:drawing>
+              <w:drawing>
+                <wp:inline distT="0" distB="0" distL="0" distR="0">
+                  <wp:extent cx="2763154" cy="1726972"/>
+                  <wp:effectExtent l="0" t="0" r="0" b="0"/>
+                  <wp:docPr id="254" name="Picture 254" descr="image"/>
+                  <wp:cNvGraphicFramePr>
+                    <a:graphicFrameLocks noChangeAspect="1"/>
+                  </wp:cNvGraphicFramePr>
+                  <a:graphic>
+                    <a:graphicData uri="http://schemas.openxmlformats.org/drawingml/2006/picture">
+                      <pic:pic>
+                        <pic:nvPicPr>
+                          <pic:cNvPr id="254" name="Picture 254" descr="image"/>
+                          <pic:cNvPicPr>
+                            <a:picLocks noChangeAspect="1"/>
+                          </pic:cNvPicPr>
+                        </pic:nvPicPr>
+                        <pic:blipFill>
+                          <a:blip r:embed="rId109"/>
+                          <a:stretch>
+                            <a:fillRect/>
+                          </a:stretch>
+                        </pic:blipFill>
+                        <pic:spPr>
+                          <a:xfrm>
+                            <a:off x="0" y="0"/>
+                            <a:ext cx="2763154" cy="1726972"/>
                           </a:xfrm>
                           <a:prstGeom prst="rect">
                             <a:avLst/>
@@ -7039,23 +7927,23 @@
               </w:rPr>
               <w:drawing>
                 <wp:inline distT="0" distB="0" distL="0" distR="0">
-                  <wp:extent cx="2571750" cy="2857500"/>
+                  <wp:extent cx="116571" cy="90666"/>
                   <wp:effectExtent l="0" t="0" r="0" b="0"/>
-                  <wp:docPr id="172" name="Picture 172" descr="image"/>
+                  <wp:docPr id="255" name="Picture 255" descr="image"/>
                   <wp:cNvGraphicFramePr>
-                    <a:graphicFrameLocks xmlns:a="http://schemas.openxmlformats.org/drawingml/2006/main" noChangeAspect="1"/>
+                    <a:graphicFrameLocks noChangeAspect="1"/>
                   </wp:cNvGraphicFramePr>
-                  <a:graphic xmlns:a="http://schemas.openxmlformats.org/drawingml/2006/main">
+                  <a:graphic>
                     <a:graphicData uri="http://schemas.openxmlformats.org/drawingml/2006/picture">
-                      <pic:pic xmlns:pic="http://schemas.openxmlformats.org/drawingml/2006/picture">
+                      <pic:pic>
                         <pic:nvPicPr>
-                          <pic:cNvPr id="172" name="Picture 172" descr="image"/>
+                          <pic:cNvPr id="255" name="Picture 255" descr="image"/>
                           <pic:cNvPicPr>
                             <a:picLocks noChangeAspect="1"/>
                           </pic:cNvPicPr>
                         </pic:nvPicPr>
                         <pic:blipFill>
-                          <a:blip r:embed="rId6|rId111"/>
+                          <a:blip r:embed="rId6"/>
                           <a:stretch>
                             <a:fillRect/>
                           </a:stretch>
@@ -7063,7 +7951,44 @@
                         <pic:spPr>
                           <a:xfrm>
                             <a:off x="0" y="0"/>
-                            <a:ext cx="2571750" cy="2857500"/>
+                            <a:ext cx="116571" cy="90666"/>
+                          </a:xfrm>
+                          <a:prstGeom prst="rect">
+                            <a:avLst/>
+                          </a:prstGeom>
+                        </pic:spPr>
+                      </pic:pic>
+                    </a:graphicData>
+                  </a:graphic>
+                </wp:inline>
+              </w:drawing>
+              <w:drawing>
+                <wp:inline distT="0" distB="0" distL="0" distR="0">
+                  <wp:extent cx="2763154" cy="1726972"/>
+                  <wp:effectExtent l="0" t="0" r="0" b="0"/>
+                  <wp:docPr id="256" name="Picture 256" descr="image"/>
+                  <wp:cNvGraphicFramePr>
+                    <a:graphicFrameLocks noChangeAspect="1"/>
+                  </wp:cNvGraphicFramePr>
+                  <a:graphic>
+                    <a:graphicData uri="http://schemas.openxmlformats.org/drawingml/2006/picture">
+                      <pic:pic>
+                        <pic:nvPicPr>
+                          <pic:cNvPr id="256" name="Picture 256" descr="image"/>
+                          <pic:cNvPicPr>
+                            <a:picLocks noChangeAspect="1"/>
+                          </pic:cNvPicPr>
+                        </pic:nvPicPr>
+                        <pic:blipFill>
+                          <a:blip r:embed="rId111"/>
+                          <a:stretch>
+                            <a:fillRect/>
+                          </a:stretch>
+                        </pic:blipFill>
+                        <pic:spPr>
+                          <a:xfrm>
+                            <a:off x="0" y="0"/>
+                            <a:ext cx="2763154" cy="1726972"/>
                           </a:xfrm>
                           <a:prstGeom prst="rect">
                             <a:avLst/>
@@ -7626,23 +8551,23 @@
         </w:rPr>
         <w:drawing>
           <wp:inline distT="0" distB="0" distL="0" distR="0">
-            <wp:extent cx="3132000" cy="2857500"/>
+            <wp:extent cx="3693933" cy="2571183"/>
             <wp:effectExtent l="0" t="0" r="0" b="0"/>
-            <wp:docPr id="178" name="Picture 178" descr="image"/>
+            <wp:docPr id="257" name="Picture 257" descr="image"/>
             <wp:cNvGraphicFramePr>
-              <a:graphicFrameLocks xmlns:a="http://schemas.openxmlformats.org/drawingml/2006/main" noChangeAspect="1"/>
+              <a:graphicFrameLocks noChangeAspect="1"/>
             </wp:cNvGraphicFramePr>
-            <a:graphic xmlns:a="http://schemas.openxmlformats.org/drawingml/2006/main">
+            <a:graphic>
               <a:graphicData uri="http://schemas.openxmlformats.org/drawingml/2006/picture">
-                <pic:pic xmlns:pic="http://schemas.openxmlformats.org/drawingml/2006/picture">
+                <pic:pic>
                   <pic:nvPicPr>
-                    <pic:cNvPr id="178" name="Picture 178" descr="image"/>
+                    <pic:cNvPr id="257" name="Picture 257" descr="image"/>
                     <pic:cNvPicPr>
                       <a:picLocks noChangeAspect="1"/>
                     </pic:cNvPicPr>
                   </pic:nvPicPr>
                   <pic:blipFill>
-                    <a:blip r:embed="rId127|rId128"/>
+                    <a:blip r:embed="rId127"/>
                     <a:stretch>
                       <a:fillRect/>
                     </a:stretch>
@@ -7650,7 +8575,44 @@
                   <pic:spPr>
                     <a:xfrm>
                       <a:off x="0" y="0"/>
-                      <a:ext cx="3132000" cy="2857500"/>
+                      <a:ext cx="3693933" cy="2571183"/>
+                    </a:xfrm>
+                    <a:prstGeom prst="rect">
+                      <a:avLst/>
+                    </a:prstGeom>
+                  </pic:spPr>
+                </pic:pic>
+              </a:graphicData>
+            </a:graphic>
+          </wp:inline>
+        </w:drawing>
+        <w:drawing>
+          <wp:inline distT="0" distB="0" distL="0" distR="0">
+            <wp:extent cx="2065517" cy="2571183"/>
+            <wp:effectExtent l="0" t="0" r="0" b="0"/>
+            <wp:docPr id="258" name="Picture 258" descr="image"/>
+            <wp:cNvGraphicFramePr>
+              <a:graphicFrameLocks noChangeAspect="1"/>
+            </wp:cNvGraphicFramePr>
+            <a:graphic>
+              <a:graphicData uri="http://schemas.openxmlformats.org/drawingml/2006/picture">
+                <pic:pic>
+                  <pic:nvPicPr>
+                    <pic:cNvPr id="258" name="Picture 258" descr="image"/>
+                    <pic:cNvPicPr>
+                      <a:picLocks noChangeAspect="1"/>
+                    </pic:cNvPicPr>
+                  </pic:nvPicPr>
+                  <pic:blipFill>
+                    <a:blip r:embed="rId128"/>
+                    <a:stretch>
+                      <a:fillRect/>
+                    </a:stretch>
+                  </pic:blipFill>
+                  <pic:spPr>
+                    <a:xfrm>
+                      <a:off x="0" y="0"/>
+                      <a:ext cx="2065517" cy="2571183"/>
                     </a:xfrm>
                     <a:prstGeom prst="rect">
                       <a:avLst/>
@@ -7933,23 +8895,23 @@
         </w:rPr>
         <w:drawing>
           <wp:inline distT="0" distB="0" distL="0" distR="0">
-            <wp:extent cx="3132000" cy="2857500"/>
+            <wp:extent cx="2994282" cy="2812571"/>
             <wp:effectExtent l="0" t="0" r="0" b="0"/>
-            <wp:docPr id="181" name="Picture 181" descr="image"/>
+            <wp:docPr id="259" name="Picture 259" descr="image"/>
             <wp:cNvGraphicFramePr>
-              <a:graphicFrameLocks xmlns:a="http://schemas.openxmlformats.org/drawingml/2006/main" noChangeAspect="1"/>
+              <a:graphicFrameLocks noChangeAspect="1"/>
             </wp:cNvGraphicFramePr>
-            <a:graphic xmlns:a="http://schemas.openxmlformats.org/drawingml/2006/main">
+            <a:graphic>
               <a:graphicData uri="http://schemas.openxmlformats.org/drawingml/2006/picture">
-                <pic:pic xmlns:pic="http://schemas.openxmlformats.org/drawingml/2006/picture">
+                <pic:pic>
                   <pic:nvPicPr>
-                    <pic:cNvPr id="181" name="Picture 181" descr="image"/>
+                    <pic:cNvPr id="259" name="Picture 259" descr="image"/>
                     <pic:cNvPicPr>
                       <a:picLocks noChangeAspect="1"/>
                     </pic:cNvPicPr>
                   </pic:nvPicPr>
                   <pic:blipFill>
-                    <a:blip r:embed="rId139|rId140"/>
+                    <a:blip r:embed="rId139"/>
                     <a:stretch>
                       <a:fillRect/>
                     </a:stretch>
@@ -7957,7 +8919,7 @@
                   <pic:spPr>
                     <a:xfrm>
                       <a:off x="0" y="0"/>
-                      <a:ext cx="3132000" cy="2857500"/>
+                      <a:ext cx="2994282" cy="2812571"/>
                     </a:xfrm>
                     <a:prstGeom prst="rect">
                       <a:avLst/>
@@ -7968,140 +8930,25 @@
             </a:graphic>
           </wp:inline>
         </w:drawing>
-      </w:r>
-    </w:p>
-    <w:p>
-      <w:pPr>
-        <w:spacing w:before="0" w:after="0" w:line="300" w:lineRule="auto"/>
-        <w:rPr>
-          <w:rFonts w:ascii="Times New Roman" w:hAnsi="Times New Roman" w:eastAsia="宋体" w:cs="Times New Roman"/>
-          <w:kern w:val="0"/>
-          <w:sz w:val="12"/>
-          <w:szCs w:val="12"/>
-        </w:rPr>
-      </w:pPr>
-    </w:p>
-    <w:p>
-      <w:pPr>
-        <w:keepNext/>
-        <w:spacing w:before="200" w:after="40" w:line="300" w:lineRule="auto"/>
-        <w:ind w:left="0" w:right="0" w:firstLine="0"/>
-        <w:jc w:val="left"/>
-        <w:rPr>
-          <w:rFonts w:ascii="Times New Roman" w:hAnsi="Times New Roman" w:eastAsia="宋体" w:cs="Times New Roman"/>
-          <w:kern w:val="0"/>
-          <w:b/>
-          <w:bCs/>
-          <w:sz w:val="24"/>
-          <w:szCs w:val="24"/>
-        </w:rPr>
-      </w:pPr>
-      <w:r>
-        <w:rPr>
-          <w:rFonts w:ascii="Times New Roman" w:hAnsi="Times New Roman" w:eastAsia="宋体" w:cs="Times New Roman"/>
-          <w:kern w:val="0"/>
-          <w:b/>
-          <w:bCs/>
-          <w:sz w:val="24"/>
-          <w:szCs w:val="24"/>
-        </w:rPr>
-        <w:t xml:space="preserve">三、编程题</w:t>
-      </w:r>
-      <w:r>
-        <w:rPr>
-          <w:rFonts w:ascii="Times New Roman" w:hAnsi="Times New Roman" w:eastAsia="宋体" w:cs="Times New Roman"/>
-          <w:kern w:val="0"/>
-          <w:b/>
-          <w:bCs/>
-          <w:sz w:val="24"/>
-          <w:szCs w:val="24"/>
-        </w:rPr>
-        <w:t xml:space="preserve">（共4题，共50分）</w:t>
-      </w:r>
-    </w:p>
-    <w:p>
-      <w:pPr>
-        <w:keepNext/>
-        <w:spacing w:before="40" w:after="30" w:line="300" w:lineRule="auto"/>
-        <w:ind w:left="0" w:right="0" w:firstLine="0"/>
-        <w:jc w:val="left"/>
-        <w:rPr>
-          <w:rFonts w:ascii="Times New Roman" w:hAnsi="Times New Roman" w:eastAsia="宋体" w:cs="Times New Roman"/>
-          <w:kern w:val="0"/>
-          <w:sz w:val="21"/>
-          <w:szCs w:val="21"/>
-        </w:rPr>
-      </w:pPr>
-      <w:r>
-        <w:rPr>
-          <w:rFonts w:ascii="Times New Roman" w:hAnsi="Times New Roman" w:eastAsia="宋体" w:cs="Times New Roman"/>
-          <w:kern w:val="0"/>
-          <w:sz w:val="21"/>
-          <w:szCs w:val="21"/>
-        </w:rPr>
-        <w:t xml:space="preserve">26．解密</w:t>
-      </w:r>
-    </w:p>
-    <w:p>
-      <w:pPr>
-        <w:keepNext/>
-        <w:spacing w:before="40" w:after="30" w:line="300" w:lineRule="auto"/>
-        <w:ind w:left="0" w:right="0" w:firstLine="0"/>
-        <w:jc w:val="left"/>
-        <w:rPr>
-          <w:rFonts w:ascii="Times New Roman" w:hAnsi="Times New Roman" w:eastAsia="宋体" w:cs="Times New Roman"/>
-          <w:kern w:val="0"/>
-          <w:sz w:val="21"/>
-          <w:szCs w:val="21"/>
-        </w:rPr>
-      </w:pPr>
-      <w:r>
-        <w:rPr>
-          <w:rFonts w:ascii="Times New Roman" w:hAnsi="Times New Roman" w:eastAsia="宋体" w:cs="Times New Roman"/>
-          <w:kern w:val="0"/>
-          <w:sz w:val="21"/>
-          <w:szCs w:val="21"/>
-        </w:rPr>
-        <w:t xml:space="preserve">罗马共和国的恺撒曾经用一种特殊的加密方式和他的将军们联系，他是这样做的：把一个单词里的每一个字母都向后移，比如A向后移3位，变成D，B就变成E，以此类推。等到X的时候，会变成A，Y变成B，Z变成C。请你编写一段脚本，在输入加密内容后，能够还原出加密前的内容。</w:t>
-      </w:r>
-    </w:p>
-    <w:p>
-      <w:pPr>
-        <w:keepNext/>
-        <w:spacing w:before="40" w:after="40" w:line="240" w:lineRule="auto"/>
-        <w:ind w:left="0" w:right="0" w:firstLine="0"/>
-        <w:jc w:val="center"/>
-        <w:rPr>
-          <w:rFonts w:ascii="Times New Roman" w:hAnsi="Times New Roman" w:eastAsia="宋体" w:cs="Times New Roman"/>
-          <w:kern w:val="0"/>
-          <w:sz w:val="21"/>
-          <w:szCs w:val="21"/>
-        </w:rPr>
-      </w:pPr>
-      <w:r>
-        <w:rPr>
-          <w:rFonts w:ascii="Times New Roman" w:hAnsi="Times New Roman" w:eastAsia="宋体"/>
-          <w:sz w:val="21"/>
-        </w:rPr>
         <w:drawing>
           <wp:inline distT="0" distB="0" distL="0" distR="0">
-            <wp:extent cx="3132000" cy="2857500"/>
+            <wp:extent cx="2765168" cy="2717765"/>
             <wp:effectExtent l="0" t="0" r="0" b="0"/>
-            <wp:docPr id="182" name="Picture 182" descr="image"/>
+            <wp:docPr id="260" name="Picture 260" descr="image"/>
             <wp:cNvGraphicFramePr>
-              <a:graphicFrameLocks xmlns:a="http://schemas.openxmlformats.org/drawingml/2006/main" noChangeAspect="1"/>
+              <a:graphicFrameLocks noChangeAspect="1"/>
             </wp:cNvGraphicFramePr>
-            <a:graphic xmlns:a="http://schemas.openxmlformats.org/drawingml/2006/main">
+            <a:graphic>
               <a:graphicData uri="http://schemas.openxmlformats.org/drawingml/2006/picture">
-                <pic:pic xmlns:pic="http://schemas.openxmlformats.org/drawingml/2006/picture">
+                <pic:pic>
                   <pic:nvPicPr>
-                    <pic:cNvPr id="182" name="Picture 182" descr="image"/>
+                    <pic:cNvPr id="260" name="Picture 260" descr="image"/>
                     <pic:cNvPicPr>
                       <a:picLocks noChangeAspect="1"/>
                     </pic:cNvPicPr>
                   </pic:nvPicPr>
                   <pic:blipFill>
-                    <a:blip r:embed="rId143|rId144|rId145"/>
+                    <a:blip r:embed="rId140"/>
                     <a:stretch>
                       <a:fillRect/>
                     </a:stretch>
@@ -8109,7 +8956,7 @@
                   <pic:spPr>
                     <a:xfrm>
                       <a:off x="0" y="0"/>
-                      <a:ext cx="3132000" cy="2857500"/>
+                      <a:ext cx="2765168" cy="2717765"/>
                     </a:xfrm>
                     <a:prstGeom prst="rect">
                       <a:avLst/>
@@ -8124,25 +8971,51 @@
     </w:p>
     <w:p>
       <w:pPr>
-        <w:keepNext/>
-        <w:spacing w:before="40" w:after="30" w:line="300" w:lineRule="auto"/>
-        <w:ind w:left="420" w:right="0" w:firstLine="0"/>
+        <w:spacing w:before="0" w:after="0" w:line="300" w:lineRule="auto"/>
+        <w:rPr>
+          <w:rFonts w:ascii="Times New Roman" w:hAnsi="Times New Roman" w:eastAsia="宋体" w:cs="Times New Roman"/>
+          <w:kern w:val="0"/>
+          <w:sz w:val="12"/>
+          <w:szCs w:val="12"/>
+        </w:rPr>
+      </w:pPr>
+    </w:p>
+    <w:p>
+      <w:pPr>
+        <w:keepNext/>
+        <w:spacing w:before="200" w:after="40" w:line="300" w:lineRule="auto"/>
+        <w:ind w:left="0" w:right="0" w:firstLine="0"/>
         <w:jc w:val="left"/>
         <w:rPr>
           <w:rFonts w:ascii="Times New Roman" w:hAnsi="Times New Roman" w:eastAsia="宋体" w:cs="Times New Roman"/>
           <w:kern w:val="0"/>
-          <w:sz w:val="21"/>
-          <w:szCs w:val="21"/>
-        </w:rPr>
-      </w:pPr>
-      <w:r>
-        <w:rPr>
-          <w:rFonts w:ascii="Times New Roman" w:hAnsi="Times New Roman" w:eastAsia="宋体" w:cs="Times New Roman"/>
-          <w:kern w:val="0"/>
-          <w:sz w:val="21"/>
-          <w:szCs w:val="21"/>
-        </w:rPr>
-        <w:t xml:space="preserve">1.准备工作</w:t>
+          <w:b/>
+          <w:bCs/>
+          <w:sz w:val="24"/>
+          <w:szCs w:val="24"/>
+        </w:rPr>
+      </w:pPr>
+      <w:r>
+        <w:rPr>
+          <w:rFonts w:ascii="Times New Roman" w:hAnsi="Times New Roman" w:eastAsia="宋体" w:cs="Times New Roman"/>
+          <w:kern w:val="0"/>
+          <w:b/>
+          <w:bCs/>
+          <w:sz w:val="24"/>
+          <w:szCs w:val="24"/>
+        </w:rPr>
+        <w:t xml:space="preserve">三、编程题</w:t>
+      </w:r>
+      <w:r>
+        <w:rPr>
+          <w:rFonts w:ascii="Times New Roman" w:hAnsi="Times New Roman" w:eastAsia="宋体" w:cs="Times New Roman"/>
+          <w:kern w:val="0"/>
+          <w:b/>
+          <w:bCs/>
+          <w:sz w:val="24"/>
+          <w:szCs w:val="24"/>
+        </w:rPr>
+        <w:t xml:space="preserve">（共4题，共50分）</w:t>
       </w:r>
     </w:p>
     <w:p>
@@ -8165,30 +9038,7 @@
           <w:sz w:val="21"/>
           <w:szCs w:val="21"/>
         </w:rPr>
-        <w:t xml:space="preserve">保留舞台的小猫，白色背景。</w:t>
-      </w:r>
-    </w:p>
-    <w:p>
-      <w:pPr>
-        <w:keepNext/>
-        <w:spacing w:before="40" w:after="30" w:line="300" w:lineRule="auto"/>
-        <w:ind w:left="420" w:right="0" w:firstLine="0"/>
-        <w:jc w:val="left"/>
-        <w:rPr>
-          <w:rFonts w:ascii="Times New Roman" w:hAnsi="Times New Roman" w:eastAsia="宋体" w:cs="Times New Roman"/>
-          <w:kern w:val="0"/>
-          <w:sz w:val="21"/>
-          <w:szCs w:val="21"/>
-        </w:rPr>
-      </w:pPr>
-      <w:r>
-        <w:rPr>
-          <w:rFonts w:ascii="Times New Roman" w:hAnsi="Times New Roman" w:eastAsia="宋体" w:cs="Times New Roman"/>
-          <w:kern w:val="0"/>
-          <w:sz w:val="21"/>
-          <w:szCs w:val="21"/>
-        </w:rPr>
-        <w:t xml:space="preserve">2.功能实现</w:t>
+        <w:t xml:space="preserve">26．解密</w:t>
       </w:r>
     </w:p>
     <w:p>
@@ -8211,64 +9061,7 @@
           <w:sz w:val="21"/>
           <w:szCs w:val="21"/>
         </w:rPr>
-        <w:t xml:space="preserve">点击绿旗以后，输入加密内容，小猫会说出正确的加密前的内容。比如输入：“khoor”，小猫会说：“hello”。</w:t>
-      </w:r>
-    </w:p>
-    <w:p>
-      <w:pPr>
-        <w:spacing w:before="0" w:after="0" w:line="300" w:lineRule="auto"/>
-        <w:rPr>
-          <w:rFonts w:ascii="Times New Roman" w:hAnsi="Times New Roman" w:eastAsia="宋体" w:cs="Times New Roman"/>
-          <w:kern w:val="0"/>
-          <w:sz w:val="12"/>
-          <w:szCs w:val="12"/>
-        </w:rPr>
-      </w:pPr>
-    </w:p>
-    <w:p>
-      <w:pPr>
-        <w:keepNext/>
-        <w:spacing w:before="40" w:after="30" w:line="300" w:lineRule="auto"/>
-        <w:ind w:left="0" w:right="0" w:firstLine="0"/>
-        <w:jc w:val="left"/>
-        <w:rPr>
-          <w:rFonts w:ascii="Times New Roman" w:hAnsi="Times New Roman" w:eastAsia="宋体" w:cs="Times New Roman"/>
-          <w:kern w:val="0"/>
-          <w:sz w:val="21"/>
-          <w:szCs w:val="21"/>
-        </w:rPr>
-      </w:pPr>
-      <w:r>
-        <w:rPr>
-          <w:rFonts w:ascii="Times New Roman" w:hAnsi="Times New Roman" w:eastAsia="宋体" w:cs="Times New Roman"/>
-          <w:kern w:val="0"/>
-          <w:sz w:val="21"/>
-          <w:szCs w:val="21"/>
-        </w:rPr>
-        <w:t xml:space="preserve">27．加减法混合运算器</w:t>
-      </w:r>
-    </w:p>
-    <w:p>
-      <w:pPr>
-        <w:keepNext/>
-        <w:spacing w:before="40" w:after="30" w:line="300" w:lineRule="auto"/>
-        <w:ind w:left="0" w:right="0" w:firstLine="0"/>
-        <w:jc w:val="left"/>
-        <w:rPr>
-          <w:rFonts w:ascii="Times New Roman" w:hAnsi="Times New Roman" w:eastAsia="宋体" w:cs="Times New Roman"/>
-          <w:kern w:val="0"/>
-          <w:sz w:val="21"/>
-          <w:szCs w:val="21"/>
-        </w:rPr>
-      </w:pPr>
-      <w:r>
-        <w:rPr>
-          <w:rFonts w:ascii="Times New Roman" w:hAnsi="Times New Roman" w:eastAsia="宋体" w:cs="Times New Roman"/>
-          <w:kern w:val="0"/>
-          <w:sz w:val="21"/>
-          <w:szCs w:val="21"/>
-        </w:rPr>
-        <w:t xml:space="preserve">请编程实现：输入加减混合运算算式，自动计算出算式结果的功能。</w:t>
+        <w:t xml:space="preserve">罗马共和国的恺撒曾经用一种特殊的加密方式和他的将军们联系，他是这样做的：把一个单词里的每一个字母都向后移，比如A向后移3位，变成D，B就变成E，以此类推。等到X的时候，会变成A，Y变成B，Z变成C。请你编写一段脚本，在输入加密内容后，能够还原出加密前的内容。</w:t>
       </w:r>
     </w:p>
     <w:p>
@@ -8291,23 +9084,23 @@
         </w:rPr>
         <w:drawing>
           <wp:inline distT="0" distB="0" distL="0" distR="0">
-            <wp:extent cx="3132000" cy="2857500"/>
+            <wp:extent cx="1919817" cy="846978"/>
             <wp:effectExtent l="0" t="0" r="0" b="0"/>
-            <wp:docPr id="183" name="Picture 183" descr="image"/>
+            <wp:docPr id="261" name="Picture 261" descr="image"/>
             <wp:cNvGraphicFramePr>
-              <a:graphicFrameLocks xmlns:a="http://schemas.openxmlformats.org/drawingml/2006/main" noChangeAspect="1"/>
+              <a:graphicFrameLocks noChangeAspect="1"/>
             </wp:cNvGraphicFramePr>
-            <a:graphic xmlns:a="http://schemas.openxmlformats.org/drawingml/2006/main">
+            <a:graphic>
               <a:graphicData uri="http://schemas.openxmlformats.org/drawingml/2006/picture">
-                <pic:pic xmlns:pic="http://schemas.openxmlformats.org/drawingml/2006/picture">
+                <pic:pic>
                   <pic:nvPicPr>
-                    <pic:cNvPr id="183" name="Picture 183" descr="image"/>
+                    <pic:cNvPr id="261" name="Picture 261" descr="image"/>
                     <pic:cNvPicPr>
                       <a:picLocks noChangeAspect="1"/>
                     </pic:cNvPicPr>
                   </pic:nvPicPr>
                   <pic:blipFill>
-                    <a:blip r:embed="rId147|rId148"/>
+                    <a:blip r:embed="rId143"/>
                     <a:stretch>
                       <a:fillRect/>
                     </a:stretch>
@@ -8315,7 +9108,324 @@
                   <pic:spPr>
                     <a:xfrm>
                       <a:off x="0" y="0"/>
-                      <a:ext cx="3132000" cy="2857500"/>
+                      <a:ext cx="1919817" cy="846978"/>
+                    </a:xfrm>
+                    <a:prstGeom prst="rect">
+                      <a:avLst/>
+                    </a:prstGeom>
+                  </pic:spPr>
+                </pic:pic>
+              </a:graphicData>
+            </a:graphic>
+          </wp:inline>
+        </w:drawing>
+        <w:drawing>
+          <wp:inline distT="0" distB="0" distL="0" distR="0">
+            <wp:extent cx="1919817" cy="1434216"/>
+            <wp:effectExtent l="0" t="0" r="0" b="0"/>
+            <wp:docPr id="262" name="Picture 262" descr="image"/>
+            <wp:cNvGraphicFramePr>
+              <a:graphicFrameLocks noChangeAspect="1"/>
+            </wp:cNvGraphicFramePr>
+            <a:graphic>
+              <a:graphicData uri="http://schemas.openxmlformats.org/drawingml/2006/picture">
+                <pic:pic>
+                  <pic:nvPicPr>
+                    <pic:cNvPr id="262" name="Picture 262" descr="image"/>
+                    <pic:cNvPicPr>
+                      <a:picLocks noChangeAspect="1"/>
+                    </pic:cNvPicPr>
+                  </pic:nvPicPr>
+                  <pic:blipFill>
+                    <a:blip r:embed="rId144"/>
+                    <a:stretch>
+                      <a:fillRect/>
+                    </a:stretch>
+                  </pic:blipFill>
+                  <pic:spPr>
+                    <a:xfrm>
+                      <a:off x="0" y="0"/>
+                      <a:ext cx="1919817" cy="1434216"/>
+                    </a:xfrm>
+                    <a:prstGeom prst="rect">
+                      <a:avLst/>
+                    </a:prstGeom>
+                  </pic:spPr>
+                </pic:pic>
+              </a:graphicData>
+            </a:graphic>
+          </wp:inline>
+        </w:drawing>
+        <w:drawing>
+          <wp:inline distT="0" distB="0" distL="0" distR="0">
+            <wp:extent cx="1919817" cy="1434216"/>
+            <wp:effectExtent l="0" t="0" r="0" b="0"/>
+            <wp:docPr id="263" name="Picture 263" descr="image"/>
+            <wp:cNvGraphicFramePr>
+              <a:graphicFrameLocks noChangeAspect="1"/>
+            </wp:cNvGraphicFramePr>
+            <a:graphic>
+              <a:graphicData uri="http://schemas.openxmlformats.org/drawingml/2006/picture">
+                <pic:pic>
+                  <pic:nvPicPr>
+                    <pic:cNvPr id="263" name="Picture 263" descr="image"/>
+                    <pic:cNvPicPr>
+                      <a:picLocks noChangeAspect="1"/>
+                    </pic:cNvPicPr>
+                  </pic:nvPicPr>
+                  <pic:blipFill>
+                    <a:blip r:embed="rId145"/>
+                    <a:stretch>
+                      <a:fillRect/>
+                    </a:stretch>
+                  </pic:blipFill>
+                  <pic:spPr>
+                    <a:xfrm>
+                      <a:off x="0" y="0"/>
+                      <a:ext cx="1919817" cy="1434216"/>
+                    </a:xfrm>
+                    <a:prstGeom prst="rect">
+                      <a:avLst/>
+                    </a:prstGeom>
+                  </pic:spPr>
+                </pic:pic>
+              </a:graphicData>
+            </a:graphic>
+          </wp:inline>
+        </w:drawing>
+      </w:r>
+    </w:p>
+    <w:p>
+      <w:pPr>
+        <w:keepNext/>
+        <w:spacing w:before="40" w:after="30" w:line="300" w:lineRule="auto"/>
+        <w:ind w:left="420" w:right="0" w:firstLine="0"/>
+        <w:jc w:val="left"/>
+        <w:rPr>
+          <w:rFonts w:ascii="Times New Roman" w:hAnsi="Times New Roman" w:eastAsia="宋体" w:cs="Times New Roman"/>
+          <w:kern w:val="0"/>
+          <w:sz w:val="21"/>
+          <w:szCs w:val="21"/>
+        </w:rPr>
+      </w:pPr>
+      <w:r>
+        <w:rPr>
+          <w:rFonts w:ascii="Times New Roman" w:hAnsi="Times New Roman" w:eastAsia="宋体" w:cs="Times New Roman"/>
+          <w:kern w:val="0"/>
+          <w:sz w:val="21"/>
+          <w:szCs w:val="21"/>
+        </w:rPr>
+        <w:t xml:space="preserve">1.准备工作</w:t>
+      </w:r>
+    </w:p>
+    <w:p>
+      <w:pPr>
+        <w:keepNext/>
+        <w:spacing w:before="40" w:after="30" w:line="300" w:lineRule="auto"/>
+        <w:ind w:left="0" w:right="0" w:firstLine="0"/>
+        <w:jc w:val="left"/>
+        <w:rPr>
+          <w:rFonts w:ascii="Times New Roman" w:hAnsi="Times New Roman" w:eastAsia="宋体" w:cs="Times New Roman"/>
+          <w:kern w:val="0"/>
+          <w:sz w:val="21"/>
+          <w:szCs w:val="21"/>
+        </w:rPr>
+      </w:pPr>
+      <w:r>
+        <w:rPr>
+          <w:rFonts w:ascii="Times New Roman" w:hAnsi="Times New Roman" w:eastAsia="宋体" w:cs="Times New Roman"/>
+          <w:kern w:val="0"/>
+          <w:sz w:val="21"/>
+          <w:szCs w:val="21"/>
+        </w:rPr>
+        <w:t xml:space="preserve">保留舞台的小猫，白色背景。</w:t>
+      </w:r>
+    </w:p>
+    <w:p>
+      <w:pPr>
+        <w:keepNext/>
+        <w:spacing w:before="40" w:after="30" w:line="300" w:lineRule="auto"/>
+        <w:ind w:left="420" w:right="0" w:firstLine="0"/>
+        <w:jc w:val="left"/>
+        <w:rPr>
+          <w:rFonts w:ascii="Times New Roman" w:hAnsi="Times New Roman" w:eastAsia="宋体" w:cs="Times New Roman"/>
+          <w:kern w:val="0"/>
+          <w:sz w:val="21"/>
+          <w:szCs w:val="21"/>
+        </w:rPr>
+      </w:pPr>
+      <w:r>
+        <w:rPr>
+          <w:rFonts w:ascii="Times New Roman" w:hAnsi="Times New Roman" w:eastAsia="宋体" w:cs="Times New Roman"/>
+          <w:kern w:val="0"/>
+          <w:sz w:val="21"/>
+          <w:szCs w:val="21"/>
+        </w:rPr>
+        <w:t xml:space="preserve">2.功能实现</w:t>
+      </w:r>
+    </w:p>
+    <w:p>
+      <w:pPr>
+        <w:keepNext/>
+        <w:spacing w:before="40" w:after="30" w:line="300" w:lineRule="auto"/>
+        <w:ind w:left="0" w:right="0" w:firstLine="0"/>
+        <w:jc w:val="left"/>
+        <w:rPr>
+          <w:rFonts w:ascii="Times New Roman" w:hAnsi="Times New Roman" w:eastAsia="宋体" w:cs="Times New Roman"/>
+          <w:kern w:val="0"/>
+          <w:sz w:val="21"/>
+          <w:szCs w:val="21"/>
+        </w:rPr>
+      </w:pPr>
+      <w:r>
+        <w:rPr>
+          <w:rFonts w:ascii="Times New Roman" w:hAnsi="Times New Roman" w:eastAsia="宋体" w:cs="Times New Roman"/>
+          <w:kern w:val="0"/>
+          <w:sz w:val="21"/>
+          <w:szCs w:val="21"/>
+        </w:rPr>
+        <w:t xml:space="preserve">点击绿旗以后，输入加密内容，小猫会说出正确的加密前的内容。比如输入：“khoor”，小猫会说：“hello”。</w:t>
+      </w:r>
+    </w:p>
+    <w:p>
+      <w:pPr>
+        <w:spacing w:before="0" w:after="0" w:line="300" w:lineRule="auto"/>
+        <w:rPr>
+          <w:rFonts w:ascii="Times New Roman" w:hAnsi="Times New Roman" w:eastAsia="宋体" w:cs="Times New Roman"/>
+          <w:kern w:val="0"/>
+          <w:sz w:val="12"/>
+          <w:szCs w:val="12"/>
+        </w:rPr>
+      </w:pPr>
+    </w:p>
+    <w:p>
+      <w:pPr>
+        <w:keepNext/>
+        <w:spacing w:before="40" w:after="30" w:line="300" w:lineRule="auto"/>
+        <w:ind w:left="0" w:right="0" w:firstLine="0"/>
+        <w:jc w:val="left"/>
+        <w:rPr>
+          <w:rFonts w:ascii="Times New Roman" w:hAnsi="Times New Roman" w:eastAsia="宋体" w:cs="Times New Roman"/>
+          <w:kern w:val="0"/>
+          <w:sz w:val="21"/>
+          <w:szCs w:val="21"/>
+        </w:rPr>
+      </w:pPr>
+      <w:r>
+        <w:rPr>
+          <w:rFonts w:ascii="Times New Roman" w:hAnsi="Times New Roman" w:eastAsia="宋体" w:cs="Times New Roman"/>
+          <w:kern w:val="0"/>
+          <w:sz w:val="21"/>
+          <w:szCs w:val="21"/>
+        </w:rPr>
+        <w:t xml:space="preserve">27．加减法混合运算器</w:t>
+      </w:r>
+    </w:p>
+    <w:p>
+      <w:pPr>
+        <w:keepNext/>
+        <w:spacing w:before="40" w:after="30" w:line="300" w:lineRule="auto"/>
+        <w:ind w:left="0" w:right="0" w:firstLine="0"/>
+        <w:jc w:val="left"/>
+        <w:rPr>
+          <w:rFonts w:ascii="Times New Roman" w:hAnsi="Times New Roman" w:eastAsia="宋体" w:cs="Times New Roman"/>
+          <w:kern w:val="0"/>
+          <w:sz w:val="21"/>
+          <w:szCs w:val="21"/>
+        </w:rPr>
+      </w:pPr>
+      <w:r>
+        <w:rPr>
+          <w:rFonts w:ascii="Times New Roman" w:hAnsi="Times New Roman" w:eastAsia="宋体" w:cs="Times New Roman"/>
+          <w:kern w:val="0"/>
+          <w:sz w:val="21"/>
+          <w:szCs w:val="21"/>
+        </w:rPr>
+        <w:t xml:space="preserve">请编程实现：输入加减混合运算算式，自动计算出算式结果的功能。</w:t>
+      </w:r>
+    </w:p>
+    <w:p>
+      <w:pPr>
+        <w:keepNext/>
+        <w:spacing w:before="40" w:after="40" w:line="240" w:lineRule="auto"/>
+        <w:ind w:left="0" w:right="0" w:firstLine="0"/>
+        <w:jc w:val="center"/>
+        <w:rPr>
+          <w:rFonts w:ascii="Times New Roman" w:hAnsi="Times New Roman" w:eastAsia="宋体" w:cs="Times New Roman"/>
+          <w:kern w:val="0"/>
+          <w:sz w:val="21"/>
+          <w:szCs w:val="21"/>
+        </w:rPr>
+      </w:pPr>
+      <w:r>
+        <w:rPr>
+          <w:rFonts w:ascii="Times New Roman" w:hAnsi="Times New Roman" w:eastAsia="宋体"/>
+          <w:sz w:val="21"/>
+        </w:rPr>
+        <w:drawing>
+          <wp:inline distT="0" distB="0" distL="0" distR="0">
+            <wp:extent cx="2879725" cy="2156316"/>
+            <wp:effectExtent l="0" t="0" r="0" b="0"/>
+            <wp:docPr id="264" name="Picture 264" descr="image"/>
+            <wp:cNvGraphicFramePr>
+              <a:graphicFrameLocks noChangeAspect="1"/>
+            </wp:cNvGraphicFramePr>
+            <a:graphic>
+              <a:graphicData uri="http://schemas.openxmlformats.org/drawingml/2006/picture">
+                <pic:pic>
+                  <pic:nvPicPr>
+                    <pic:cNvPr id="264" name="Picture 264" descr="image"/>
+                    <pic:cNvPicPr>
+                      <a:picLocks noChangeAspect="1"/>
+                    </pic:cNvPicPr>
+                  </pic:nvPicPr>
+                  <pic:blipFill>
+                    <a:blip r:embed="rId147"/>
+                    <a:stretch>
+                      <a:fillRect/>
+                    </a:stretch>
+                  </pic:blipFill>
+                  <pic:spPr>
+                    <a:xfrm>
+                      <a:off x="0" y="0"/>
+                      <a:ext cx="2879725" cy="2156316"/>
+                    </a:xfrm>
+                    <a:prstGeom prst="rect">
+                      <a:avLst/>
+                    </a:prstGeom>
+                  </pic:spPr>
+                </pic:pic>
+              </a:graphicData>
+            </a:graphic>
+          </wp:inline>
+        </w:drawing>
+        <w:drawing>
+          <wp:inline distT="0" distB="0" distL="0" distR="0">
+            <wp:extent cx="2879725" cy="2184139"/>
+            <wp:effectExtent l="0" t="0" r="0" b="0"/>
+            <wp:docPr id="265" name="Picture 265" descr="image"/>
+            <wp:cNvGraphicFramePr>
+              <a:graphicFrameLocks noChangeAspect="1"/>
+            </wp:cNvGraphicFramePr>
+            <a:graphic>
+              <a:graphicData uri="http://schemas.openxmlformats.org/drawingml/2006/picture">
+                <pic:pic>
+                  <pic:nvPicPr>
+                    <pic:cNvPr id="265" name="Picture 265" descr="image"/>
+                    <pic:cNvPicPr>
+                      <a:picLocks noChangeAspect="1"/>
+                    </pic:cNvPicPr>
+                  </pic:nvPicPr>
+                  <pic:blipFill>
+                    <a:blip r:embed="rId148"/>
+                    <a:stretch>
+                      <a:fillRect/>
+                    </a:stretch>
+                  </pic:blipFill>
+                  <pic:spPr>
+                    <a:xfrm>
+                      <a:off x="0" y="0"/>
+                      <a:ext cx="2879725" cy="2184139"/>
                     </a:xfrm>
                     <a:prstGeom prst="rect">
                       <a:avLst/>
@@ -10076,68 +11186,7 @@
 </w:document>
 </file>
 
-<file path=word\fontTable.xml><?xml version="1.0" encoding="utf-8"?>
-<w:fonts xmlns:mc="http://schemas.openxmlformats.org/markup-compatibility/2006" xmlns:r="http://schemas.openxmlformats.org/officeDocument/2006/relationships" xmlns:w="http://schemas.openxmlformats.org/wordprocessingml/2006/main" xmlns:w14="http://schemas.microsoft.com/office/word/2010/wordml" mc:Ignorable="w14">
-  <w:font w:name="Times New Roman">
-    <w:panose1 w:val="02020603050405020304"/>
-    <w:charset w:val="00"/>
-    <w:family w:val="roman"/>
-    <w:pitch w:val="variable"/>
-    <w:sig w:usb0="20007A87" w:usb1="80000000" w:usb2="00000008" w:usb3="00000000" w:csb0="000001FF" w:csb1="00000000"/>
-  </w:font>
-  <w:font w:name="宋体">
-    <w:panose1 w:val="02010600030101010101"/>
-    <w:charset w:val="86"/>
-    <w:family w:val="auto"/>
-    <w:pitch w:val="default"/>
-    <w:sig w:usb0="00000003" w:usb1="288F0000" w:usb2="00000006" w:usb3="00000000" w:csb0="00040001" w:csb1="00000000"/>
-  </w:font>
-  <w:font w:name="Wingdings">
-    <w:panose1 w:val="05000000000000000000"/>
-    <w:charset w:val="02"/>
-    <w:family w:val="auto"/>
-    <w:pitch w:val="default"/>
-    <w:sig w:usb0="00000000" w:usb1="00000000" w:usb2="00000000" w:usb3="00000000" w:csb0="80000000" w:csb1="00000000"/>
-  </w:font>
-  <w:font w:name="Arial">
-    <w:panose1 w:val="020B0604020202020204"/>
-    <w:charset w:val="01"/>
-    <w:family w:val="swiss"/>
-    <w:pitch w:val="default"/>
-    <w:sig w:usb0="E0002AFF" w:usb1="C0007843" w:usb2="00000009" w:usb3="00000000" w:csb0="400001FF" w:csb1="FFFF0000"/>
-  </w:font>
-  <w:font w:name="黑体">
-    <w:panose1 w:val="02010609060101010101"/>
-    <w:charset w:val="86"/>
-    <w:family w:val="auto"/>
-    <w:pitch w:val="default"/>
-    <w:sig w:usb0="800002BF" w:usb1="38CF7CFA" w:usb2="00000016" w:usb3="00000000" w:csb0="00040001" w:csb1="00000000"/>
-  </w:font>
-  <w:font w:name="Courier New">
-    <w:panose1 w:val="02070309020205020404"/>
-    <w:charset w:val="01"/>
-    <w:family w:val="modern"/>
-    <w:pitch w:val="default"/>
-    <w:sig w:usb0="E0002AFF" w:usb1="C0007843" w:usb2="00000009" w:usb3="00000000" w:csb0="400001FF" w:csb1="FFFF0000"/>
-  </w:font>
-  <w:font w:name="Symbol">
-    <w:panose1 w:val="05050102010706020507"/>
-    <w:charset w:val="02"/>
-    <w:family w:val="roman"/>
-    <w:pitch w:val="default"/>
-    <w:sig w:usb0="00000000" w:usb1="00000000" w:usb2="00000000" w:usb3="00000000" w:csb0="80000000" w:csb1="00000000"/>
-  </w:font>
-  <w:font w:name="Calibri">
-    <w:panose1 w:val="020F0502020204030204"/>
-    <w:charset w:val="00"/>
-    <w:family w:val="swiss"/>
-    <w:pitch w:val="default"/>
-    <w:sig w:usb0="E10002FF" w:usb1="4000ACFF" w:usb2="00000009" w:usb3="00000000" w:csb0="2000019F" w:csb1="00000000"/>
-  </w:font>
-</w:fonts>
-</file>
-
-<file path=word\footer1.xml><?xml version="1.0" encoding="utf-8"?>
+<file path=word/footer1.xml><?xml version="1.0" encoding="utf-8"?>
 <w:ftr xmlns:w="http://schemas.openxmlformats.org/wordprocessingml/2006/main">
   <w:p>
     <w:pPr>
@@ -10217,60 +11266,7 @@
 </w:ftr>
 </file>
 
-<file path=word\settings.xml><?xml version="1.0" encoding="utf-8"?>
-<w:settings xmlns:mc="http://schemas.openxmlformats.org/markup-compatibility/2006" xmlns:o="urn:schemas-microsoft-com:office:office" xmlns:r="http://schemas.openxmlformats.org/officeDocument/2006/relationships" xmlns:m="http://schemas.openxmlformats.org/officeDocument/2006/math" xmlns:v="urn:schemas-microsoft-com:vml" xmlns:w10="urn:schemas-microsoft-com:office:word" xmlns:w="http://schemas.openxmlformats.org/wordprocessingml/2006/main" xmlns:w14="http://schemas.microsoft.com/office/word/2010/wordml" xmlns:sl="http://schemas.openxmlformats.org/schemaLibrary/2006/main" mc:Ignorable="w14">
-  <w:zoom w:percent="80"/>
-  <w:embedSystemFonts/>
-  <w:bordersDoNotSurroundHeader w:val="0"/>
-  <w:bordersDoNotSurroundFooter w:val="0"/>
-  <w:documentProtection w:enforcement="0"/>
-  <w:defaultTabStop w:val="420"/>
-  <w:drawingGridVerticalSpacing w:val="156"/>
-  <w:displayHorizontalDrawingGridEvery w:val="1"/>
-  <w:displayVerticalDrawingGridEvery w:val="1"/>
-  <w:noPunctuationKerning w:val="1"/>
-  <w:characterSpacingControl w:val="compressPunctuation"/>
-  <w:compat>
-    <w:spaceForUL/>
-    <w:balanceSingleByteDoubleByteWidth/>
-    <w:doNotLeaveBackslashAlone/>
-    <w:ulTrailSpace/>
-    <w:doNotExpandShiftReturn/>
-    <w:adjustLineHeightInTable/>
-    <w:doNotWrapTextWithPunct/>
-    <w:doNotUseEastAsianBreakRules/>
-    <w:useFELayout/>
-    <w:doNotUseIndentAsNumberingTabStop/>
-    <w:useAltKinsokuLineBreakRules/>
-    <w:compatSetting w:name="compatibilityMode" w:uri="http://schemas.microsoft.com/office/word" w:val="14"/>
-    <w:compatSetting w:name="overrideTableStyleFontSizeAndJustification" w:uri="http://schemas.microsoft.com/office/word" w:val="1"/>
-    <w:compatSetting w:name="enableOpenTypeFeatures" w:uri="http://schemas.microsoft.com/office/word" w:val="1"/>
-    <w:compatSetting w:name="doNotFlipMirrorIndents" w:uri="http://schemas.microsoft.com/office/word" w:val="1"/>
-  </w:compat>
-  <w:rsids>
-    <w:rsidRoot w:val="00000000"/>
-    <w:rsid w:val="3E872AA8"/>
-  </w:rsids>
-  <m:mathPr>
-    <m:mathFont m:val="Cambria Math"/>
-    <m:brkBin m:val="before"/>
-    <m:brkBinSub m:val="--"/>
-    <m:smallFrac m:val="0"/>
-    <m:dispDef/>
-    <m:lMargin m:val="0"/>
-    <m:rMargin m:val="0"/>
-    <m:defJc m:val="centerGroup"/>
-    <m:wrapIndent m:val="1440"/>
-    <m:intLim m:val="subSup"/>
-    <m:naryLim m:val="undOvr"/>
-  </m:mathPr>
-  <w:themeFontLang w:val="en-US" w:eastAsia="zh-CN"/>
-  <w:clrSchemeMapping w:bg1="light1" w:t1="dark1" w:bg2="light2" w:t2="dark2" w:accent1="accent1" w:accent2="accent2" w:accent3="accent3" w:accent4="accent4" w:accent5="accent5" w:accent6="accent6" w:hyperlink="hyperlink" w:followedHyperlink="followedHyperlink"/>
-  <w:doNotIncludeSubdocsInStats/>
-</w:settings>
-</file>
-
-<file path=word\styles.xml><?xml version="1.0" encoding="utf-8"?>
+<file path=word/styles.xml><?xml version="1.0" encoding="utf-8"?>
 <w:styles xmlns:mc="http://schemas.openxmlformats.org/markup-compatibility/2006" xmlns:o="urn:schemas-microsoft-com:office:office" xmlns:r="http://schemas.openxmlformats.org/officeDocument/2006/relationships" xmlns:m="http://schemas.openxmlformats.org/officeDocument/2006/math" xmlns:v="urn:schemas-microsoft-com:vml" xmlns:w="http://schemas.openxmlformats.org/wordprocessingml/2006/main" xmlns:w14="http://schemas.microsoft.com/office/word/2010/wordml" xmlns:w10="urn:schemas-microsoft-com:office:word" xmlns:sl="http://schemas.openxmlformats.org/schemaLibrary/2006/main" mc:Ignorable="w14">
   <w:docDefaults>
     <w:rPrDefault>
@@ -10599,7 +11595,327 @@
 </w:styles>
 </file>
 
-<file path=word\theme\theme1.xml><?xml version="1.0" encoding="utf-8"?>
+<file path=word/activeX/activeX1.xml><?xml version="1.0" encoding="utf-8"?>
+<ax:ocx xmlns:ax="http://schemas.microsoft.com/office/2006/activeX" xmlns:r="http://schemas.openxmlformats.org/officeDocument/2006/relationships" ax:classid="{5512D118-5CC6-11CF-8D67-00AA00BDCE1D}" r:id="rId1" ax:persistence="persistStorage"/>
+</file>
+
+<file path=word/activeX/activeX10.xml><?xml version="1.0" encoding="utf-8"?>
+<ax:ocx xmlns:ax="http://schemas.microsoft.com/office/2006/activeX" xmlns:r="http://schemas.openxmlformats.org/officeDocument/2006/relationships" ax:classid="{5512D118-5CC6-11CF-8D67-00AA00BDCE1D}" r:id="rId1" ax:persistence="persistStorage"/>
+</file>
+
+<file path=word/activeX/activeX11.xml><?xml version="1.0" encoding="utf-8"?>
+<ax:ocx xmlns:ax="http://schemas.microsoft.com/office/2006/activeX" xmlns:r="http://schemas.openxmlformats.org/officeDocument/2006/relationships" ax:classid="{5512D118-5CC6-11CF-8D67-00AA00BDCE1D}" r:id="rId1" ax:persistence="persistStorage"/>
+</file>
+
+<file path=word/activeX/activeX12.xml><?xml version="1.0" encoding="utf-8"?>
+<ax:ocx xmlns:ax="http://schemas.microsoft.com/office/2006/activeX" xmlns:r="http://schemas.openxmlformats.org/officeDocument/2006/relationships" ax:classid="{5512D118-5CC6-11CF-8D67-00AA00BDCE1D}" r:id="rId1" ax:persistence="persistStorage"/>
+</file>
+
+<file path=word/activeX/activeX13.xml><?xml version="1.0" encoding="utf-8"?>
+<ax:ocx xmlns:ax="http://schemas.microsoft.com/office/2006/activeX" xmlns:r="http://schemas.openxmlformats.org/officeDocument/2006/relationships" ax:classid="{5512D118-5CC6-11CF-8D67-00AA00BDCE1D}" r:id="rId1" ax:persistence="persistStorage"/>
+</file>
+
+<file path=word/activeX/activeX14.xml><?xml version="1.0" encoding="utf-8"?>
+<ax:ocx xmlns:ax="http://schemas.microsoft.com/office/2006/activeX" xmlns:r="http://schemas.openxmlformats.org/officeDocument/2006/relationships" ax:classid="{5512D118-5CC6-11CF-8D67-00AA00BDCE1D}" r:id="rId1" ax:persistence="persistStorage"/>
+</file>
+
+<file path=word/activeX/activeX15.xml><?xml version="1.0" encoding="utf-8"?>
+<ax:ocx xmlns:ax="http://schemas.microsoft.com/office/2006/activeX" xmlns:r="http://schemas.openxmlformats.org/officeDocument/2006/relationships" ax:classid="{5512D118-5CC6-11CF-8D67-00AA00BDCE1D}" r:id="rId1" ax:persistence="persistStorage"/>
+</file>
+
+<file path=word/activeX/activeX16.xml><?xml version="1.0" encoding="utf-8"?>
+<ax:ocx xmlns:ax="http://schemas.microsoft.com/office/2006/activeX" xmlns:r="http://schemas.openxmlformats.org/officeDocument/2006/relationships" ax:classid="{5512D118-5CC6-11CF-8D67-00AA00BDCE1D}" r:id="rId1" ax:persistence="persistStorage"/>
+</file>
+
+<file path=word/activeX/activeX17.xml><?xml version="1.0" encoding="utf-8"?>
+<ax:ocx xmlns:ax="http://schemas.microsoft.com/office/2006/activeX" xmlns:r="http://schemas.openxmlformats.org/officeDocument/2006/relationships" ax:classid="{5512D118-5CC6-11CF-8D67-00AA00BDCE1D}" r:id="rId1" ax:persistence="persistStorage"/>
+</file>
+
+<file path=word/activeX/activeX18.xml><?xml version="1.0" encoding="utf-8"?>
+<ax:ocx xmlns:ax="http://schemas.microsoft.com/office/2006/activeX" xmlns:r="http://schemas.openxmlformats.org/officeDocument/2006/relationships" ax:classid="{5512D118-5CC6-11CF-8D67-00AA00BDCE1D}" r:id="rId1" ax:persistence="persistStorage"/>
+</file>
+
+<file path=word/activeX/activeX19.xml><?xml version="1.0" encoding="utf-8"?>
+<ax:ocx xmlns:ax="http://schemas.microsoft.com/office/2006/activeX" xmlns:r="http://schemas.openxmlformats.org/officeDocument/2006/relationships" ax:classid="{5512D118-5CC6-11CF-8D67-00AA00BDCE1D}" r:id="rId1" ax:persistence="persistStorage"/>
+</file>
+
+<file path=word/activeX/activeX2.xml><?xml version="1.0" encoding="utf-8"?>
+<ax:ocx xmlns:ax="http://schemas.microsoft.com/office/2006/activeX" xmlns:r="http://schemas.openxmlformats.org/officeDocument/2006/relationships" ax:classid="{5512D118-5CC6-11CF-8D67-00AA00BDCE1D}" r:id="rId1" ax:persistence="persistStorage"/>
+</file>
+
+<file path=word/activeX/activeX20.xml><?xml version="1.0" encoding="utf-8"?>
+<ax:ocx xmlns:ax="http://schemas.microsoft.com/office/2006/activeX" xmlns:r="http://schemas.openxmlformats.org/officeDocument/2006/relationships" ax:classid="{5512D118-5CC6-11CF-8D67-00AA00BDCE1D}" r:id="rId1" ax:persistence="persistStorage"/>
+</file>
+
+<file path=word/activeX/activeX21.xml><?xml version="1.0" encoding="utf-8"?>
+<ax:ocx xmlns:ax="http://schemas.microsoft.com/office/2006/activeX" xmlns:r="http://schemas.openxmlformats.org/officeDocument/2006/relationships" ax:classid="{5512D118-5CC6-11CF-8D67-00AA00BDCE1D}" r:id="rId1" ax:persistence="persistStorage"/>
+</file>
+
+<file path=word/activeX/activeX22.xml><?xml version="1.0" encoding="utf-8"?>
+<ax:ocx xmlns:ax="http://schemas.microsoft.com/office/2006/activeX" xmlns:r="http://schemas.openxmlformats.org/officeDocument/2006/relationships" ax:classid="{5512D118-5CC6-11CF-8D67-00AA00BDCE1D}" r:id="rId1" ax:persistence="persistStorage"/>
+</file>
+
+<file path=word/activeX/activeX23.xml><?xml version="1.0" encoding="utf-8"?>
+<ax:ocx xmlns:ax="http://schemas.microsoft.com/office/2006/activeX" xmlns:r="http://schemas.openxmlformats.org/officeDocument/2006/relationships" ax:classid="{5512D118-5CC6-11CF-8D67-00AA00BDCE1D}" r:id="rId1" ax:persistence="persistStorage"/>
+</file>
+
+<file path=word/activeX/activeX24.xml><?xml version="1.0" encoding="utf-8"?>
+<ax:ocx xmlns:ax="http://schemas.microsoft.com/office/2006/activeX" xmlns:r="http://schemas.openxmlformats.org/officeDocument/2006/relationships" ax:classid="{5512D118-5CC6-11CF-8D67-00AA00BDCE1D}" r:id="rId1" ax:persistence="persistStorage"/>
+</file>
+
+<file path=word/activeX/activeX25.xml><?xml version="1.0" encoding="utf-8"?>
+<ax:ocx xmlns:ax="http://schemas.microsoft.com/office/2006/activeX" xmlns:r="http://schemas.openxmlformats.org/officeDocument/2006/relationships" ax:classid="{5512D118-5CC6-11CF-8D67-00AA00BDCE1D}" r:id="rId1" ax:persistence="persistStorage"/>
+</file>
+
+<file path=word/activeX/activeX26.xml><?xml version="1.0" encoding="utf-8"?>
+<ax:ocx xmlns:ax="http://schemas.microsoft.com/office/2006/activeX" xmlns:r="http://schemas.openxmlformats.org/officeDocument/2006/relationships" ax:classid="{5512D118-5CC6-11CF-8D67-00AA00BDCE1D}" r:id="rId1" ax:persistence="persistStorage"/>
+</file>
+
+<file path=word/activeX/activeX27.xml><?xml version="1.0" encoding="utf-8"?>
+<ax:ocx xmlns:ax="http://schemas.microsoft.com/office/2006/activeX" xmlns:r="http://schemas.openxmlformats.org/officeDocument/2006/relationships" ax:classid="{5512D118-5CC6-11CF-8D67-00AA00BDCE1D}" r:id="rId1" ax:persistence="persistStorage"/>
+</file>
+
+<file path=word/activeX/activeX28.xml><?xml version="1.0" encoding="utf-8"?>
+<ax:ocx xmlns:ax="http://schemas.microsoft.com/office/2006/activeX" xmlns:r="http://schemas.openxmlformats.org/officeDocument/2006/relationships" ax:classid="{5512D118-5CC6-11CF-8D67-00AA00BDCE1D}" r:id="rId1" ax:persistence="persistStorage"/>
+</file>
+
+<file path=word/activeX/activeX29.xml><?xml version="1.0" encoding="utf-8"?>
+<ax:ocx xmlns:ax="http://schemas.microsoft.com/office/2006/activeX" xmlns:r="http://schemas.openxmlformats.org/officeDocument/2006/relationships" ax:classid="{5512D118-5CC6-11CF-8D67-00AA00BDCE1D}" r:id="rId1" ax:persistence="persistStorage"/>
+</file>
+
+<file path=word/activeX/activeX3.xml><?xml version="1.0" encoding="utf-8"?>
+<ax:ocx xmlns:ax="http://schemas.microsoft.com/office/2006/activeX" xmlns:r="http://schemas.openxmlformats.org/officeDocument/2006/relationships" ax:classid="{5512D118-5CC6-11CF-8D67-00AA00BDCE1D}" r:id="rId1" ax:persistence="persistStorage"/>
+</file>
+
+<file path=word/activeX/activeX30.xml><?xml version="1.0" encoding="utf-8"?>
+<ax:ocx xmlns:ax="http://schemas.microsoft.com/office/2006/activeX" xmlns:r="http://schemas.openxmlformats.org/officeDocument/2006/relationships" ax:classid="{5512D118-5CC6-11CF-8D67-00AA00BDCE1D}" r:id="rId1" ax:persistence="persistStorage"/>
+</file>
+
+<file path=word/activeX/activeX31.xml><?xml version="1.0" encoding="utf-8"?>
+<ax:ocx xmlns:ax="http://schemas.microsoft.com/office/2006/activeX" xmlns:r="http://schemas.openxmlformats.org/officeDocument/2006/relationships" ax:classid="{5512D118-5CC6-11CF-8D67-00AA00BDCE1D}" r:id="rId1" ax:persistence="persistStorage"/>
+</file>
+
+<file path=word/activeX/activeX32.xml><?xml version="1.0" encoding="utf-8"?>
+<ax:ocx xmlns:ax="http://schemas.microsoft.com/office/2006/activeX" xmlns:r="http://schemas.openxmlformats.org/officeDocument/2006/relationships" ax:classid="{5512D118-5CC6-11CF-8D67-00AA00BDCE1D}" r:id="rId1" ax:persistence="persistStorage"/>
+</file>
+
+<file path=word/activeX/activeX33.xml><?xml version="1.0" encoding="utf-8"?>
+<ax:ocx xmlns:ax="http://schemas.microsoft.com/office/2006/activeX" xmlns:r="http://schemas.openxmlformats.org/officeDocument/2006/relationships" ax:classid="{5512D118-5CC6-11CF-8D67-00AA00BDCE1D}" r:id="rId1" ax:persistence="persistStorage"/>
+</file>
+
+<file path=word/activeX/activeX34.xml><?xml version="1.0" encoding="utf-8"?>
+<ax:ocx xmlns:ax="http://schemas.microsoft.com/office/2006/activeX" xmlns:r="http://schemas.openxmlformats.org/officeDocument/2006/relationships" ax:classid="{5512D118-5CC6-11CF-8D67-00AA00BDCE1D}" r:id="rId1" ax:persistence="persistStorage"/>
+</file>
+
+<file path=word/activeX/activeX35.xml><?xml version="1.0" encoding="utf-8"?>
+<ax:ocx xmlns:ax="http://schemas.microsoft.com/office/2006/activeX" xmlns:r="http://schemas.openxmlformats.org/officeDocument/2006/relationships" ax:classid="{5512D118-5CC6-11CF-8D67-00AA00BDCE1D}" r:id="rId1" ax:persistence="persistStorage"/>
+</file>
+
+<file path=word/activeX/activeX36.xml><?xml version="1.0" encoding="utf-8"?>
+<ax:ocx xmlns:ax="http://schemas.microsoft.com/office/2006/activeX" xmlns:r="http://schemas.openxmlformats.org/officeDocument/2006/relationships" ax:classid="{5512D118-5CC6-11CF-8D67-00AA00BDCE1D}" r:id="rId1" ax:persistence="persistStorage"/>
+</file>
+
+<file path=word/activeX/activeX37.xml><?xml version="1.0" encoding="utf-8"?>
+<ax:ocx xmlns:ax="http://schemas.microsoft.com/office/2006/activeX" xmlns:r="http://schemas.openxmlformats.org/officeDocument/2006/relationships" ax:classid="{5512D118-5CC6-11CF-8D67-00AA00BDCE1D}" r:id="rId1" ax:persistence="persistStorage"/>
+</file>
+
+<file path=word/activeX/activeX38.xml><?xml version="1.0" encoding="utf-8"?>
+<ax:ocx xmlns:ax="http://schemas.microsoft.com/office/2006/activeX" xmlns:r="http://schemas.openxmlformats.org/officeDocument/2006/relationships" ax:classid="{5512D118-5CC6-11CF-8D67-00AA00BDCE1D}" r:id="rId1" ax:persistence="persistStorage"/>
+</file>
+
+<file path=word/activeX/activeX39.xml><?xml version="1.0" encoding="utf-8"?>
+<ax:ocx xmlns:ax="http://schemas.microsoft.com/office/2006/activeX" xmlns:r="http://schemas.openxmlformats.org/officeDocument/2006/relationships" ax:classid="{5512D118-5CC6-11CF-8D67-00AA00BDCE1D}" r:id="rId1" ax:persistence="persistStorage"/>
+</file>
+
+<file path=word/activeX/activeX4.xml><?xml version="1.0" encoding="utf-8"?>
+<ax:ocx xmlns:ax="http://schemas.microsoft.com/office/2006/activeX" xmlns:r="http://schemas.openxmlformats.org/officeDocument/2006/relationships" ax:classid="{5512D118-5CC6-11CF-8D67-00AA00BDCE1D}" r:id="rId1" ax:persistence="persistStorage"/>
+</file>
+
+<file path=word/activeX/activeX40.xml><?xml version="1.0" encoding="utf-8"?>
+<ax:ocx xmlns:ax="http://schemas.microsoft.com/office/2006/activeX" xmlns:r="http://schemas.openxmlformats.org/officeDocument/2006/relationships" ax:classid="{5512D118-5CC6-11CF-8D67-00AA00BDCE1D}" r:id="rId1" ax:persistence="persistStorage"/>
+</file>
+
+<file path=word/activeX/activeX41.xml><?xml version="1.0" encoding="utf-8"?>
+<ax:ocx xmlns:ax="http://schemas.microsoft.com/office/2006/activeX" xmlns:r="http://schemas.openxmlformats.org/officeDocument/2006/relationships" ax:classid="{5512D118-5CC6-11CF-8D67-00AA00BDCE1D}" r:id="rId1" ax:persistence="persistStorage"/>
+</file>
+
+<file path=word/activeX/activeX42.xml><?xml version="1.0" encoding="utf-8"?>
+<ax:ocx xmlns:ax="http://schemas.microsoft.com/office/2006/activeX" xmlns:r="http://schemas.openxmlformats.org/officeDocument/2006/relationships" ax:classid="{5512D118-5CC6-11CF-8D67-00AA00BDCE1D}" r:id="rId1" ax:persistence="persistStorage"/>
+</file>
+
+<file path=word/activeX/activeX43.xml><?xml version="1.0" encoding="utf-8"?>
+<ax:ocx xmlns:ax="http://schemas.microsoft.com/office/2006/activeX" xmlns:r="http://schemas.openxmlformats.org/officeDocument/2006/relationships" ax:classid="{5512D118-5CC6-11CF-8D67-00AA00BDCE1D}" r:id="rId1" ax:persistence="persistStorage"/>
+</file>
+
+<file path=word/activeX/activeX44.xml><?xml version="1.0" encoding="utf-8"?>
+<ax:ocx xmlns:ax="http://schemas.microsoft.com/office/2006/activeX" xmlns:r="http://schemas.openxmlformats.org/officeDocument/2006/relationships" ax:classid="{5512D118-5CC6-11CF-8D67-00AA00BDCE1D}" r:id="rId1" ax:persistence="persistStorage"/>
+</file>
+
+<file path=word/activeX/activeX45.xml><?xml version="1.0" encoding="utf-8"?>
+<ax:ocx xmlns:ax="http://schemas.microsoft.com/office/2006/activeX" xmlns:r="http://schemas.openxmlformats.org/officeDocument/2006/relationships" ax:classid="{5512D118-5CC6-11CF-8D67-00AA00BDCE1D}" r:id="rId1" ax:persistence="persistStorage"/>
+</file>
+
+<file path=word/activeX/activeX46.xml><?xml version="1.0" encoding="utf-8"?>
+<ax:ocx xmlns:ax="http://schemas.microsoft.com/office/2006/activeX" xmlns:r="http://schemas.openxmlformats.org/officeDocument/2006/relationships" ax:classid="{5512D118-5CC6-11CF-8D67-00AA00BDCE1D}" r:id="rId1" ax:persistence="persistStorage"/>
+</file>
+
+<file path=word/activeX/activeX47.xml><?xml version="1.0" encoding="utf-8"?>
+<ax:ocx xmlns:ax="http://schemas.microsoft.com/office/2006/activeX" xmlns:r="http://schemas.openxmlformats.org/officeDocument/2006/relationships" ax:classid="{5512D118-5CC6-11CF-8D67-00AA00BDCE1D}" r:id="rId1" ax:persistence="persistStorage"/>
+</file>
+
+<file path=word/activeX/activeX48.xml><?xml version="1.0" encoding="utf-8"?>
+<ax:ocx xmlns:ax="http://schemas.microsoft.com/office/2006/activeX" xmlns:r="http://schemas.openxmlformats.org/officeDocument/2006/relationships" ax:classid="{5512D118-5CC6-11CF-8D67-00AA00BDCE1D}" r:id="rId1" ax:persistence="persistStorage"/>
+</file>
+
+<file path=word/activeX/activeX49.xml><?xml version="1.0" encoding="utf-8"?>
+<ax:ocx xmlns:ax="http://schemas.microsoft.com/office/2006/activeX" xmlns:r="http://schemas.openxmlformats.org/officeDocument/2006/relationships" ax:classid="{5512D118-5CC6-11CF-8D67-00AA00BDCE1D}" r:id="rId1" ax:persistence="persistStorage"/>
+</file>
+
+<file path=word/activeX/activeX5.xml><?xml version="1.0" encoding="utf-8"?>
+<ax:ocx xmlns:ax="http://schemas.microsoft.com/office/2006/activeX" xmlns:r="http://schemas.openxmlformats.org/officeDocument/2006/relationships" ax:classid="{5512D118-5CC6-11CF-8D67-00AA00BDCE1D}" r:id="rId1" ax:persistence="persistStorage"/>
+</file>
+
+<file path=word/activeX/activeX50.xml><?xml version="1.0" encoding="utf-8"?>
+<ax:ocx xmlns:ax="http://schemas.microsoft.com/office/2006/activeX" xmlns:r="http://schemas.openxmlformats.org/officeDocument/2006/relationships" ax:classid="{5512D118-5CC6-11CF-8D67-00AA00BDCE1D}" r:id="rId1" ax:persistence="persistStorage"/>
+</file>
+
+<file path=word/activeX/activeX51.xml><?xml version="1.0" encoding="utf-8"?>
+<ax:ocx xmlns:ax="http://schemas.microsoft.com/office/2006/activeX" xmlns:r="http://schemas.openxmlformats.org/officeDocument/2006/relationships" ax:classid="{5512D118-5CC6-11CF-8D67-00AA00BDCE1D}" r:id="rId1" ax:persistence="persistStorage"/>
+</file>
+
+<file path=word/activeX/activeX52.xml><?xml version="1.0" encoding="utf-8"?>
+<ax:ocx xmlns:ax="http://schemas.microsoft.com/office/2006/activeX" xmlns:r="http://schemas.openxmlformats.org/officeDocument/2006/relationships" ax:classid="{5512D118-5CC6-11CF-8D67-00AA00BDCE1D}" r:id="rId1" ax:persistence="persistStorage"/>
+</file>
+
+<file path=word/activeX/activeX53.xml><?xml version="1.0" encoding="utf-8"?>
+<ax:ocx xmlns:ax="http://schemas.microsoft.com/office/2006/activeX" xmlns:r="http://schemas.openxmlformats.org/officeDocument/2006/relationships" ax:classid="{5512D118-5CC6-11CF-8D67-00AA00BDCE1D}" r:id="rId1" ax:persistence="persistStorage"/>
+</file>
+
+<file path=word/activeX/activeX54.xml><?xml version="1.0" encoding="utf-8"?>
+<ax:ocx xmlns:ax="http://schemas.microsoft.com/office/2006/activeX" xmlns:r="http://schemas.openxmlformats.org/officeDocument/2006/relationships" ax:classid="{5512D118-5CC6-11CF-8D67-00AA00BDCE1D}" r:id="rId1" ax:persistence="persistStorage"/>
+</file>
+
+<file path=word/activeX/activeX55.xml><?xml version="1.0" encoding="utf-8"?>
+<ax:ocx xmlns:ax="http://schemas.microsoft.com/office/2006/activeX" xmlns:r="http://schemas.openxmlformats.org/officeDocument/2006/relationships" ax:classid="{5512D118-5CC6-11CF-8D67-00AA00BDCE1D}" r:id="rId1" ax:persistence="persistStorage"/>
+</file>
+
+<file path=word/activeX/activeX56.xml><?xml version="1.0" encoding="utf-8"?>
+<ax:ocx xmlns:ax="http://schemas.microsoft.com/office/2006/activeX" xmlns:r="http://schemas.openxmlformats.org/officeDocument/2006/relationships" ax:classid="{5512D118-5CC6-11CF-8D67-00AA00BDCE1D}" r:id="rId1" ax:persistence="persistStorage"/>
+</file>
+
+<file path=word/activeX/activeX57.xml><?xml version="1.0" encoding="utf-8"?>
+<ax:ocx xmlns:ax="http://schemas.microsoft.com/office/2006/activeX" xmlns:r="http://schemas.openxmlformats.org/officeDocument/2006/relationships" ax:classid="{5512D118-5CC6-11CF-8D67-00AA00BDCE1D}" r:id="rId1" ax:persistence="persistStorage"/>
+</file>
+
+<file path=word/activeX/activeX58.xml><?xml version="1.0" encoding="utf-8"?>
+<ax:ocx xmlns:ax="http://schemas.microsoft.com/office/2006/activeX" xmlns:r="http://schemas.openxmlformats.org/officeDocument/2006/relationships" ax:classid="{5512D118-5CC6-11CF-8D67-00AA00BDCE1D}" r:id="rId1" ax:persistence="persistStorage"/>
+</file>
+
+<file path=word/activeX/activeX59.xml><?xml version="1.0" encoding="utf-8"?>
+<ax:ocx xmlns:ax="http://schemas.microsoft.com/office/2006/activeX" xmlns:r="http://schemas.openxmlformats.org/officeDocument/2006/relationships" ax:classid="{5512D118-5CC6-11CF-8D67-00AA00BDCE1D}" r:id="rId1" ax:persistence="persistStorage"/>
+</file>
+
+<file path=word/activeX/activeX6.xml><?xml version="1.0" encoding="utf-8"?>
+<ax:ocx xmlns:ax="http://schemas.microsoft.com/office/2006/activeX" xmlns:r="http://schemas.openxmlformats.org/officeDocument/2006/relationships" ax:classid="{5512D118-5CC6-11CF-8D67-00AA00BDCE1D}" r:id="rId1" ax:persistence="persistStorage"/>
+</file>
+
+<file path=word/activeX/activeX60.xml><?xml version="1.0" encoding="utf-8"?>
+<ax:ocx xmlns:ax="http://schemas.microsoft.com/office/2006/activeX" xmlns:r="http://schemas.openxmlformats.org/officeDocument/2006/relationships" ax:classid="{5512D118-5CC6-11CF-8D67-00AA00BDCE1D}" r:id="rId1" ax:persistence="persistStorage"/>
+</file>
+
+<file path=word/activeX/activeX61.xml><?xml version="1.0" encoding="utf-8"?>
+<ax:ocx xmlns:ax="http://schemas.microsoft.com/office/2006/activeX" xmlns:r="http://schemas.openxmlformats.org/officeDocument/2006/relationships" ax:classid="{5512D118-5CC6-11CF-8D67-00AA00BDCE1D}" r:id="rId1" ax:persistence="persistStorage"/>
+</file>
+
+<file path=word/activeX/activeX62.xml><?xml version="1.0" encoding="utf-8"?>
+<ax:ocx xmlns:ax="http://schemas.microsoft.com/office/2006/activeX" xmlns:r="http://schemas.openxmlformats.org/officeDocument/2006/relationships" ax:classid="{5512D118-5CC6-11CF-8D67-00AA00BDCE1D}" r:id="rId1" ax:persistence="persistStorage"/>
+</file>
+
+<file path=word/activeX/activeX63.xml><?xml version="1.0" encoding="utf-8"?>
+<ax:ocx xmlns:ax="http://schemas.microsoft.com/office/2006/activeX" xmlns:r="http://schemas.openxmlformats.org/officeDocument/2006/relationships" ax:classid="{5512D118-5CC6-11CF-8D67-00AA00BDCE1D}" r:id="rId1" ax:persistence="persistStorage"/>
+</file>
+
+<file path=word/activeX/activeX64.xml><?xml version="1.0" encoding="utf-8"?>
+<ax:ocx xmlns:ax="http://schemas.microsoft.com/office/2006/activeX" xmlns:r="http://schemas.openxmlformats.org/officeDocument/2006/relationships" ax:classid="{5512D118-5CC6-11CF-8D67-00AA00BDCE1D}" r:id="rId1" ax:persistence="persistStorage"/>
+</file>
+
+<file path=word/activeX/activeX65.xml><?xml version="1.0" encoding="utf-8"?>
+<ax:ocx xmlns:ax="http://schemas.microsoft.com/office/2006/activeX" xmlns:r="http://schemas.openxmlformats.org/officeDocument/2006/relationships" ax:classid="{5512D118-5CC6-11CF-8D67-00AA00BDCE1D}" r:id="rId1" ax:persistence="persistStorage"/>
+</file>
+
+<file path=word/activeX/activeX66.xml><?xml version="1.0" encoding="utf-8"?>
+<ax:ocx xmlns:ax="http://schemas.microsoft.com/office/2006/activeX" xmlns:r="http://schemas.openxmlformats.org/officeDocument/2006/relationships" ax:classid="{5512D118-5CC6-11CF-8D67-00AA00BDCE1D}" r:id="rId1" ax:persistence="persistStorage"/>
+</file>
+
+<file path=word/activeX/activeX67.xml><?xml version="1.0" encoding="utf-8"?>
+<ax:ocx xmlns:ax="http://schemas.microsoft.com/office/2006/activeX" xmlns:r="http://schemas.openxmlformats.org/officeDocument/2006/relationships" ax:classid="{5512D118-5CC6-11CF-8D67-00AA00BDCE1D}" r:id="rId1" ax:persistence="persistStorage"/>
+</file>
+
+<file path=word/activeX/activeX68.xml><?xml version="1.0" encoding="utf-8"?>
+<ax:ocx xmlns:ax="http://schemas.microsoft.com/office/2006/activeX" xmlns:r="http://schemas.openxmlformats.org/officeDocument/2006/relationships" ax:classid="{5512D118-5CC6-11CF-8D67-00AA00BDCE1D}" r:id="rId1" ax:persistence="persistStorage"/>
+</file>
+
+<file path=word/activeX/activeX69.xml><?xml version="1.0" encoding="utf-8"?>
+<ax:ocx xmlns:ax="http://schemas.microsoft.com/office/2006/activeX" xmlns:r="http://schemas.openxmlformats.org/officeDocument/2006/relationships" ax:classid="{5512D118-5CC6-11CF-8D67-00AA00BDCE1D}" r:id="rId1" ax:persistence="persistStorage"/>
+</file>
+
+<file path=word/activeX/activeX7.xml><?xml version="1.0" encoding="utf-8"?>
+<ax:ocx xmlns:ax="http://schemas.microsoft.com/office/2006/activeX" xmlns:r="http://schemas.openxmlformats.org/officeDocument/2006/relationships" ax:classid="{5512D118-5CC6-11CF-8D67-00AA00BDCE1D}" r:id="rId1" ax:persistence="persistStorage"/>
+</file>
+
+<file path=word/activeX/activeX70.xml><?xml version="1.0" encoding="utf-8"?>
+<ax:ocx xmlns:ax="http://schemas.microsoft.com/office/2006/activeX" xmlns:r="http://schemas.openxmlformats.org/officeDocument/2006/relationships" ax:classid="{5512D118-5CC6-11CF-8D67-00AA00BDCE1D}" r:id="rId1" ax:persistence="persistStorage"/>
+</file>
+
+<file path=word/activeX/activeX71.xml><?xml version="1.0" encoding="utf-8"?>
+<ax:ocx xmlns:ax="http://schemas.microsoft.com/office/2006/activeX" xmlns:r="http://schemas.openxmlformats.org/officeDocument/2006/relationships" ax:classid="{5512D118-5CC6-11CF-8D67-00AA00BDCE1D}" r:id="rId1" ax:persistence="persistStorage"/>
+</file>
+
+<file path=word/activeX/activeX72.xml><?xml version="1.0" encoding="utf-8"?>
+<ax:ocx xmlns:ax="http://schemas.microsoft.com/office/2006/activeX" xmlns:r="http://schemas.openxmlformats.org/officeDocument/2006/relationships" ax:classid="{5512D118-5CC6-11CF-8D67-00AA00BDCE1D}" r:id="rId1" ax:persistence="persistStorage"/>
+</file>
+
+<file path=word/activeX/activeX73.xml><?xml version="1.0" encoding="utf-8"?>
+<ax:ocx xmlns:ax="http://schemas.microsoft.com/office/2006/activeX" xmlns:r="http://schemas.openxmlformats.org/officeDocument/2006/relationships" ax:classid="{5512D118-5CC6-11CF-8D67-00AA00BDCE1D}" r:id="rId1" ax:persistence="persistStorage"/>
+</file>
+
+<file path=word/activeX/activeX74.xml><?xml version="1.0" encoding="utf-8"?>
+<ax:ocx xmlns:ax="http://schemas.microsoft.com/office/2006/activeX" xmlns:r="http://schemas.openxmlformats.org/officeDocument/2006/relationships" ax:classid="{5512D118-5CC6-11CF-8D67-00AA00BDCE1D}" r:id="rId1" ax:persistence="persistStorage"/>
+</file>
+
+<file path=word/activeX/activeX75.xml><?xml version="1.0" encoding="utf-8"?>
+<ax:ocx xmlns:ax="http://schemas.microsoft.com/office/2006/activeX" xmlns:r="http://schemas.openxmlformats.org/officeDocument/2006/relationships" ax:classid="{5512D118-5CC6-11CF-8D67-00AA00BDCE1D}" r:id="rId1" ax:persistence="persistStorage"/>
+</file>
+
+<file path=word/activeX/activeX76.xml><?xml version="1.0" encoding="utf-8"?>
+<ax:ocx xmlns:ax="http://schemas.microsoft.com/office/2006/activeX" xmlns:r="http://schemas.openxmlformats.org/officeDocument/2006/relationships" ax:classid="{5512D118-5CC6-11CF-8D67-00AA00BDCE1D}" r:id="rId1" ax:persistence="persistStorage"/>
+</file>
+
+<file path=word/activeX/activeX77.xml><?xml version="1.0" encoding="utf-8"?>
+<ax:ocx xmlns:ax="http://schemas.microsoft.com/office/2006/activeX" xmlns:r="http://schemas.openxmlformats.org/officeDocument/2006/relationships" ax:classid="{5512D118-5CC6-11CF-8D67-00AA00BDCE1D}" r:id="rId1" ax:persistence="persistStorage"/>
+</file>
+
+<file path=word/activeX/activeX78.xml><?xml version="1.0" encoding="utf-8"?>
+<ax:ocx xmlns:ax="http://schemas.microsoft.com/office/2006/activeX" xmlns:r="http://schemas.openxmlformats.org/officeDocument/2006/relationships" ax:classid="{5512D118-5CC6-11CF-8D67-00AA00BDCE1D}" r:id="rId1" ax:persistence="persistStorage"/>
+</file>
+
+<file path=word/activeX/activeX79.xml><?xml version="1.0" encoding="utf-8"?>
+<ax:ocx xmlns:ax="http://schemas.microsoft.com/office/2006/activeX" xmlns:r="http://schemas.openxmlformats.org/officeDocument/2006/relationships" ax:classid="{5512D118-5CC6-11CF-8D67-00AA00BDCE1D}" r:id="rId1" ax:persistence="persistStorage"/>
+</file>
+
+<file path=word/activeX/activeX8.xml><?xml version="1.0" encoding="utf-8"?>
+<ax:ocx xmlns:ax="http://schemas.microsoft.com/office/2006/activeX" xmlns:r="http://schemas.openxmlformats.org/officeDocument/2006/relationships" ax:classid="{5512D118-5CC6-11CF-8D67-00AA00BDCE1D}" r:id="rId1" ax:persistence="persistStorage"/>
+</file>
+
+<file path=word/activeX/activeX80.xml><?xml version="1.0" encoding="utf-8"?>
+<ax:ocx xmlns:ax="http://schemas.microsoft.com/office/2006/activeX" xmlns:r="http://schemas.openxmlformats.org/officeDocument/2006/relationships" ax:classid="{5512D118-5CC6-11CF-8D67-00AA00BDCE1D}" r:id="rId1" ax:persistence="persistStorage"/>
+</file>
+
+<file path=word/activeX/activeX9.xml><?xml version="1.0" encoding="utf-8"?>
+<ax:ocx xmlns:ax="http://schemas.microsoft.com/office/2006/activeX" xmlns:r="http://schemas.openxmlformats.org/officeDocument/2006/relationships" ax:classid="{5512D118-5CC6-11CF-8D67-00AA00BDCE1D}" r:id="rId1" ax:persistence="persistStorage"/>
+</file>
+
+<file path=word/theme/theme1.xml><?xml version="1.0" encoding="utf-8"?>
 <a:theme xmlns:a="http://schemas.openxmlformats.org/drawingml/2006/main" name="Office 主题">
   <a:themeElements>
     <a:clrScheme name="Office">
@@ -10852,4 +12168,20 @@
   </a:themeElements>
   <a:objectDefaults/>
 </a:theme>
+</file>
+
+<file path=customXml/item1.xml><?xml version="1.0" encoding="utf-8"?>
+<s:customData xmlns="http://www.wps.cn/officeDocument/2013/wpsCustomData" xmlns:s="http://www.wps.cn/officeDocument/2013/wpsCustomData">
+  <customSectProps>
+    <customSectPr/>
+  </customSectProps>
+</s:customData>
+</file>
+
+<file path=customXml/itemProps1.xml><?xml version="1.0" encoding="utf-8"?>
+<ds:datastoreItem xmlns:ds="http://schemas.openxmlformats.org/officeDocument/2006/customXml" ds:itemID="{B1977F7D-205B-4081-913C-38D41E755F92}">
+  <ds:schemaRefs>
+    <ds:schemaRef ds:uri="http://www.wps.cn/officeDocument/2013/wpsCustomData"/>
+  </ds:schemaRefs>
+</ds:datastoreItem>
 </file>